--- a/public/reports/complete_financial_dossier_2023_2026.docx
+++ b/public/reports/complete_financial_dossier_2023_2026.docx
@@ -4,7 +4,7 @@
   <w:body>
     <w:p>
       <w:pPr>
-        <w:spacing w:after="40" w:line="276" w:lineRule="auto"/>
+        <w:spacing w:after="20" w:line="276" w:lineRule="auto"/>
         <w:jc w:val="center"/>
         <w:bidi w:val="1"/>
       </w:pPr>
@@ -13,14 +13,14 @@
           <w:rFonts w:ascii="Amiri" w:hAnsi="Amiri" w:cs="Amiri" w:eastAsia="Amiri"/>
           <w:b/>
           <w:color w:val="294B62"/>
-          <w:sz w:val="26"/>
+          <w:sz w:val="22"/>
         </w:rPr>
         <w:t>شركة العراف لتأجير السيارات (ذ.م.م) — السجل التجاري: 146832</w:t>
       </w:r>
     </w:p>
     <w:p>
       <w:pPr>
-        <w:spacing w:after="40" w:line="276" w:lineRule="auto"/>
+        <w:spacing w:after="20" w:line="276" w:lineRule="auto"/>
         <w:jc w:val="center"/>
         <w:bidi w:val="1"/>
       </w:pPr>
@@ -28,14 +28,15 @@
         <w:rPr>
           <w:rFonts w:ascii="Amiri" w:hAnsi="Amiri" w:cs="Amiri" w:eastAsia="Amiri"/>
           <w:b/>
-          <w:sz w:val="32"/>
+          <w:color w:val="173247"/>
+          <w:sz w:val="28"/>
         </w:rPr>
         <w:t>الملف المالي المتكامل والقوائم المالية المقارنة لجميع السنوات (2023 — 2026)</w:t>
       </w:r>
     </w:p>
     <w:p>
       <w:pPr>
-        <w:spacing w:after="200" w:line="276" w:lineRule="auto"/>
+        <w:spacing w:after="80" w:line="276" w:lineRule="auto"/>
         <w:jc w:val="center"/>
         <w:bidi w:val="1"/>
       </w:pPr>
@@ -44,14 +45,14 @@
           <w:rFonts w:ascii="Amiri" w:hAnsi="Amiri" w:cs="Amiri" w:eastAsia="Amiri"/>
           <w:b w:val="0"/>
           <w:color w:val="646464"/>
-          <w:sz w:val="22"/>
+          <w:sz w:val="19"/>
         </w:rPr>
         <w:t>معتمدة رسمياً ومقفلة بحزمة الاعتماد رقم 4329bfef-ab4f-4b86-a1b8-6315f762e0e1 — لغرض التصفية القضائية وإشهار الإفلاس</w:t>
       </w:r>
     </w:p>
     <w:p>
       <w:pPr>
-        <w:spacing w:after="120" w:line="276" w:lineRule="auto" w:before="240"/>
+        <w:spacing w:after="80" w:line="276" w:lineRule="auto" w:before="160"/>
         <w:jc w:val="right"/>
         <w:keepNext/>
         <w:bidi w:val="1"/>
@@ -61,7 +62,7 @@
           <w:rFonts w:ascii="Amiri" w:hAnsi="Amiri" w:cs="Amiri" w:eastAsia="Amiri"/>
           <w:b/>
           <w:color w:val="294B62"/>
-          <w:sz w:val="30"/>
+          <w:sz w:val="27"/>
         </w:rPr>
         <w:t>1. الميزانية العمومية المقارنة لجميع السنوات (قائمة المركز المالي كما في 31 ديسمبر 2023 و2024 و2025 و30 سبتمبر 2026)</w:t>
       </w:r>
@@ -72,30 +73,42 @@
         <w:jc w:val="center"/>
         <w:tblLook w:firstColumn="1" w:firstRow="1" w:lastColumn="0" w:lastRow="0" w:noHBand="0" w:noVBand="1" w:val="04A0"/>
         <w:bidiVisual/>
+        <w:tblBorders>
+          <w:top w:val="single" w:sz="4" w:space="0" w:color="D7E1E8"/>
+          <w:bottom w:val="single" w:sz="6" w:space="0" w:color="294B62"/>
+          <w:left w:val="none"/>
+          <w:right w:val="none"/>
+          <w:insideH w:val="single" w:sz="4" w:space="0" w:color="D7E1E8"/>
+          <w:insideV w:val="none"/>
+        </w:tblBorders>
       </w:tblPr>
       <w:tblGrid>
-        <w:gridCol w:w="3028"/>
-        <w:gridCol w:w="3028"/>
-        <w:gridCol w:w="3028"/>
-        <w:gridCol w:w="3028"/>
-        <w:gridCol w:w="3028"/>
+        <w:gridCol w:w="3050"/>
+        <w:gridCol w:w="3050"/>
+        <w:gridCol w:w="3050"/>
+        <w:gridCol w:w="3050"/>
+        <w:gridCol w:w="3050"/>
       </w:tblGrid>
       <w:tr>
+        <w:trPr>
+          <w:cantSplit/>
+          <w:tblHeader/>
+        </w:trPr>
         <w:tc>
           <w:tcPr>
-            <w:tcW w:type="dxa" w:w="3028"/>
+            <w:tcW w:type="dxa" w:w="3050"/>
             <w:shd w:fill="294B62"/>
             <w:tcMar>
-              <w:top w:w="60" w:type="dxa"/>
-              <w:bottom w:w="60" w:type="dxa"/>
-              <w:left w:w="140" w:type="dxa"/>
-              <w:right w:w="140" w:type="dxa"/>
+              <w:top w:w="25" w:type="dxa"/>
+              <w:bottom w:w="25" w:type="dxa"/>
+              <w:left w:w="80" w:type="dxa"/>
+              <w:right w:w="80" w:type="dxa"/>
             </w:tcMar>
             <w:vAlign w:val="center"/>
           </w:tcPr>
           <w:p>
             <w:pPr>
-              <w:spacing w:after="20" w:line="276" w:lineRule="auto"/>
+              <w:spacing w:after="0" w:line="276" w:lineRule="auto"/>
               <w:jc w:val="right"/>
               <w:bidi w:val="1"/>
             </w:pPr>
@@ -104,7 +117,7 @@
                 <w:rFonts w:ascii="Amiri" w:hAnsi="Amiri" w:cs="Amiri" w:eastAsia="Amiri"/>
                 <w:b/>
                 <w:color w:val="FFFFFF"/>
-                <w:sz w:val="21"/>
+                <w:sz w:val="19"/>
               </w:rPr>
               <w:t>بيان البند المالي</w:t>
             </w:r>
@@ -112,19 +125,19 @@
         </w:tc>
         <w:tc>
           <w:tcPr>
-            <w:tcW w:type="dxa" w:w="3028"/>
+            <w:tcW w:type="dxa" w:w="3050"/>
             <w:shd w:fill="294B62"/>
             <w:tcMar>
-              <w:top w:w="60" w:type="dxa"/>
-              <w:bottom w:w="60" w:type="dxa"/>
-              <w:left w:w="140" w:type="dxa"/>
-              <w:right w:w="140" w:type="dxa"/>
+              <w:top w:w="25" w:type="dxa"/>
+              <w:bottom w:w="25" w:type="dxa"/>
+              <w:left w:w="80" w:type="dxa"/>
+              <w:right w:w="80" w:type="dxa"/>
             </w:tcMar>
             <w:vAlign w:val="center"/>
           </w:tcPr>
           <w:p>
             <w:pPr>
-              <w:spacing w:after="20" w:line="276" w:lineRule="auto"/>
+              <w:spacing w:after="0" w:line="276" w:lineRule="auto"/>
               <w:jc w:val="center"/>
               <w:bidi w:val="1"/>
             </w:pPr>
@@ -133,7 +146,7 @@
                 <w:rFonts w:ascii="Amiri" w:hAnsi="Amiri" w:cs="Amiri" w:eastAsia="Amiri"/>
                 <w:b/>
                 <w:color w:val="FFFFFF"/>
-                <w:sz w:val="21"/>
+                <w:sz w:val="19"/>
               </w:rPr>
               <w:t>2023 (31/12)</w:t>
             </w:r>
@@ -141,19 +154,19 @@
         </w:tc>
         <w:tc>
           <w:tcPr>
-            <w:tcW w:type="dxa" w:w="3028"/>
+            <w:tcW w:type="dxa" w:w="3050"/>
             <w:shd w:fill="294B62"/>
             <w:tcMar>
-              <w:top w:w="60" w:type="dxa"/>
-              <w:bottom w:w="60" w:type="dxa"/>
-              <w:left w:w="140" w:type="dxa"/>
-              <w:right w:w="140" w:type="dxa"/>
+              <w:top w:w="25" w:type="dxa"/>
+              <w:bottom w:w="25" w:type="dxa"/>
+              <w:left w:w="80" w:type="dxa"/>
+              <w:right w:w="80" w:type="dxa"/>
             </w:tcMar>
             <w:vAlign w:val="center"/>
           </w:tcPr>
           <w:p>
             <w:pPr>
-              <w:spacing w:after="20" w:line="276" w:lineRule="auto"/>
+              <w:spacing w:after="0" w:line="276" w:lineRule="auto"/>
               <w:jc w:val="center"/>
               <w:bidi w:val="1"/>
             </w:pPr>
@@ -162,7 +175,7 @@
                 <w:rFonts w:ascii="Amiri" w:hAnsi="Amiri" w:cs="Amiri" w:eastAsia="Amiri"/>
                 <w:b/>
                 <w:color w:val="FFFFFF"/>
-                <w:sz w:val="21"/>
+                <w:sz w:val="19"/>
               </w:rPr>
               <w:t>2024 (31/12)</w:t>
             </w:r>
@@ -170,19 +183,19 @@
         </w:tc>
         <w:tc>
           <w:tcPr>
-            <w:tcW w:type="dxa" w:w="3028"/>
+            <w:tcW w:type="dxa" w:w="3050"/>
             <w:shd w:fill="294B62"/>
             <w:tcMar>
-              <w:top w:w="60" w:type="dxa"/>
-              <w:bottom w:w="60" w:type="dxa"/>
-              <w:left w:w="140" w:type="dxa"/>
-              <w:right w:w="140" w:type="dxa"/>
+              <w:top w:w="25" w:type="dxa"/>
+              <w:bottom w:w="25" w:type="dxa"/>
+              <w:left w:w="80" w:type="dxa"/>
+              <w:right w:w="80" w:type="dxa"/>
             </w:tcMar>
             <w:vAlign w:val="center"/>
           </w:tcPr>
           <w:p>
             <w:pPr>
-              <w:spacing w:after="20" w:line="276" w:lineRule="auto"/>
+              <w:spacing w:after="0" w:line="276" w:lineRule="auto"/>
               <w:jc w:val="center"/>
               <w:bidi w:val="1"/>
             </w:pPr>
@@ -191,7 +204,7 @@
                 <w:rFonts w:ascii="Amiri" w:hAnsi="Amiri" w:cs="Amiri" w:eastAsia="Amiri"/>
                 <w:b/>
                 <w:color w:val="FFFFFF"/>
-                <w:sz w:val="21"/>
+                <w:sz w:val="19"/>
               </w:rPr>
               <w:t>2025 (31/12)</w:t>
             </w:r>
@@ -199,19 +212,19 @@
         </w:tc>
         <w:tc>
           <w:tcPr>
-            <w:tcW w:type="dxa" w:w="3028"/>
+            <w:tcW w:type="dxa" w:w="3050"/>
             <w:shd w:fill="294B62"/>
             <w:tcMar>
-              <w:top w:w="60" w:type="dxa"/>
-              <w:bottom w:w="60" w:type="dxa"/>
-              <w:left w:w="140" w:type="dxa"/>
-              <w:right w:w="140" w:type="dxa"/>
+              <w:top w:w="25" w:type="dxa"/>
+              <w:bottom w:w="25" w:type="dxa"/>
+              <w:left w:w="80" w:type="dxa"/>
+              <w:right w:w="80" w:type="dxa"/>
             </w:tcMar>
             <w:vAlign w:val="center"/>
           </w:tcPr>
           <w:p>
             <w:pPr>
-              <w:spacing w:after="20" w:line="276" w:lineRule="auto"/>
+              <w:spacing w:after="0" w:line="276" w:lineRule="auto"/>
               <w:jc w:val="center"/>
               <w:bidi w:val="1"/>
             </w:pPr>
@@ -220,7 +233,7 @@
                 <w:rFonts w:ascii="Amiri" w:hAnsi="Amiri" w:cs="Amiri" w:eastAsia="Amiri"/>
                 <w:b/>
                 <w:color w:val="FFFFFF"/>
-                <w:sz w:val="21"/>
+                <w:sz w:val="19"/>
               </w:rPr>
               <w:t>2026 (30/09 الراهن)</w:t>
             </w:r>
@@ -228,21 +241,24 @@
         </w:tc>
       </w:tr>
       <w:tr>
+        <w:trPr>
+          <w:cantSplit/>
+        </w:trPr>
         <w:tc>
           <w:tcPr>
-            <w:tcW w:type="dxa" w:w="3028"/>
+            <w:tcW w:type="dxa" w:w="3050"/>
             <w:shd w:fill="F1F5F7"/>
             <w:tcMar>
-              <w:top w:w="60" w:type="dxa"/>
-              <w:bottom w:w="60" w:type="dxa"/>
-              <w:left w:w="140" w:type="dxa"/>
-              <w:right w:w="140" w:type="dxa"/>
+              <w:top w:w="25" w:type="dxa"/>
+              <w:bottom w:w="25" w:type="dxa"/>
+              <w:left w:w="80" w:type="dxa"/>
+              <w:right w:w="80" w:type="dxa"/>
             </w:tcMar>
             <w:vAlign w:val="center"/>
           </w:tcPr>
           <w:p>
             <w:pPr>
-              <w:spacing w:after="20" w:line="276" w:lineRule="auto"/>
+              <w:spacing w:after="0" w:line="276" w:lineRule="auto"/>
               <w:jc w:val="right"/>
               <w:bidi w:val="1"/>
             </w:pPr>
@@ -250,7 +266,8 @@
               <w:rPr>
                 <w:rFonts w:ascii="Amiri" w:hAnsi="Amiri" w:cs="Amiri" w:eastAsia="Amiri"/>
                 <w:b/>
-                <w:sz w:val="19"/>
+                <w:color w:val="173247"/>
+                <w:sz w:val="17"/>
               </w:rPr>
               <w:t>الأصول المتداولة:</w:t>
             </w:r>
@@ -258,19 +275,19 @@
         </w:tc>
         <w:tc>
           <w:tcPr>
-            <w:tcW w:type="dxa" w:w="3028"/>
+            <w:tcW w:type="dxa" w:w="3050"/>
             <w:shd w:fill="F1F5F7"/>
             <w:tcMar>
-              <w:top w:w="60" w:type="dxa"/>
-              <w:bottom w:w="60" w:type="dxa"/>
-              <w:left w:w="140" w:type="dxa"/>
-              <w:right w:w="140" w:type="dxa"/>
+              <w:top w:w="25" w:type="dxa"/>
+              <w:bottom w:w="25" w:type="dxa"/>
+              <w:left w:w="80" w:type="dxa"/>
+              <w:right w:w="80" w:type="dxa"/>
             </w:tcMar>
             <w:vAlign w:val="center"/>
           </w:tcPr>
           <w:p>
             <w:pPr>
-              <w:spacing w:after="20" w:line="276" w:lineRule="auto"/>
+              <w:spacing w:after="0" w:line="276" w:lineRule="auto"/>
               <w:jc w:val="center"/>
               <w:bidi w:val="1"/>
             </w:pPr>
@@ -278,26 +295,27 @@
               <w:rPr>
                 <w:rFonts w:ascii="Amiri" w:hAnsi="Amiri" w:cs="Amiri" w:eastAsia="Amiri"/>
                 <w:b/>
-                <w:sz w:val="19"/>
+                <w:color w:val="173247"/>
+                <w:sz w:val="17"/>
               </w:rPr>
             </w:r>
           </w:p>
         </w:tc>
         <w:tc>
           <w:tcPr>
-            <w:tcW w:type="dxa" w:w="3028"/>
+            <w:tcW w:type="dxa" w:w="3050"/>
             <w:shd w:fill="F1F5F7"/>
             <w:tcMar>
-              <w:top w:w="60" w:type="dxa"/>
-              <w:bottom w:w="60" w:type="dxa"/>
-              <w:left w:w="140" w:type="dxa"/>
-              <w:right w:w="140" w:type="dxa"/>
+              <w:top w:w="25" w:type="dxa"/>
+              <w:bottom w:w="25" w:type="dxa"/>
+              <w:left w:w="80" w:type="dxa"/>
+              <w:right w:w="80" w:type="dxa"/>
             </w:tcMar>
             <w:vAlign w:val="center"/>
           </w:tcPr>
           <w:p>
             <w:pPr>
-              <w:spacing w:after="20" w:line="276" w:lineRule="auto"/>
+              <w:spacing w:after="0" w:line="276" w:lineRule="auto"/>
               <w:jc w:val="center"/>
               <w:bidi w:val="1"/>
             </w:pPr>
@@ -305,26 +323,27 @@
               <w:rPr>
                 <w:rFonts w:ascii="Amiri" w:hAnsi="Amiri" w:cs="Amiri" w:eastAsia="Amiri"/>
                 <w:b/>
-                <w:sz w:val="19"/>
+                <w:color w:val="173247"/>
+                <w:sz w:val="17"/>
               </w:rPr>
             </w:r>
           </w:p>
         </w:tc>
         <w:tc>
           <w:tcPr>
-            <w:tcW w:type="dxa" w:w="3028"/>
+            <w:tcW w:type="dxa" w:w="3050"/>
             <w:shd w:fill="F1F5F7"/>
             <w:tcMar>
-              <w:top w:w="60" w:type="dxa"/>
-              <w:bottom w:w="60" w:type="dxa"/>
-              <w:left w:w="140" w:type="dxa"/>
-              <w:right w:w="140" w:type="dxa"/>
+              <w:top w:w="25" w:type="dxa"/>
+              <w:bottom w:w="25" w:type="dxa"/>
+              <w:left w:w="80" w:type="dxa"/>
+              <w:right w:w="80" w:type="dxa"/>
             </w:tcMar>
             <w:vAlign w:val="center"/>
           </w:tcPr>
           <w:p>
             <w:pPr>
-              <w:spacing w:after="20" w:line="276" w:lineRule="auto"/>
+              <w:spacing w:after="0" w:line="276" w:lineRule="auto"/>
               <w:jc w:val="center"/>
               <w:bidi w:val="1"/>
             </w:pPr>
@@ -332,26 +351,27 @@
               <w:rPr>
                 <w:rFonts w:ascii="Amiri" w:hAnsi="Amiri" w:cs="Amiri" w:eastAsia="Amiri"/>
                 <w:b/>
-                <w:sz w:val="19"/>
+                <w:color w:val="173247"/>
+                <w:sz w:val="17"/>
               </w:rPr>
             </w:r>
           </w:p>
         </w:tc>
         <w:tc>
           <w:tcPr>
-            <w:tcW w:type="dxa" w:w="3028"/>
+            <w:tcW w:type="dxa" w:w="3050"/>
             <w:shd w:fill="F1F5F7"/>
             <w:tcMar>
-              <w:top w:w="60" w:type="dxa"/>
-              <w:bottom w:w="60" w:type="dxa"/>
-              <w:left w:w="140" w:type="dxa"/>
-              <w:right w:w="140" w:type="dxa"/>
+              <w:top w:w="25" w:type="dxa"/>
+              <w:bottom w:w="25" w:type="dxa"/>
+              <w:left w:w="80" w:type="dxa"/>
+              <w:right w:w="80" w:type="dxa"/>
             </w:tcMar>
             <w:vAlign w:val="center"/>
           </w:tcPr>
           <w:p>
             <w:pPr>
-              <w:spacing w:after="20" w:line="276" w:lineRule="auto"/>
+              <w:spacing w:after="0" w:line="276" w:lineRule="auto"/>
               <w:jc w:val="center"/>
               <w:bidi w:val="1"/>
             </w:pPr>
@@ -359,27 +379,31 @@
               <w:rPr>
                 <w:rFonts w:ascii="Amiri" w:hAnsi="Amiri" w:cs="Amiri" w:eastAsia="Amiri"/>
                 <w:b/>
-                <w:sz w:val="19"/>
+                <w:color w:val="173247"/>
+                <w:sz w:val="17"/>
               </w:rPr>
             </w:r>
           </w:p>
         </w:tc>
       </w:tr>
       <w:tr>
+        <w:trPr>
+          <w:cantSplit/>
+        </w:trPr>
         <w:tc>
           <w:tcPr>
-            <w:tcW w:type="dxa" w:w="3028"/>
+            <w:tcW w:type="dxa" w:w="3050"/>
             <w:tcMar>
-              <w:top w:w="60" w:type="dxa"/>
-              <w:bottom w:w="60" w:type="dxa"/>
-              <w:left w:w="140" w:type="dxa"/>
-              <w:right w:w="140" w:type="dxa"/>
+              <w:top w:w="25" w:type="dxa"/>
+              <w:bottom w:w="25" w:type="dxa"/>
+              <w:left w:w="80" w:type="dxa"/>
+              <w:right w:w="80" w:type="dxa"/>
             </w:tcMar>
             <w:vAlign w:val="center"/>
           </w:tcPr>
           <w:p>
             <w:pPr>
-              <w:spacing w:after="20" w:line="276" w:lineRule="auto"/>
+              <w:spacing w:after="0" w:line="276" w:lineRule="auto"/>
               <w:jc w:val="right"/>
               <w:bidi w:val="1"/>
             </w:pPr>
@@ -387,7 +411,8 @@
               <w:rPr>
                 <w:rFonts w:ascii="Amiri" w:hAnsi="Amiri" w:cs="Amiri" w:eastAsia="Amiri"/>
                 <w:b w:val="0"/>
-                <w:sz w:val="19"/>
+                <w:color w:val="173247"/>
+                <w:sz w:val="17"/>
               </w:rPr>
               <w:t xml:space="preserve">  النقد وما في حكمه (الصندوق والبنك)</w:t>
             </w:r>
@@ -395,18 +420,18 @@
         </w:tc>
         <w:tc>
           <w:tcPr>
-            <w:tcW w:type="dxa" w:w="3028"/>
+            <w:tcW w:type="dxa" w:w="3050"/>
             <w:tcMar>
-              <w:top w:w="60" w:type="dxa"/>
-              <w:bottom w:w="60" w:type="dxa"/>
-              <w:left w:w="140" w:type="dxa"/>
-              <w:right w:w="140" w:type="dxa"/>
+              <w:top w:w="25" w:type="dxa"/>
+              <w:bottom w:w="25" w:type="dxa"/>
+              <w:left w:w="80" w:type="dxa"/>
+              <w:right w:w="80" w:type="dxa"/>
             </w:tcMar>
             <w:vAlign w:val="center"/>
           </w:tcPr>
           <w:p>
             <w:pPr>
-              <w:spacing w:after="20" w:line="276" w:lineRule="auto"/>
+              <w:spacing w:after="0" w:line="276" w:lineRule="auto"/>
               <w:jc w:val="center"/>
               <w:bidi w:val="1"/>
             </w:pPr>
@@ -414,7 +439,8 @@
               <w:rPr>
                 <w:rFonts w:ascii="Amiri" w:hAnsi="Amiri" w:cs="Amiri" w:eastAsia="Amiri"/>
                 <w:b w:val="0"/>
-                <w:sz w:val="19"/>
+                <w:color w:val="173247"/>
+                <w:sz w:val="17"/>
               </w:rPr>
               <w:t>568,452.61</w:t>
             </w:r>
@@ -422,18 +448,18 @@
         </w:tc>
         <w:tc>
           <w:tcPr>
-            <w:tcW w:type="dxa" w:w="3028"/>
+            <w:tcW w:type="dxa" w:w="3050"/>
             <w:tcMar>
-              <w:top w:w="60" w:type="dxa"/>
-              <w:bottom w:w="60" w:type="dxa"/>
-              <w:left w:w="140" w:type="dxa"/>
-              <w:right w:w="140" w:type="dxa"/>
+              <w:top w:w="25" w:type="dxa"/>
+              <w:bottom w:w="25" w:type="dxa"/>
+              <w:left w:w="80" w:type="dxa"/>
+              <w:right w:w="80" w:type="dxa"/>
             </w:tcMar>
             <w:vAlign w:val="center"/>
           </w:tcPr>
           <w:p>
             <w:pPr>
-              <w:spacing w:after="20" w:line="276" w:lineRule="auto"/>
+              <w:spacing w:after="0" w:line="276" w:lineRule="auto"/>
               <w:jc w:val="center"/>
               <w:bidi w:val="1"/>
             </w:pPr>
@@ -441,7 +467,8 @@
               <w:rPr>
                 <w:rFonts w:ascii="Amiri" w:hAnsi="Amiri" w:cs="Amiri" w:eastAsia="Amiri"/>
                 <w:b w:val="0"/>
-                <w:sz w:val="19"/>
+                <w:color w:val="173247"/>
+                <w:sz w:val="17"/>
               </w:rPr>
               <w:t>1,216,835.00</w:t>
             </w:r>
@@ -449,18 +476,18 @@
         </w:tc>
         <w:tc>
           <w:tcPr>
-            <w:tcW w:type="dxa" w:w="3028"/>
+            <w:tcW w:type="dxa" w:w="3050"/>
             <w:tcMar>
-              <w:top w:w="60" w:type="dxa"/>
-              <w:bottom w:w="60" w:type="dxa"/>
-              <w:left w:w="140" w:type="dxa"/>
-              <w:right w:w="140" w:type="dxa"/>
+              <w:top w:w="25" w:type="dxa"/>
+              <w:bottom w:w="25" w:type="dxa"/>
+              <w:left w:w="80" w:type="dxa"/>
+              <w:right w:w="80" w:type="dxa"/>
             </w:tcMar>
             <w:vAlign w:val="center"/>
           </w:tcPr>
           <w:p>
             <w:pPr>
-              <w:spacing w:after="20" w:line="276" w:lineRule="auto"/>
+              <w:spacing w:after="0" w:line="276" w:lineRule="auto"/>
               <w:jc w:val="center"/>
               <w:bidi w:val="1"/>
             </w:pPr>
@@ -468,7 +495,8 @@
               <w:rPr>
                 <w:rFonts w:ascii="Amiri" w:hAnsi="Amiri" w:cs="Amiri" w:eastAsia="Amiri"/>
                 <w:b w:val="0"/>
-                <w:sz w:val="19"/>
+                <w:color w:val="173247"/>
+                <w:sz w:val="17"/>
               </w:rPr>
               <w:t>1,785,287.61</w:t>
             </w:r>
@@ -476,18 +504,18 @@
         </w:tc>
         <w:tc>
           <w:tcPr>
-            <w:tcW w:type="dxa" w:w="3028"/>
+            <w:tcW w:type="dxa" w:w="3050"/>
             <w:tcMar>
-              <w:top w:w="60" w:type="dxa"/>
-              <w:bottom w:w="60" w:type="dxa"/>
-              <w:left w:w="140" w:type="dxa"/>
-              <w:right w:w="140" w:type="dxa"/>
+              <w:top w:w="25" w:type="dxa"/>
+              <w:bottom w:w="25" w:type="dxa"/>
+              <w:left w:w="80" w:type="dxa"/>
+              <w:right w:w="80" w:type="dxa"/>
             </w:tcMar>
             <w:vAlign w:val="center"/>
           </w:tcPr>
           <w:p>
             <w:pPr>
-              <w:spacing w:after="20" w:line="276" w:lineRule="auto"/>
+              <w:spacing w:after="0" w:line="276" w:lineRule="auto"/>
               <w:jc w:val="center"/>
               <w:bidi w:val="1"/>
             </w:pPr>
@@ -495,7 +523,8 @@
               <w:rPr>
                 <w:rFonts w:ascii="Amiri" w:hAnsi="Amiri" w:cs="Amiri" w:eastAsia="Amiri"/>
                 <w:b w:val="0"/>
-                <w:sz w:val="19"/>
+                <w:color w:val="173247"/>
+                <w:sz w:val="17"/>
               </w:rPr>
               <w:t>1,635,553.61</w:t>
             </w:r>
@@ -503,21 +532,24 @@
         </w:tc>
       </w:tr>
       <w:tr>
+        <w:trPr>
+          <w:cantSplit/>
+        </w:trPr>
         <w:tc>
           <w:tcPr>
-            <w:tcW w:type="dxa" w:w="3028"/>
+            <w:tcW w:type="dxa" w:w="3050"/>
             <w:shd w:fill="F1F5F7"/>
             <w:tcMar>
-              <w:top w:w="60" w:type="dxa"/>
-              <w:bottom w:w="60" w:type="dxa"/>
-              <w:left w:w="140" w:type="dxa"/>
-              <w:right w:w="140" w:type="dxa"/>
+              <w:top w:w="25" w:type="dxa"/>
+              <w:bottom w:w="25" w:type="dxa"/>
+              <w:left w:w="80" w:type="dxa"/>
+              <w:right w:w="80" w:type="dxa"/>
             </w:tcMar>
             <w:vAlign w:val="center"/>
           </w:tcPr>
           <w:p>
             <w:pPr>
-              <w:spacing w:after="20" w:line="276" w:lineRule="auto"/>
+              <w:spacing w:after="0" w:line="276" w:lineRule="auto"/>
               <w:jc w:val="right"/>
               <w:bidi w:val="1"/>
             </w:pPr>
@@ -525,7 +557,8 @@
               <w:rPr>
                 <w:rFonts w:ascii="Amiri" w:hAnsi="Amiri" w:cs="Amiri" w:eastAsia="Amiri"/>
                 <w:b w:val="0"/>
-                <w:sz w:val="19"/>
+                <w:color w:val="173247"/>
+                <w:sz w:val="17"/>
               </w:rPr>
               <w:t xml:space="preserve">  الذمم المدينة (مستحقات العملاء)</w:t>
             </w:r>
@@ -533,19 +566,19 @@
         </w:tc>
         <w:tc>
           <w:tcPr>
-            <w:tcW w:type="dxa" w:w="3028"/>
+            <w:tcW w:type="dxa" w:w="3050"/>
             <w:shd w:fill="F1F5F7"/>
             <w:tcMar>
-              <w:top w:w="60" w:type="dxa"/>
-              <w:bottom w:w="60" w:type="dxa"/>
-              <w:left w:w="140" w:type="dxa"/>
-              <w:right w:w="140" w:type="dxa"/>
+              <w:top w:w="25" w:type="dxa"/>
+              <w:bottom w:w="25" w:type="dxa"/>
+              <w:left w:w="80" w:type="dxa"/>
+              <w:right w:w="80" w:type="dxa"/>
             </w:tcMar>
             <w:vAlign w:val="center"/>
           </w:tcPr>
           <w:p>
             <w:pPr>
-              <w:spacing w:after="20" w:line="276" w:lineRule="auto"/>
+              <w:spacing w:after="0" w:line="276" w:lineRule="auto"/>
               <w:jc w:val="center"/>
               <w:bidi w:val="1"/>
             </w:pPr>
@@ -553,7 +586,8 @@
               <w:rPr>
                 <w:rFonts w:ascii="Amiri" w:hAnsi="Amiri" w:cs="Amiri" w:eastAsia="Amiri"/>
                 <w:b w:val="0"/>
-                <w:sz w:val="19"/>
+                <w:color w:val="173247"/>
+                <w:sz w:val="17"/>
               </w:rPr>
               <w:t>450,000.00</w:t>
             </w:r>
@@ -561,19 +595,19 @@
         </w:tc>
         <w:tc>
           <w:tcPr>
-            <w:tcW w:type="dxa" w:w="3028"/>
+            <w:tcW w:type="dxa" w:w="3050"/>
             <w:shd w:fill="F1F5F7"/>
             <w:tcMar>
-              <w:top w:w="60" w:type="dxa"/>
-              <w:bottom w:w="60" w:type="dxa"/>
-              <w:left w:w="140" w:type="dxa"/>
-              <w:right w:w="140" w:type="dxa"/>
+              <w:top w:w="25" w:type="dxa"/>
+              <w:bottom w:w="25" w:type="dxa"/>
+              <w:left w:w="80" w:type="dxa"/>
+              <w:right w:w="80" w:type="dxa"/>
             </w:tcMar>
             <w:vAlign w:val="center"/>
           </w:tcPr>
           <w:p>
             <w:pPr>
-              <w:spacing w:after="20" w:line="276" w:lineRule="auto"/>
+              <w:spacing w:after="0" w:line="276" w:lineRule="auto"/>
               <w:jc w:val="center"/>
               <w:bidi w:val="1"/>
             </w:pPr>
@@ -581,7 +615,8 @@
               <w:rPr>
                 <w:rFonts w:ascii="Amiri" w:hAnsi="Amiri" w:cs="Amiri" w:eastAsia="Amiri"/>
                 <w:b w:val="0"/>
-                <w:sz w:val="19"/>
+                <w:color w:val="173247"/>
+                <w:sz w:val="17"/>
               </w:rPr>
               <w:t>1,200,000.00</w:t>
             </w:r>
@@ -589,19 +624,19 @@
         </w:tc>
         <w:tc>
           <w:tcPr>
-            <w:tcW w:type="dxa" w:w="3028"/>
+            <w:tcW w:type="dxa" w:w="3050"/>
             <w:shd w:fill="F1F5F7"/>
             <w:tcMar>
-              <w:top w:w="60" w:type="dxa"/>
-              <w:bottom w:w="60" w:type="dxa"/>
-              <w:left w:w="140" w:type="dxa"/>
-              <w:right w:w="140" w:type="dxa"/>
+              <w:top w:w="25" w:type="dxa"/>
+              <w:bottom w:w="25" w:type="dxa"/>
+              <w:left w:w="80" w:type="dxa"/>
+              <w:right w:w="80" w:type="dxa"/>
             </w:tcMar>
             <w:vAlign w:val="center"/>
           </w:tcPr>
           <w:p>
             <w:pPr>
-              <w:spacing w:after="20" w:line="276" w:lineRule="auto"/>
+              <w:spacing w:after="0" w:line="276" w:lineRule="auto"/>
               <w:jc w:val="center"/>
               <w:bidi w:val="1"/>
             </w:pPr>
@@ -609,7 +644,8 @@
               <w:rPr>
                 <w:rFonts w:ascii="Amiri" w:hAnsi="Amiri" w:cs="Amiri" w:eastAsia="Amiri"/>
                 <w:b w:val="0"/>
-                <w:sz w:val="19"/>
+                <w:color w:val="173247"/>
+                <w:sz w:val="17"/>
               </w:rPr>
               <w:t>1,600,586.70</w:t>
             </w:r>
@@ -617,19 +653,19 @@
         </w:tc>
         <w:tc>
           <w:tcPr>
-            <w:tcW w:type="dxa" w:w="3028"/>
+            <w:tcW w:type="dxa" w:w="3050"/>
             <w:shd w:fill="F1F5F7"/>
             <w:tcMar>
-              <w:top w:w="60" w:type="dxa"/>
-              <w:bottom w:w="60" w:type="dxa"/>
-              <w:left w:w="140" w:type="dxa"/>
-              <w:right w:w="140" w:type="dxa"/>
+              <w:top w:w="25" w:type="dxa"/>
+              <w:bottom w:w="25" w:type="dxa"/>
+              <w:left w:w="80" w:type="dxa"/>
+              <w:right w:w="80" w:type="dxa"/>
             </w:tcMar>
             <w:vAlign w:val="center"/>
           </w:tcPr>
           <w:p>
             <w:pPr>
-              <w:spacing w:after="20" w:line="276" w:lineRule="auto"/>
+              <w:spacing w:after="0" w:line="276" w:lineRule="auto"/>
               <w:jc w:val="center"/>
               <w:bidi w:val="1"/>
             </w:pPr>
@@ -637,7 +673,8 @@
               <w:rPr>
                 <w:rFonts w:ascii="Amiri" w:hAnsi="Amiri" w:cs="Amiri" w:eastAsia="Amiri"/>
                 <w:b w:val="0"/>
-                <w:sz w:val="19"/>
+                <w:color w:val="173247"/>
+                <w:sz w:val="17"/>
               </w:rPr>
               <w:t>3,197,012.70</w:t>
             </w:r>
@@ -645,20 +682,23 @@
         </w:tc>
       </w:tr>
       <w:tr>
+        <w:trPr>
+          <w:cantSplit/>
+        </w:trPr>
         <w:tc>
           <w:tcPr>
-            <w:tcW w:type="dxa" w:w="3028"/>
+            <w:tcW w:type="dxa" w:w="3050"/>
             <w:tcMar>
-              <w:top w:w="60" w:type="dxa"/>
-              <w:bottom w:w="60" w:type="dxa"/>
-              <w:left w:w="140" w:type="dxa"/>
-              <w:right w:w="140" w:type="dxa"/>
+              <w:top w:w="25" w:type="dxa"/>
+              <w:bottom w:w="25" w:type="dxa"/>
+              <w:left w:w="80" w:type="dxa"/>
+              <w:right w:w="80" w:type="dxa"/>
             </w:tcMar>
             <w:vAlign w:val="center"/>
           </w:tcPr>
           <w:p>
             <w:pPr>
-              <w:spacing w:after="20" w:line="276" w:lineRule="auto"/>
+              <w:spacing w:after="0" w:line="276" w:lineRule="auto"/>
               <w:jc w:val="right"/>
               <w:bidi w:val="1"/>
             </w:pPr>
@@ -666,7 +706,8 @@
               <w:rPr>
                 <w:rFonts w:ascii="Amiri" w:hAnsi="Amiri" w:cs="Amiri" w:eastAsia="Amiri"/>
                 <w:b w:val="0"/>
-                <w:sz w:val="19"/>
+                <w:color w:val="173247"/>
+                <w:sz w:val="17"/>
               </w:rPr>
               <w:t xml:space="preserve">  أصول متداولة أخرى ومدفوعات مقدمة</w:t>
             </w:r>
@@ -674,18 +715,18 @@
         </w:tc>
         <w:tc>
           <w:tcPr>
-            <w:tcW w:type="dxa" w:w="3028"/>
+            <w:tcW w:type="dxa" w:w="3050"/>
             <w:tcMar>
-              <w:top w:w="60" w:type="dxa"/>
-              <w:bottom w:w="60" w:type="dxa"/>
-              <w:left w:w="140" w:type="dxa"/>
-              <w:right w:w="140" w:type="dxa"/>
+              <w:top w:w="25" w:type="dxa"/>
+              <w:bottom w:w="25" w:type="dxa"/>
+              <w:left w:w="80" w:type="dxa"/>
+              <w:right w:w="80" w:type="dxa"/>
             </w:tcMar>
             <w:vAlign w:val="center"/>
           </w:tcPr>
           <w:p>
             <w:pPr>
-              <w:spacing w:after="20" w:line="276" w:lineRule="auto"/>
+              <w:spacing w:after="0" w:line="276" w:lineRule="auto"/>
               <w:jc w:val="center"/>
               <w:bidi w:val="1"/>
             </w:pPr>
@@ -693,7 +734,8 @@
               <w:rPr>
                 <w:rFonts w:ascii="Amiri" w:hAnsi="Amiri" w:cs="Amiri" w:eastAsia="Amiri"/>
                 <w:b w:val="0"/>
-                <w:sz w:val="19"/>
+                <w:color w:val="173247"/>
+                <w:sz w:val="17"/>
               </w:rPr>
               <w:t>25,000.00</w:t>
             </w:r>
@@ -701,18 +743,18 @@
         </w:tc>
         <w:tc>
           <w:tcPr>
-            <w:tcW w:type="dxa" w:w="3028"/>
+            <w:tcW w:type="dxa" w:w="3050"/>
             <w:tcMar>
-              <w:top w:w="60" w:type="dxa"/>
-              <w:bottom w:w="60" w:type="dxa"/>
-              <w:left w:w="140" w:type="dxa"/>
-              <w:right w:w="140" w:type="dxa"/>
+              <w:top w:w="25" w:type="dxa"/>
+              <w:bottom w:w="25" w:type="dxa"/>
+              <w:left w:w="80" w:type="dxa"/>
+              <w:right w:w="80" w:type="dxa"/>
             </w:tcMar>
             <w:vAlign w:val="center"/>
           </w:tcPr>
           <w:p>
             <w:pPr>
-              <w:spacing w:after="20" w:line="276" w:lineRule="auto"/>
+              <w:spacing w:after="0" w:line="276" w:lineRule="auto"/>
               <w:jc w:val="center"/>
               <w:bidi w:val="1"/>
             </w:pPr>
@@ -720,7 +762,8 @@
               <w:rPr>
                 <w:rFonts w:ascii="Amiri" w:hAnsi="Amiri" w:cs="Amiri" w:eastAsia="Amiri"/>
                 <w:b w:val="0"/>
-                <w:sz w:val="19"/>
+                <w:color w:val="173247"/>
+                <w:sz w:val="17"/>
               </w:rPr>
               <w:t>35,000.00</w:t>
             </w:r>
@@ -728,18 +771,18 @@
         </w:tc>
         <w:tc>
           <w:tcPr>
-            <w:tcW w:type="dxa" w:w="3028"/>
+            <w:tcW w:type="dxa" w:w="3050"/>
             <w:tcMar>
-              <w:top w:w="60" w:type="dxa"/>
-              <w:bottom w:w="60" w:type="dxa"/>
-              <w:left w:w="140" w:type="dxa"/>
-              <w:right w:w="140" w:type="dxa"/>
+              <w:top w:w="25" w:type="dxa"/>
+              <w:bottom w:w="25" w:type="dxa"/>
+              <w:left w:w="80" w:type="dxa"/>
+              <w:right w:w="80" w:type="dxa"/>
             </w:tcMar>
             <w:vAlign w:val="center"/>
           </w:tcPr>
           <w:p>
             <w:pPr>
-              <w:spacing w:after="20" w:line="276" w:lineRule="auto"/>
+              <w:spacing w:after="0" w:line="276" w:lineRule="auto"/>
               <w:jc w:val="center"/>
               <w:bidi w:val="1"/>
             </w:pPr>
@@ -747,7 +790,8 @@
               <w:rPr>
                 <w:rFonts w:ascii="Amiri" w:hAnsi="Amiri" w:cs="Amiri" w:eastAsia="Amiri"/>
                 <w:b w:val="0"/>
-                <w:sz w:val="19"/>
+                <w:color w:val="173247"/>
+                <w:sz w:val="17"/>
               </w:rPr>
               <w:t>49,310.00</w:t>
             </w:r>
@@ -755,18 +799,18 @@
         </w:tc>
         <w:tc>
           <w:tcPr>
-            <w:tcW w:type="dxa" w:w="3028"/>
+            <w:tcW w:type="dxa" w:w="3050"/>
             <w:tcMar>
-              <w:top w:w="60" w:type="dxa"/>
-              <w:bottom w:w="60" w:type="dxa"/>
-              <w:left w:w="140" w:type="dxa"/>
-              <w:right w:w="140" w:type="dxa"/>
+              <w:top w:w="25" w:type="dxa"/>
+              <w:bottom w:w="25" w:type="dxa"/>
+              <w:left w:w="80" w:type="dxa"/>
+              <w:right w:w="80" w:type="dxa"/>
             </w:tcMar>
             <w:vAlign w:val="center"/>
           </w:tcPr>
           <w:p>
             <w:pPr>
-              <w:spacing w:after="20" w:line="276" w:lineRule="auto"/>
+              <w:spacing w:after="0" w:line="276" w:lineRule="auto"/>
               <w:jc w:val="center"/>
               <w:bidi w:val="1"/>
             </w:pPr>
@@ -774,7 +818,8 @@
               <w:rPr>
                 <w:rFonts w:ascii="Amiri" w:hAnsi="Amiri" w:cs="Amiri" w:eastAsia="Amiri"/>
                 <w:b w:val="0"/>
-                <w:sz w:val="19"/>
+                <w:color w:val="173247"/>
+                <w:sz w:val="17"/>
               </w:rPr>
               <w:t>75,146.00</w:t>
             </w:r>
@@ -782,21 +827,24 @@
         </w:tc>
       </w:tr>
       <w:tr>
+        <w:trPr>
+          <w:cantSplit/>
+        </w:trPr>
         <w:tc>
           <w:tcPr>
-            <w:tcW w:type="dxa" w:w="3028"/>
+            <w:tcW w:type="dxa" w:w="3050"/>
             <w:shd w:fill="E1ECF2"/>
             <w:tcMar>
-              <w:top w:w="60" w:type="dxa"/>
-              <w:bottom w:w="60" w:type="dxa"/>
-              <w:left w:w="140" w:type="dxa"/>
-              <w:right w:w="140" w:type="dxa"/>
+              <w:top w:w="25" w:type="dxa"/>
+              <w:bottom w:w="25" w:type="dxa"/>
+              <w:left w:w="80" w:type="dxa"/>
+              <w:right w:w="80" w:type="dxa"/>
             </w:tcMar>
             <w:vAlign w:val="center"/>
           </w:tcPr>
           <w:p>
             <w:pPr>
-              <w:spacing w:after="20" w:line="276" w:lineRule="auto"/>
+              <w:spacing w:after="0" w:line="276" w:lineRule="auto"/>
               <w:jc w:val="right"/>
               <w:bidi w:val="1"/>
             </w:pPr>
@@ -804,7 +852,8 @@
               <w:rPr>
                 <w:rFonts w:ascii="Amiri" w:hAnsi="Amiri" w:cs="Amiri" w:eastAsia="Amiri"/>
                 <w:b/>
-                <w:sz w:val="19"/>
+                <w:color w:val="173247"/>
+                <w:sz w:val="17"/>
               </w:rPr>
               <w:t>إجمالي الأصول المتداولة</w:t>
             </w:r>
@@ -812,19 +861,19 @@
         </w:tc>
         <w:tc>
           <w:tcPr>
-            <w:tcW w:type="dxa" w:w="3028"/>
+            <w:tcW w:type="dxa" w:w="3050"/>
             <w:shd w:fill="E1ECF2"/>
             <w:tcMar>
-              <w:top w:w="60" w:type="dxa"/>
-              <w:bottom w:w="60" w:type="dxa"/>
-              <w:left w:w="140" w:type="dxa"/>
-              <w:right w:w="140" w:type="dxa"/>
+              <w:top w:w="25" w:type="dxa"/>
+              <w:bottom w:w="25" w:type="dxa"/>
+              <w:left w:w="80" w:type="dxa"/>
+              <w:right w:w="80" w:type="dxa"/>
             </w:tcMar>
             <w:vAlign w:val="center"/>
           </w:tcPr>
           <w:p>
             <w:pPr>
-              <w:spacing w:after="20" w:line="276" w:lineRule="auto"/>
+              <w:spacing w:after="0" w:line="276" w:lineRule="auto"/>
               <w:jc w:val="center"/>
               <w:bidi w:val="1"/>
             </w:pPr>
@@ -832,7 +881,8 @@
               <w:rPr>
                 <w:rFonts w:ascii="Amiri" w:hAnsi="Amiri" w:cs="Amiri" w:eastAsia="Amiri"/>
                 <w:b/>
-                <w:sz w:val="19"/>
+                <w:color w:val="173247"/>
+                <w:sz w:val="17"/>
               </w:rPr>
               <w:t>1,043,452.61</w:t>
             </w:r>
@@ -840,19 +890,19 @@
         </w:tc>
         <w:tc>
           <w:tcPr>
-            <w:tcW w:type="dxa" w:w="3028"/>
+            <w:tcW w:type="dxa" w:w="3050"/>
             <w:shd w:fill="E1ECF2"/>
             <w:tcMar>
-              <w:top w:w="60" w:type="dxa"/>
-              <w:bottom w:w="60" w:type="dxa"/>
-              <w:left w:w="140" w:type="dxa"/>
-              <w:right w:w="140" w:type="dxa"/>
+              <w:top w:w="25" w:type="dxa"/>
+              <w:bottom w:w="25" w:type="dxa"/>
+              <w:left w:w="80" w:type="dxa"/>
+              <w:right w:w="80" w:type="dxa"/>
             </w:tcMar>
             <w:vAlign w:val="center"/>
           </w:tcPr>
           <w:p>
             <w:pPr>
-              <w:spacing w:after="20" w:line="276" w:lineRule="auto"/>
+              <w:spacing w:after="0" w:line="276" w:lineRule="auto"/>
               <w:jc w:val="center"/>
               <w:bidi w:val="1"/>
             </w:pPr>
@@ -860,7 +910,8 @@
               <w:rPr>
                 <w:rFonts w:ascii="Amiri" w:hAnsi="Amiri" w:cs="Amiri" w:eastAsia="Amiri"/>
                 <w:b/>
-                <w:sz w:val="19"/>
+                <w:color w:val="173247"/>
+                <w:sz w:val="17"/>
               </w:rPr>
               <w:t>2,451,835.00</w:t>
             </w:r>
@@ -868,19 +919,19 @@
         </w:tc>
         <w:tc>
           <w:tcPr>
-            <w:tcW w:type="dxa" w:w="3028"/>
+            <w:tcW w:type="dxa" w:w="3050"/>
             <w:shd w:fill="E1ECF2"/>
             <w:tcMar>
-              <w:top w:w="60" w:type="dxa"/>
-              <w:bottom w:w="60" w:type="dxa"/>
-              <w:left w:w="140" w:type="dxa"/>
-              <w:right w:w="140" w:type="dxa"/>
+              <w:top w:w="25" w:type="dxa"/>
+              <w:bottom w:w="25" w:type="dxa"/>
+              <w:left w:w="80" w:type="dxa"/>
+              <w:right w:w="80" w:type="dxa"/>
             </w:tcMar>
             <w:vAlign w:val="center"/>
           </w:tcPr>
           <w:p>
             <w:pPr>
-              <w:spacing w:after="20" w:line="276" w:lineRule="auto"/>
+              <w:spacing w:after="0" w:line="276" w:lineRule="auto"/>
               <w:jc w:val="center"/>
               <w:bidi w:val="1"/>
             </w:pPr>
@@ -888,7 +939,8 @@
               <w:rPr>
                 <w:rFonts w:ascii="Amiri" w:hAnsi="Amiri" w:cs="Amiri" w:eastAsia="Amiri"/>
                 <w:b/>
-                <w:sz w:val="19"/>
+                <w:color w:val="173247"/>
+                <w:sz w:val="17"/>
               </w:rPr>
               <w:t>3,435,184.31</w:t>
             </w:r>
@@ -896,19 +948,19 @@
         </w:tc>
         <w:tc>
           <w:tcPr>
-            <w:tcW w:type="dxa" w:w="3028"/>
+            <w:tcW w:type="dxa" w:w="3050"/>
             <w:shd w:fill="E1ECF2"/>
             <w:tcMar>
-              <w:top w:w="60" w:type="dxa"/>
-              <w:bottom w:w="60" w:type="dxa"/>
-              <w:left w:w="140" w:type="dxa"/>
-              <w:right w:w="140" w:type="dxa"/>
+              <w:top w:w="25" w:type="dxa"/>
+              <w:bottom w:w="25" w:type="dxa"/>
+              <w:left w:w="80" w:type="dxa"/>
+              <w:right w:w="80" w:type="dxa"/>
             </w:tcMar>
             <w:vAlign w:val="center"/>
           </w:tcPr>
           <w:p>
             <w:pPr>
-              <w:spacing w:after="20" w:line="276" w:lineRule="auto"/>
+              <w:spacing w:after="0" w:line="276" w:lineRule="auto"/>
               <w:jc w:val="center"/>
               <w:bidi w:val="1"/>
             </w:pPr>
@@ -916,7 +968,8 @@
               <w:rPr>
                 <w:rFonts w:ascii="Amiri" w:hAnsi="Amiri" w:cs="Amiri" w:eastAsia="Amiri"/>
                 <w:b/>
-                <w:sz w:val="19"/>
+                <w:color w:val="173247"/>
+                <w:sz w:val="17"/>
               </w:rPr>
               <w:t>4,907,712.31</w:t>
             </w:r>
@@ -924,20 +977,23 @@
         </w:tc>
       </w:tr>
       <w:tr>
+        <w:trPr>
+          <w:cantSplit/>
+        </w:trPr>
         <w:tc>
           <w:tcPr>
-            <w:tcW w:type="dxa" w:w="3028"/>
+            <w:tcW w:type="dxa" w:w="3050"/>
             <w:tcMar>
-              <w:top w:w="60" w:type="dxa"/>
-              <w:bottom w:w="60" w:type="dxa"/>
-              <w:left w:w="140" w:type="dxa"/>
-              <w:right w:w="140" w:type="dxa"/>
+              <w:top w:w="25" w:type="dxa"/>
+              <w:bottom w:w="25" w:type="dxa"/>
+              <w:left w:w="80" w:type="dxa"/>
+              <w:right w:w="80" w:type="dxa"/>
             </w:tcMar>
             <w:vAlign w:val="center"/>
           </w:tcPr>
           <w:p>
             <w:pPr>
-              <w:spacing w:after="20" w:line="276" w:lineRule="auto"/>
+              <w:spacing w:after="0" w:line="276" w:lineRule="auto"/>
               <w:jc w:val="right"/>
               <w:bidi w:val="1"/>
             </w:pPr>
@@ -945,7 +1001,8 @@
               <w:rPr>
                 <w:rFonts w:ascii="Amiri" w:hAnsi="Amiri" w:cs="Amiri" w:eastAsia="Amiri"/>
                 <w:b/>
-                <w:sz w:val="19"/>
+                <w:color w:val="173247"/>
+                <w:sz w:val="17"/>
               </w:rPr>
               <w:t>الأصول غير المتداولة (أسطول المركبات):</w:t>
             </w:r>
@@ -953,18 +1010,18 @@
         </w:tc>
         <w:tc>
           <w:tcPr>
-            <w:tcW w:type="dxa" w:w="3028"/>
+            <w:tcW w:type="dxa" w:w="3050"/>
             <w:tcMar>
-              <w:top w:w="60" w:type="dxa"/>
-              <w:bottom w:w="60" w:type="dxa"/>
-              <w:left w:w="140" w:type="dxa"/>
-              <w:right w:w="140" w:type="dxa"/>
+              <w:top w:w="25" w:type="dxa"/>
+              <w:bottom w:w="25" w:type="dxa"/>
+              <w:left w:w="80" w:type="dxa"/>
+              <w:right w:w="80" w:type="dxa"/>
             </w:tcMar>
             <w:vAlign w:val="center"/>
           </w:tcPr>
           <w:p>
             <w:pPr>
-              <w:spacing w:after="20" w:line="276" w:lineRule="auto"/>
+              <w:spacing w:after="0" w:line="276" w:lineRule="auto"/>
               <w:jc w:val="center"/>
               <w:bidi w:val="1"/>
             </w:pPr>
@@ -972,25 +1029,26 @@
               <w:rPr>
                 <w:rFonts w:ascii="Amiri" w:hAnsi="Amiri" w:cs="Amiri" w:eastAsia="Amiri"/>
                 <w:b/>
-                <w:sz w:val="19"/>
+                <w:color w:val="173247"/>
+                <w:sz w:val="17"/>
               </w:rPr>
             </w:r>
           </w:p>
         </w:tc>
         <w:tc>
           <w:tcPr>
-            <w:tcW w:type="dxa" w:w="3028"/>
+            <w:tcW w:type="dxa" w:w="3050"/>
             <w:tcMar>
-              <w:top w:w="60" w:type="dxa"/>
-              <w:bottom w:w="60" w:type="dxa"/>
-              <w:left w:w="140" w:type="dxa"/>
-              <w:right w:w="140" w:type="dxa"/>
+              <w:top w:w="25" w:type="dxa"/>
+              <w:bottom w:w="25" w:type="dxa"/>
+              <w:left w:w="80" w:type="dxa"/>
+              <w:right w:w="80" w:type="dxa"/>
             </w:tcMar>
             <w:vAlign w:val="center"/>
           </w:tcPr>
           <w:p>
             <w:pPr>
-              <w:spacing w:after="20" w:line="276" w:lineRule="auto"/>
+              <w:spacing w:after="0" w:line="276" w:lineRule="auto"/>
               <w:jc w:val="center"/>
               <w:bidi w:val="1"/>
             </w:pPr>
@@ -998,25 +1056,26 @@
               <w:rPr>
                 <w:rFonts w:ascii="Amiri" w:hAnsi="Amiri" w:cs="Amiri" w:eastAsia="Amiri"/>
                 <w:b/>
-                <w:sz w:val="19"/>
+                <w:color w:val="173247"/>
+                <w:sz w:val="17"/>
               </w:rPr>
             </w:r>
           </w:p>
         </w:tc>
         <w:tc>
           <w:tcPr>
-            <w:tcW w:type="dxa" w:w="3028"/>
+            <w:tcW w:type="dxa" w:w="3050"/>
             <w:tcMar>
-              <w:top w:w="60" w:type="dxa"/>
-              <w:bottom w:w="60" w:type="dxa"/>
-              <w:left w:w="140" w:type="dxa"/>
-              <w:right w:w="140" w:type="dxa"/>
+              <w:top w:w="25" w:type="dxa"/>
+              <w:bottom w:w="25" w:type="dxa"/>
+              <w:left w:w="80" w:type="dxa"/>
+              <w:right w:w="80" w:type="dxa"/>
             </w:tcMar>
             <w:vAlign w:val="center"/>
           </w:tcPr>
           <w:p>
             <w:pPr>
-              <w:spacing w:after="20" w:line="276" w:lineRule="auto"/>
+              <w:spacing w:after="0" w:line="276" w:lineRule="auto"/>
               <w:jc w:val="center"/>
               <w:bidi w:val="1"/>
             </w:pPr>
@@ -1024,25 +1083,26 @@
               <w:rPr>
                 <w:rFonts w:ascii="Amiri" w:hAnsi="Amiri" w:cs="Amiri" w:eastAsia="Amiri"/>
                 <w:b/>
-                <w:sz w:val="19"/>
+                <w:color w:val="173247"/>
+                <w:sz w:val="17"/>
               </w:rPr>
             </w:r>
           </w:p>
         </w:tc>
         <w:tc>
           <w:tcPr>
-            <w:tcW w:type="dxa" w:w="3028"/>
+            <w:tcW w:type="dxa" w:w="3050"/>
             <w:tcMar>
-              <w:top w:w="60" w:type="dxa"/>
-              <w:bottom w:w="60" w:type="dxa"/>
-              <w:left w:w="140" w:type="dxa"/>
-              <w:right w:w="140" w:type="dxa"/>
+              <w:top w:w="25" w:type="dxa"/>
+              <w:bottom w:w="25" w:type="dxa"/>
+              <w:left w:w="80" w:type="dxa"/>
+              <w:right w:w="80" w:type="dxa"/>
             </w:tcMar>
             <w:vAlign w:val="center"/>
           </w:tcPr>
           <w:p>
             <w:pPr>
-              <w:spacing w:after="20" w:line="276" w:lineRule="auto"/>
+              <w:spacing w:after="0" w:line="276" w:lineRule="auto"/>
               <w:jc w:val="center"/>
               <w:bidi w:val="1"/>
             </w:pPr>
@@ -1050,28 +1110,32 @@
               <w:rPr>
                 <w:rFonts w:ascii="Amiri" w:hAnsi="Amiri" w:cs="Amiri" w:eastAsia="Amiri"/>
                 <w:b/>
-                <w:sz w:val="19"/>
+                <w:color w:val="173247"/>
+                <w:sz w:val="17"/>
               </w:rPr>
             </w:r>
           </w:p>
         </w:tc>
       </w:tr>
       <w:tr>
+        <w:trPr>
+          <w:cantSplit/>
+        </w:trPr>
         <w:tc>
           <w:tcPr>
-            <w:tcW w:type="dxa" w:w="3028"/>
+            <w:tcW w:type="dxa" w:w="3050"/>
             <w:shd w:fill="F1F5F7"/>
             <w:tcMar>
-              <w:top w:w="60" w:type="dxa"/>
-              <w:bottom w:w="60" w:type="dxa"/>
-              <w:left w:w="140" w:type="dxa"/>
-              <w:right w:w="140" w:type="dxa"/>
+              <w:top w:w="25" w:type="dxa"/>
+              <w:bottom w:w="25" w:type="dxa"/>
+              <w:left w:w="80" w:type="dxa"/>
+              <w:right w:w="80" w:type="dxa"/>
             </w:tcMar>
             <w:vAlign w:val="center"/>
           </w:tcPr>
           <w:p>
             <w:pPr>
-              <w:spacing w:after="20" w:line="276" w:lineRule="auto"/>
+              <w:spacing w:after="0" w:line="276" w:lineRule="auto"/>
               <w:jc w:val="right"/>
               <w:bidi w:val="1"/>
             </w:pPr>
@@ -1079,7 +1143,8 @@
               <w:rPr>
                 <w:rFonts w:ascii="Amiri" w:hAnsi="Amiri" w:cs="Amiri" w:eastAsia="Amiri"/>
                 <w:b w:val="0"/>
-                <w:sz w:val="19"/>
+                <w:color w:val="173247"/>
+                <w:sz w:val="17"/>
               </w:rPr>
               <w:t xml:space="preserve">  الممتلكات والمعدات (صافي القيمة الدفترية)</w:t>
             </w:r>
@@ -1087,19 +1152,19 @@
         </w:tc>
         <w:tc>
           <w:tcPr>
-            <w:tcW w:type="dxa" w:w="3028"/>
+            <w:tcW w:type="dxa" w:w="3050"/>
             <w:shd w:fill="F1F5F7"/>
             <w:tcMar>
-              <w:top w:w="60" w:type="dxa"/>
-              <w:bottom w:w="60" w:type="dxa"/>
-              <w:left w:w="140" w:type="dxa"/>
-              <w:right w:w="140" w:type="dxa"/>
+              <w:top w:w="25" w:type="dxa"/>
+              <w:bottom w:w="25" w:type="dxa"/>
+              <w:left w:w="80" w:type="dxa"/>
+              <w:right w:w="80" w:type="dxa"/>
             </w:tcMar>
             <w:vAlign w:val="center"/>
           </w:tcPr>
           <w:p>
             <w:pPr>
-              <w:spacing w:after="20" w:line="276" w:lineRule="auto"/>
+              <w:spacing w:after="0" w:line="276" w:lineRule="auto"/>
               <w:jc w:val="center"/>
               <w:bidi w:val="1"/>
             </w:pPr>
@@ -1107,7 +1172,8 @@
               <w:rPr>
                 <w:rFonts w:ascii="Amiri" w:hAnsi="Amiri" w:cs="Amiri" w:eastAsia="Amiri"/>
                 <w:b w:val="0"/>
-                <w:sz w:val="19"/>
+                <w:color w:val="173247"/>
+                <w:sz w:val="17"/>
               </w:rPr>
               <w:t>6,248,052.39</w:t>
             </w:r>
@@ -1115,19 +1181,19 @@
         </w:tc>
         <w:tc>
           <w:tcPr>
-            <w:tcW w:type="dxa" w:w="3028"/>
+            <w:tcW w:type="dxa" w:w="3050"/>
             <w:shd w:fill="F1F5F7"/>
             <w:tcMar>
-              <w:top w:w="60" w:type="dxa"/>
-              <w:bottom w:w="60" w:type="dxa"/>
-              <w:left w:w="140" w:type="dxa"/>
-              <w:right w:w="140" w:type="dxa"/>
+              <w:top w:w="25" w:type="dxa"/>
+              <w:bottom w:w="25" w:type="dxa"/>
+              <w:left w:w="80" w:type="dxa"/>
+              <w:right w:w="80" w:type="dxa"/>
             </w:tcMar>
             <w:vAlign w:val="center"/>
           </w:tcPr>
           <w:p>
             <w:pPr>
-              <w:spacing w:after="20" w:line="276" w:lineRule="auto"/>
+              <w:spacing w:after="0" w:line="276" w:lineRule="auto"/>
               <w:jc w:val="center"/>
               <w:bidi w:val="1"/>
             </w:pPr>
@@ -1135,7 +1201,8 @@
               <w:rPr>
                 <w:rFonts w:ascii="Amiri" w:hAnsi="Amiri" w:cs="Amiri" w:eastAsia="Amiri"/>
                 <w:b w:val="0"/>
-                <w:sz w:val="19"/>
+                <w:color w:val="173247"/>
+                <w:sz w:val="17"/>
               </w:rPr>
               <w:t>10,015,554.78</w:t>
             </w:r>
@@ -1143,19 +1210,19 @@
         </w:tc>
         <w:tc>
           <w:tcPr>
-            <w:tcW w:type="dxa" w:w="3028"/>
+            <w:tcW w:type="dxa" w:w="3050"/>
             <w:shd w:fill="F1F5F7"/>
             <w:tcMar>
-              <w:top w:w="60" w:type="dxa"/>
-              <w:bottom w:w="60" w:type="dxa"/>
-              <w:left w:w="140" w:type="dxa"/>
-              <w:right w:w="140" w:type="dxa"/>
+              <w:top w:w="25" w:type="dxa"/>
+              <w:bottom w:w="25" w:type="dxa"/>
+              <w:left w:w="80" w:type="dxa"/>
+              <w:right w:w="80" w:type="dxa"/>
             </w:tcMar>
             <w:vAlign w:val="center"/>
           </w:tcPr>
           <w:p>
             <w:pPr>
-              <w:spacing w:after="20" w:line="276" w:lineRule="auto"/>
+              <w:spacing w:after="0" w:line="276" w:lineRule="auto"/>
               <w:jc w:val="center"/>
               <w:bidi w:val="1"/>
             </w:pPr>
@@ -1163,7 +1230,8 @@
               <w:rPr>
                 <w:rFonts w:ascii="Amiri" w:hAnsi="Amiri" w:cs="Amiri" w:eastAsia="Amiri"/>
                 <w:b w:val="0"/>
-                <w:sz w:val="19"/>
+                <w:color w:val="173247"/>
+                <w:sz w:val="17"/>
               </w:rPr>
               <w:t>4,953,538.00</w:t>
             </w:r>
@@ -1171,19 +1239,19 @@
         </w:tc>
         <w:tc>
           <w:tcPr>
-            <w:tcW w:type="dxa" w:w="3028"/>
+            <w:tcW w:type="dxa" w:w="3050"/>
             <w:shd w:fill="F1F5F7"/>
             <w:tcMar>
-              <w:top w:w="60" w:type="dxa"/>
-              <w:bottom w:w="60" w:type="dxa"/>
-              <w:left w:w="140" w:type="dxa"/>
-              <w:right w:w="140" w:type="dxa"/>
+              <w:top w:w="25" w:type="dxa"/>
+              <w:bottom w:w="25" w:type="dxa"/>
+              <w:left w:w="80" w:type="dxa"/>
+              <w:right w:w="80" w:type="dxa"/>
             </w:tcMar>
             <w:vAlign w:val="center"/>
           </w:tcPr>
           <w:p>
             <w:pPr>
-              <w:spacing w:after="20" w:line="276" w:lineRule="auto"/>
+              <w:spacing w:after="0" w:line="276" w:lineRule="auto"/>
               <w:jc w:val="center"/>
               <w:bidi w:val="1"/>
             </w:pPr>
@@ -1191,7 +1259,8 @@
               <w:rPr>
                 <w:rFonts w:ascii="Amiri" w:hAnsi="Amiri" w:cs="Amiri" w:eastAsia="Amiri"/>
                 <w:b w:val="0"/>
-                <w:sz w:val="19"/>
+                <w:color w:val="173247"/>
+                <w:sz w:val="17"/>
               </w:rPr>
               <w:t>2,538,802.00</w:t>
             </w:r>
@@ -1199,21 +1268,24 @@
         </w:tc>
       </w:tr>
       <w:tr>
+        <w:trPr>
+          <w:cantSplit/>
+        </w:trPr>
         <w:tc>
           <w:tcPr>
-            <w:tcW w:type="dxa" w:w="3028"/>
+            <w:tcW w:type="dxa" w:w="3050"/>
             <w:shd w:fill="E1ECF2"/>
             <w:tcMar>
-              <w:top w:w="60" w:type="dxa"/>
-              <w:bottom w:w="60" w:type="dxa"/>
-              <w:left w:w="140" w:type="dxa"/>
-              <w:right w:w="140" w:type="dxa"/>
+              <w:top w:w="25" w:type="dxa"/>
+              <w:bottom w:w="25" w:type="dxa"/>
+              <w:left w:w="80" w:type="dxa"/>
+              <w:right w:w="80" w:type="dxa"/>
             </w:tcMar>
             <w:vAlign w:val="center"/>
           </w:tcPr>
           <w:p>
             <w:pPr>
-              <w:spacing w:after="20" w:line="276" w:lineRule="auto"/>
+              <w:spacing w:after="0" w:line="276" w:lineRule="auto"/>
               <w:jc w:val="right"/>
               <w:bidi w:val="1"/>
             </w:pPr>
@@ -1221,7 +1293,8 @@
               <w:rPr>
                 <w:rFonts w:ascii="Amiri" w:hAnsi="Amiri" w:cs="Amiri" w:eastAsia="Amiri"/>
                 <w:b/>
-                <w:sz w:val="19"/>
+                <w:color w:val="173247"/>
+                <w:sz w:val="17"/>
               </w:rPr>
               <w:t>إجمالي الأصول غير المتداولة</w:t>
             </w:r>
@@ -1229,19 +1302,19 @@
         </w:tc>
         <w:tc>
           <w:tcPr>
-            <w:tcW w:type="dxa" w:w="3028"/>
+            <w:tcW w:type="dxa" w:w="3050"/>
             <w:shd w:fill="E1ECF2"/>
             <w:tcMar>
-              <w:top w:w="60" w:type="dxa"/>
-              <w:bottom w:w="60" w:type="dxa"/>
-              <w:left w:w="140" w:type="dxa"/>
-              <w:right w:w="140" w:type="dxa"/>
+              <w:top w:w="25" w:type="dxa"/>
+              <w:bottom w:w="25" w:type="dxa"/>
+              <w:left w:w="80" w:type="dxa"/>
+              <w:right w:w="80" w:type="dxa"/>
             </w:tcMar>
             <w:vAlign w:val="center"/>
           </w:tcPr>
           <w:p>
             <w:pPr>
-              <w:spacing w:after="20" w:line="276" w:lineRule="auto"/>
+              <w:spacing w:after="0" w:line="276" w:lineRule="auto"/>
               <w:jc w:val="center"/>
               <w:bidi w:val="1"/>
             </w:pPr>
@@ -1249,7 +1322,8 @@
               <w:rPr>
                 <w:rFonts w:ascii="Amiri" w:hAnsi="Amiri" w:cs="Amiri" w:eastAsia="Amiri"/>
                 <w:b/>
-                <w:sz w:val="19"/>
+                <w:color w:val="173247"/>
+                <w:sz w:val="17"/>
               </w:rPr>
               <w:t>6,248,052.39</w:t>
             </w:r>
@@ -1257,19 +1331,19 @@
         </w:tc>
         <w:tc>
           <w:tcPr>
-            <w:tcW w:type="dxa" w:w="3028"/>
+            <w:tcW w:type="dxa" w:w="3050"/>
             <w:shd w:fill="E1ECF2"/>
             <w:tcMar>
-              <w:top w:w="60" w:type="dxa"/>
-              <w:bottom w:w="60" w:type="dxa"/>
-              <w:left w:w="140" w:type="dxa"/>
-              <w:right w:w="140" w:type="dxa"/>
+              <w:top w:w="25" w:type="dxa"/>
+              <w:bottom w:w="25" w:type="dxa"/>
+              <w:left w:w="80" w:type="dxa"/>
+              <w:right w:w="80" w:type="dxa"/>
             </w:tcMar>
             <w:vAlign w:val="center"/>
           </w:tcPr>
           <w:p>
             <w:pPr>
-              <w:spacing w:after="20" w:line="276" w:lineRule="auto"/>
+              <w:spacing w:after="0" w:line="276" w:lineRule="auto"/>
               <w:jc w:val="center"/>
               <w:bidi w:val="1"/>
             </w:pPr>
@@ -1277,7 +1351,8 @@
               <w:rPr>
                 <w:rFonts w:ascii="Amiri" w:hAnsi="Amiri" w:cs="Amiri" w:eastAsia="Amiri"/>
                 <w:b/>
-                <w:sz w:val="19"/>
+                <w:color w:val="173247"/>
+                <w:sz w:val="17"/>
               </w:rPr>
               <w:t>10,015,554.78</w:t>
             </w:r>
@@ -1285,19 +1360,19 @@
         </w:tc>
         <w:tc>
           <w:tcPr>
-            <w:tcW w:type="dxa" w:w="3028"/>
+            <w:tcW w:type="dxa" w:w="3050"/>
             <w:shd w:fill="E1ECF2"/>
             <w:tcMar>
-              <w:top w:w="60" w:type="dxa"/>
-              <w:bottom w:w="60" w:type="dxa"/>
-              <w:left w:w="140" w:type="dxa"/>
-              <w:right w:w="140" w:type="dxa"/>
+              <w:top w:w="25" w:type="dxa"/>
+              <w:bottom w:w="25" w:type="dxa"/>
+              <w:left w:w="80" w:type="dxa"/>
+              <w:right w:w="80" w:type="dxa"/>
             </w:tcMar>
             <w:vAlign w:val="center"/>
           </w:tcPr>
           <w:p>
             <w:pPr>
-              <w:spacing w:after="20" w:line="276" w:lineRule="auto"/>
+              <w:spacing w:after="0" w:line="276" w:lineRule="auto"/>
               <w:jc w:val="center"/>
               <w:bidi w:val="1"/>
             </w:pPr>
@@ -1305,7 +1380,8 @@
               <w:rPr>
                 <w:rFonts w:ascii="Amiri" w:hAnsi="Amiri" w:cs="Amiri" w:eastAsia="Amiri"/>
                 <w:b/>
-                <w:sz w:val="19"/>
+                <w:color w:val="173247"/>
+                <w:sz w:val="17"/>
               </w:rPr>
               <w:t>4,953,538.00</w:t>
             </w:r>
@@ -1313,19 +1389,19 @@
         </w:tc>
         <w:tc>
           <w:tcPr>
-            <w:tcW w:type="dxa" w:w="3028"/>
+            <w:tcW w:type="dxa" w:w="3050"/>
             <w:shd w:fill="E1ECF2"/>
             <w:tcMar>
-              <w:top w:w="60" w:type="dxa"/>
-              <w:bottom w:w="60" w:type="dxa"/>
-              <w:left w:w="140" w:type="dxa"/>
-              <w:right w:w="140" w:type="dxa"/>
+              <w:top w:w="25" w:type="dxa"/>
+              <w:bottom w:w="25" w:type="dxa"/>
+              <w:left w:w="80" w:type="dxa"/>
+              <w:right w:w="80" w:type="dxa"/>
             </w:tcMar>
             <w:vAlign w:val="center"/>
           </w:tcPr>
           <w:p>
             <w:pPr>
-              <w:spacing w:after="20" w:line="276" w:lineRule="auto"/>
+              <w:spacing w:after="0" w:line="276" w:lineRule="auto"/>
               <w:jc w:val="center"/>
               <w:bidi w:val="1"/>
             </w:pPr>
@@ -1333,7 +1409,8 @@
               <w:rPr>
                 <w:rFonts w:ascii="Amiri" w:hAnsi="Amiri" w:cs="Amiri" w:eastAsia="Amiri"/>
                 <w:b/>
-                <w:sz w:val="19"/>
+                <w:color w:val="173247"/>
+                <w:sz w:val="17"/>
               </w:rPr>
               <w:t>2,538,802.00</w:t>
             </w:r>
@@ -1341,21 +1418,24 @@
         </w:tc>
       </w:tr>
       <w:tr>
+        <w:trPr>
+          <w:cantSplit/>
+        </w:trPr>
         <w:tc>
           <w:tcPr>
-            <w:tcW w:type="dxa" w:w="3028"/>
+            <w:tcW w:type="dxa" w:w="3050"/>
             <w:shd w:fill="E1ECF2"/>
             <w:tcMar>
-              <w:top w:w="60" w:type="dxa"/>
-              <w:bottom w:w="60" w:type="dxa"/>
-              <w:left w:w="140" w:type="dxa"/>
-              <w:right w:w="140" w:type="dxa"/>
+              <w:top w:w="25" w:type="dxa"/>
+              <w:bottom w:w="25" w:type="dxa"/>
+              <w:left w:w="80" w:type="dxa"/>
+              <w:right w:w="80" w:type="dxa"/>
             </w:tcMar>
             <w:vAlign w:val="center"/>
           </w:tcPr>
           <w:p>
             <w:pPr>
-              <w:spacing w:after="20" w:line="276" w:lineRule="auto"/>
+              <w:spacing w:after="0" w:line="276" w:lineRule="auto"/>
               <w:jc w:val="right"/>
               <w:bidi w:val="1"/>
             </w:pPr>
@@ -1363,7 +1443,8 @@
               <w:rPr>
                 <w:rFonts w:ascii="Amiri" w:hAnsi="Amiri" w:cs="Amiri" w:eastAsia="Amiri"/>
                 <w:b/>
-                <w:sz w:val="19"/>
+                <w:color w:val="173247"/>
+                <w:sz w:val="17"/>
               </w:rPr>
               <w:t>إجمالي الأصول</w:t>
             </w:r>
@@ -1371,19 +1452,19 @@
         </w:tc>
         <w:tc>
           <w:tcPr>
-            <w:tcW w:type="dxa" w:w="3028"/>
+            <w:tcW w:type="dxa" w:w="3050"/>
             <w:shd w:fill="E1ECF2"/>
             <w:tcMar>
-              <w:top w:w="60" w:type="dxa"/>
-              <w:bottom w:w="60" w:type="dxa"/>
-              <w:left w:w="140" w:type="dxa"/>
-              <w:right w:w="140" w:type="dxa"/>
+              <w:top w:w="25" w:type="dxa"/>
+              <w:bottom w:w="25" w:type="dxa"/>
+              <w:left w:w="80" w:type="dxa"/>
+              <w:right w:w="80" w:type="dxa"/>
             </w:tcMar>
             <w:vAlign w:val="center"/>
           </w:tcPr>
           <w:p>
             <w:pPr>
-              <w:spacing w:after="20" w:line="276" w:lineRule="auto"/>
+              <w:spacing w:after="0" w:line="276" w:lineRule="auto"/>
               <w:jc w:val="center"/>
               <w:bidi w:val="1"/>
             </w:pPr>
@@ -1391,7 +1472,8 @@
               <w:rPr>
                 <w:rFonts w:ascii="Amiri" w:hAnsi="Amiri" w:cs="Amiri" w:eastAsia="Amiri"/>
                 <w:b/>
-                <w:sz w:val="19"/>
+                <w:color w:val="173247"/>
+                <w:sz w:val="17"/>
               </w:rPr>
               <w:t>7,291,505.00</w:t>
             </w:r>
@@ -1399,19 +1481,19 @@
         </w:tc>
         <w:tc>
           <w:tcPr>
-            <w:tcW w:type="dxa" w:w="3028"/>
+            <w:tcW w:type="dxa" w:w="3050"/>
             <w:shd w:fill="E1ECF2"/>
             <w:tcMar>
-              <w:top w:w="60" w:type="dxa"/>
-              <w:bottom w:w="60" w:type="dxa"/>
-              <w:left w:w="140" w:type="dxa"/>
-              <w:right w:w="140" w:type="dxa"/>
+              <w:top w:w="25" w:type="dxa"/>
+              <w:bottom w:w="25" w:type="dxa"/>
+              <w:left w:w="80" w:type="dxa"/>
+              <w:right w:w="80" w:type="dxa"/>
             </w:tcMar>
             <w:vAlign w:val="center"/>
           </w:tcPr>
           <w:p>
             <w:pPr>
-              <w:spacing w:after="20" w:line="276" w:lineRule="auto"/>
+              <w:spacing w:after="0" w:line="276" w:lineRule="auto"/>
               <w:jc w:val="center"/>
               <w:bidi w:val="1"/>
             </w:pPr>
@@ -1419,7 +1501,8 @@
               <w:rPr>
                 <w:rFonts w:ascii="Amiri" w:hAnsi="Amiri" w:cs="Amiri" w:eastAsia="Amiri"/>
                 <w:b/>
-                <w:sz w:val="19"/>
+                <w:color w:val="173247"/>
+                <w:sz w:val="17"/>
               </w:rPr>
               <w:t>12,467,389.78</w:t>
             </w:r>
@@ -1427,19 +1510,19 @@
         </w:tc>
         <w:tc>
           <w:tcPr>
-            <w:tcW w:type="dxa" w:w="3028"/>
+            <w:tcW w:type="dxa" w:w="3050"/>
             <w:shd w:fill="E1ECF2"/>
             <w:tcMar>
-              <w:top w:w="60" w:type="dxa"/>
-              <w:bottom w:w="60" w:type="dxa"/>
-              <w:left w:w="140" w:type="dxa"/>
-              <w:right w:w="140" w:type="dxa"/>
+              <w:top w:w="25" w:type="dxa"/>
+              <w:bottom w:w="25" w:type="dxa"/>
+              <w:left w:w="80" w:type="dxa"/>
+              <w:right w:w="80" w:type="dxa"/>
             </w:tcMar>
             <w:vAlign w:val="center"/>
           </w:tcPr>
           <w:p>
             <w:pPr>
-              <w:spacing w:after="20" w:line="276" w:lineRule="auto"/>
+              <w:spacing w:after="0" w:line="276" w:lineRule="auto"/>
               <w:jc w:val="center"/>
               <w:bidi w:val="1"/>
             </w:pPr>
@@ -1447,7 +1530,8 @@
               <w:rPr>
                 <w:rFonts w:ascii="Amiri" w:hAnsi="Amiri" w:cs="Amiri" w:eastAsia="Amiri"/>
                 <w:b/>
-                <w:sz w:val="19"/>
+                <w:color w:val="173247"/>
+                <w:sz w:val="17"/>
               </w:rPr>
               <w:t>8,388,722.31</w:t>
             </w:r>
@@ -1455,19 +1539,19 @@
         </w:tc>
         <w:tc>
           <w:tcPr>
-            <w:tcW w:type="dxa" w:w="3028"/>
+            <w:tcW w:type="dxa" w:w="3050"/>
             <w:shd w:fill="E1ECF2"/>
             <w:tcMar>
-              <w:top w:w="60" w:type="dxa"/>
-              <w:bottom w:w="60" w:type="dxa"/>
-              <w:left w:w="140" w:type="dxa"/>
-              <w:right w:w="140" w:type="dxa"/>
+              <w:top w:w="25" w:type="dxa"/>
+              <w:bottom w:w="25" w:type="dxa"/>
+              <w:left w:w="80" w:type="dxa"/>
+              <w:right w:w="80" w:type="dxa"/>
             </w:tcMar>
             <w:vAlign w:val="center"/>
           </w:tcPr>
           <w:p>
             <w:pPr>
-              <w:spacing w:after="20" w:line="276" w:lineRule="auto"/>
+              <w:spacing w:after="0" w:line="276" w:lineRule="auto"/>
               <w:jc w:val="center"/>
               <w:bidi w:val="1"/>
             </w:pPr>
@@ -1475,7 +1559,8 @@
               <w:rPr>
                 <w:rFonts w:ascii="Amiri" w:hAnsi="Amiri" w:cs="Amiri" w:eastAsia="Amiri"/>
                 <w:b/>
-                <w:sz w:val="19"/>
+                <w:color w:val="173247"/>
+                <w:sz w:val="17"/>
               </w:rPr>
               <w:t>7,446,514.31</w:t>
             </w:r>
@@ -1483,20 +1568,23 @@
         </w:tc>
       </w:tr>
       <w:tr>
+        <w:trPr>
+          <w:cantSplit/>
+        </w:trPr>
         <w:tc>
           <w:tcPr>
-            <w:tcW w:type="dxa" w:w="3028"/>
+            <w:tcW w:type="dxa" w:w="3050"/>
             <w:tcMar>
-              <w:top w:w="60" w:type="dxa"/>
-              <w:bottom w:w="60" w:type="dxa"/>
-              <w:left w:w="140" w:type="dxa"/>
-              <w:right w:w="140" w:type="dxa"/>
+              <w:top w:w="25" w:type="dxa"/>
+              <w:bottom w:w="25" w:type="dxa"/>
+              <w:left w:w="80" w:type="dxa"/>
+              <w:right w:w="80" w:type="dxa"/>
             </w:tcMar>
             <w:vAlign w:val="center"/>
           </w:tcPr>
           <w:p>
             <w:pPr>
-              <w:spacing w:after="20" w:line="276" w:lineRule="auto"/>
+              <w:spacing w:after="0" w:line="276" w:lineRule="auto"/>
               <w:jc w:val="right"/>
               <w:bidi w:val="1"/>
             </w:pPr>
@@ -1504,7 +1592,8 @@
               <w:rPr>
                 <w:rFonts w:ascii="Amiri" w:hAnsi="Amiri" w:cs="Amiri" w:eastAsia="Amiri"/>
                 <w:b/>
-                <w:sz w:val="19"/>
+                <w:color w:val="173247"/>
+                <w:sz w:val="17"/>
               </w:rPr>
               <w:t>الالتزامات المتداولة (الديون والمستحقات):</w:t>
             </w:r>
@@ -1512,18 +1601,18 @@
         </w:tc>
         <w:tc>
           <w:tcPr>
-            <w:tcW w:type="dxa" w:w="3028"/>
+            <w:tcW w:type="dxa" w:w="3050"/>
             <w:tcMar>
-              <w:top w:w="60" w:type="dxa"/>
-              <w:bottom w:w="60" w:type="dxa"/>
-              <w:left w:w="140" w:type="dxa"/>
-              <w:right w:w="140" w:type="dxa"/>
+              <w:top w:w="25" w:type="dxa"/>
+              <w:bottom w:w="25" w:type="dxa"/>
+              <w:left w:w="80" w:type="dxa"/>
+              <w:right w:w="80" w:type="dxa"/>
             </w:tcMar>
             <w:vAlign w:val="center"/>
           </w:tcPr>
           <w:p>
             <w:pPr>
-              <w:spacing w:after="20" w:line="276" w:lineRule="auto"/>
+              <w:spacing w:after="0" w:line="276" w:lineRule="auto"/>
               <w:jc w:val="center"/>
               <w:bidi w:val="1"/>
             </w:pPr>
@@ -1531,25 +1620,26 @@
               <w:rPr>
                 <w:rFonts w:ascii="Amiri" w:hAnsi="Amiri" w:cs="Amiri" w:eastAsia="Amiri"/>
                 <w:b/>
-                <w:sz w:val="19"/>
+                <w:color w:val="173247"/>
+                <w:sz w:val="17"/>
               </w:rPr>
             </w:r>
           </w:p>
         </w:tc>
         <w:tc>
           <w:tcPr>
-            <w:tcW w:type="dxa" w:w="3028"/>
+            <w:tcW w:type="dxa" w:w="3050"/>
             <w:tcMar>
-              <w:top w:w="60" w:type="dxa"/>
-              <w:bottom w:w="60" w:type="dxa"/>
-              <w:left w:w="140" w:type="dxa"/>
-              <w:right w:w="140" w:type="dxa"/>
+              <w:top w:w="25" w:type="dxa"/>
+              <w:bottom w:w="25" w:type="dxa"/>
+              <w:left w:w="80" w:type="dxa"/>
+              <w:right w:w="80" w:type="dxa"/>
             </w:tcMar>
             <w:vAlign w:val="center"/>
           </w:tcPr>
           <w:p>
             <w:pPr>
-              <w:spacing w:after="20" w:line="276" w:lineRule="auto"/>
+              <w:spacing w:after="0" w:line="276" w:lineRule="auto"/>
               <w:jc w:val="center"/>
               <w:bidi w:val="1"/>
             </w:pPr>
@@ -1557,25 +1647,26 @@
               <w:rPr>
                 <w:rFonts w:ascii="Amiri" w:hAnsi="Amiri" w:cs="Amiri" w:eastAsia="Amiri"/>
                 <w:b/>
-                <w:sz w:val="19"/>
+                <w:color w:val="173247"/>
+                <w:sz w:val="17"/>
               </w:rPr>
             </w:r>
           </w:p>
         </w:tc>
         <w:tc>
           <w:tcPr>
-            <w:tcW w:type="dxa" w:w="3028"/>
+            <w:tcW w:type="dxa" w:w="3050"/>
             <w:tcMar>
-              <w:top w:w="60" w:type="dxa"/>
-              <w:bottom w:w="60" w:type="dxa"/>
-              <w:left w:w="140" w:type="dxa"/>
-              <w:right w:w="140" w:type="dxa"/>
+              <w:top w:w="25" w:type="dxa"/>
+              <w:bottom w:w="25" w:type="dxa"/>
+              <w:left w:w="80" w:type="dxa"/>
+              <w:right w:w="80" w:type="dxa"/>
             </w:tcMar>
             <w:vAlign w:val="center"/>
           </w:tcPr>
           <w:p>
             <w:pPr>
-              <w:spacing w:after="20" w:line="276" w:lineRule="auto"/>
+              <w:spacing w:after="0" w:line="276" w:lineRule="auto"/>
               <w:jc w:val="center"/>
               <w:bidi w:val="1"/>
             </w:pPr>
@@ -1583,25 +1674,26 @@
               <w:rPr>
                 <w:rFonts w:ascii="Amiri" w:hAnsi="Amiri" w:cs="Amiri" w:eastAsia="Amiri"/>
                 <w:b/>
-                <w:sz w:val="19"/>
+                <w:color w:val="173247"/>
+                <w:sz w:val="17"/>
               </w:rPr>
             </w:r>
           </w:p>
         </w:tc>
         <w:tc>
           <w:tcPr>
-            <w:tcW w:type="dxa" w:w="3028"/>
+            <w:tcW w:type="dxa" w:w="3050"/>
             <w:tcMar>
-              <w:top w:w="60" w:type="dxa"/>
-              <w:bottom w:w="60" w:type="dxa"/>
-              <w:left w:w="140" w:type="dxa"/>
-              <w:right w:w="140" w:type="dxa"/>
+              <w:top w:w="25" w:type="dxa"/>
+              <w:bottom w:w="25" w:type="dxa"/>
+              <w:left w:w="80" w:type="dxa"/>
+              <w:right w:w="80" w:type="dxa"/>
             </w:tcMar>
             <w:vAlign w:val="center"/>
           </w:tcPr>
           <w:p>
             <w:pPr>
-              <w:spacing w:after="20" w:line="276" w:lineRule="auto"/>
+              <w:spacing w:after="0" w:line="276" w:lineRule="auto"/>
               <w:jc w:val="center"/>
               <w:bidi w:val="1"/>
             </w:pPr>
@@ -1609,28 +1701,32 @@
               <w:rPr>
                 <w:rFonts w:ascii="Amiri" w:hAnsi="Amiri" w:cs="Amiri" w:eastAsia="Amiri"/>
                 <w:b/>
-                <w:sz w:val="19"/>
+                <w:color w:val="173247"/>
+                <w:sz w:val="17"/>
               </w:rPr>
             </w:r>
           </w:p>
         </w:tc>
       </w:tr>
       <w:tr>
+        <w:trPr>
+          <w:cantSplit/>
+        </w:trPr>
         <w:tc>
           <w:tcPr>
-            <w:tcW w:type="dxa" w:w="3028"/>
+            <w:tcW w:type="dxa" w:w="3050"/>
             <w:shd w:fill="F1F5F7"/>
             <w:tcMar>
-              <w:top w:w="60" w:type="dxa"/>
-              <w:bottom w:w="60" w:type="dxa"/>
-              <w:left w:w="140" w:type="dxa"/>
-              <w:right w:w="140" w:type="dxa"/>
+              <w:top w:w="25" w:type="dxa"/>
+              <w:bottom w:w="25" w:type="dxa"/>
+              <w:left w:w="80" w:type="dxa"/>
+              <w:right w:w="80" w:type="dxa"/>
             </w:tcMar>
             <w:vAlign w:val="center"/>
           </w:tcPr>
           <w:p>
             <w:pPr>
-              <w:spacing w:after="20" w:line="276" w:lineRule="auto"/>
+              <w:spacing w:after="0" w:line="276" w:lineRule="auto"/>
               <w:jc w:val="right"/>
               <w:bidi w:val="1"/>
             </w:pPr>
@@ -1638,7 +1734,8 @@
               <w:rPr>
                 <w:rFonts w:ascii="Amiri" w:hAnsi="Amiri" w:cs="Amiri" w:eastAsia="Amiri"/>
                 <w:b w:val="0"/>
-                <w:sz w:val="19"/>
+                <w:color w:val="173247"/>
+                <w:sz w:val="17"/>
               </w:rPr>
               <w:t xml:space="preserve">  قروض وتمويلات المركبات الدائنة</w:t>
             </w:r>
@@ -1646,19 +1743,19 @@
         </w:tc>
         <w:tc>
           <w:tcPr>
-            <w:tcW w:type="dxa" w:w="3028"/>
+            <w:tcW w:type="dxa" w:w="3050"/>
             <w:shd w:fill="F1F5F7"/>
             <w:tcMar>
-              <w:top w:w="60" w:type="dxa"/>
-              <w:bottom w:w="60" w:type="dxa"/>
-              <w:left w:w="140" w:type="dxa"/>
-              <w:right w:w="140" w:type="dxa"/>
+              <w:top w:w="25" w:type="dxa"/>
+              <w:bottom w:w="25" w:type="dxa"/>
+              <w:left w:w="80" w:type="dxa"/>
+              <w:right w:w="80" w:type="dxa"/>
             </w:tcMar>
             <w:vAlign w:val="center"/>
           </w:tcPr>
           <w:p>
             <w:pPr>
-              <w:spacing w:after="20" w:line="276" w:lineRule="auto"/>
+              <w:spacing w:after="0" w:line="276" w:lineRule="auto"/>
               <w:jc w:val="center"/>
               <w:bidi w:val="1"/>
             </w:pPr>
@@ -1666,7 +1763,8 @@
               <w:rPr>
                 <w:rFonts w:ascii="Amiri" w:hAnsi="Amiri" w:cs="Amiri" w:eastAsia="Amiri"/>
                 <w:b w:val="0"/>
-                <w:sz w:val="19"/>
+                <w:color w:val="173247"/>
+                <w:sz w:val="17"/>
               </w:rPr>
               <w:t>500,000.00</w:t>
             </w:r>
@@ -1674,19 +1772,19 @@
         </w:tc>
         <w:tc>
           <w:tcPr>
-            <w:tcW w:type="dxa" w:w="3028"/>
+            <w:tcW w:type="dxa" w:w="3050"/>
             <w:shd w:fill="F1F5F7"/>
             <w:tcMar>
-              <w:top w:w="60" w:type="dxa"/>
-              <w:bottom w:w="60" w:type="dxa"/>
-              <w:left w:w="140" w:type="dxa"/>
-              <w:right w:w="140" w:type="dxa"/>
+              <w:top w:w="25" w:type="dxa"/>
+              <w:bottom w:w="25" w:type="dxa"/>
+              <w:left w:w="80" w:type="dxa"/>
+              <w:right w:w="80" w:type="dxa"/>
             </w:tcMar>
             <w:vAlign w:val="center"/>
           </w:tcPr>
           <w:p>
             <w:pPr>
-              <w:spacing w:after="20" w:line="276" w:lineRule="auto"/>
+              <w:spacing w:after="0" w:line="276" w:lineRule="auto"/>
               <w:jc w:val="center"/>
               <w:bidi w:val="1"/>
             </w:pPr>
@@ -1694,7 +1792,8 @@
               <w:rPr>
                 <w:rFonts w:ascii="Amiri" w:hAnsi="Amiri" w:cs="Amiri" w:eastAsia="Amiri"/>
                 <w:b w:val="0"/>
-                <w:sz w:val="19"/>
+                <w:color w:val="173247"/>
+                <w:sz w:val="17"/>
               </w:rPr>
               <w:t>1,800,000.00</w:t>
             </w:r>
@@ -1702,19 +1801,19 @@
         </w:tc>
         <w:tc>
           <w:tcPr>
-            <w:tcW w:type="dxa" w:w="3028"/>
+            <w:tcW w:type="dxa" w:w="3050"/>
             <w:shd w:fill="F1F5F7"/>
             <w:tcMar>
-              <w:top w:w="60" w:type="dxa"/>
-              <w:bottom w:w="60" w:type="dxa"/>
-              <w:left w:w="140" w:type="dxa"/>
-              <w:right w:w="140" w:type="dxa"/>
+              <w:top w:w="25" w:type="dxa"/>
+              <w:bottom w:w="25" w:type="dxa"/>
+              <w:left w:w="80" w:type="dxa"/>
+              <w:right w:w="80" w:type="dxa"/>
             </w:tcMar>
             <w:vAlign w:val="center"/>
           </w:tcPr>
           <w:p>
             <w:pPr>
-              <w:spacing w:after="20" w:line="276" w:lineRule="auto"/>
+              <w:spacing w:after="0" w:line="276" w:lineRule="auto"/>
               <w:jc w:val="center"/>
               <w:bidi w:val="1"/>
             </w:pPr>
@@ -1722,7 +1821,8 @@
               <w:rPr>
                 <w:rFonts w:ascii="Amiri" w:hAnsi="Amiri" w:cs="Amiri" w:eastAsia="Amiri"/>
                 <w:b w:val="0"/>
-                <w:sz w:val="19"/>
+                <w:color w:val="173247"/>
+                <w:sz w:val="17"/>
               </w:rPr>
               <w:t>6,505,167.10</w:t>
             </w:r>
@@ -1730,19 +1830,19 @@
         </w:tc>
         <w:tc>
           <w:tcPr>
-            <w:tcW w:type="dxa" w:w="3028"/>
+            <w:tcW w:type="dxa" w:w="3050"/>
             <w:shd w:fill="F1F5F7"/>
             <w:tcMar>
-              <w:top w:w="60" w:type="dxa"/>
-              <w:bottom w:w="60" w:type="dxa"/>
-              <w:left w:w="140" w:type="dxa"/>
-              <w:right w:w="140" w:type="dxa"/>
+              <w:top w:w="25" w:type="dxa"/>
+              <w:bottom w:w="25" w:type="dxa"/>
+              <w:left w:w="80" w:type="dxa"/>
+              <w:right w:w="80" w:type="dxa"/>
             </w:tcMar>
             <w:vAlign w:val="center"/>
           </w:tcPr>
           <w:p>
             <w:pPr>
-              <w:spacing w:after="20" w:line="276" w:lineRule="auto"/>
+              <w:spacing w:after="0" w:line="276" w:lineRule="auto"/>
               <w:jc w:val="center"/>
               <w:bidi w:val="1"/>
             </w:pPr>
@@ -1750,7 +1850,8 @@
               <w:rPr>
                 <w:rFonts w:ascii="Amiri" w:hAnsi="Amiri" w:cs="Amiri" w:eastAsia="Amiri"/>
                 <w:b w:val="0"/>
-                <w:sz w:val="19"/>
+                <w:color w:val="173247"/>
+                <w:sz w:val="17"/>
               </w:rPr>
               <w:t>6,198,914.10</w:t>
             </w:r>
@@ -1758,20 +1859,23 @@
         </w:tc>
       </w:tr>
       <w:tr>
+        <w:trPr>
+          <w:cantSplit/>
+        </w:trPr>
         <w:tc>
           <w:tcPr>
-            <w:tcW w:type="dxa" w:w="3028"/>
+            <w:tcW w:type="dxa" w:w="3050"/>
             <w:tcMar>
-              <w:top w:w="60" w:type="dxa"/>
-              <w:bottom w:w="60" w:type="dxa"/>
-              <w:left w:w="140" w:type="dxa"/>
-              <w:right w:w="140" w:type="dxa"/>
+              <w:top w:w="25" w:type="dxa"/>
+              <w:bottom w:w="25" w:type="dxa"/>
+              <w:left w:w="80" w:type="dxa"/>
+              <w:right w:w="80" w:type="dxa"/>
             </w:tcMar>
             <w:vAlign w:val="center"/>
           </w:tcPr>
           <w:p>
             <w:pPr>
-              <w:spacing w:after="20" w:line="276" w:lineRule="auto"/>
+              <w:spacing w:after="0" w:line="276" w:lineRule="auto"/>
               <w:jc w:val="right"/>
               <w:bidi w:val="1"/>
             </w:pPr>
@@ -1779,7 +1883,8 @@
               <w:rPr>
                 <w:rFonts w:ascii="Amiri" w:hAnsi="Amiri" w:cs="Amiri" w:eastAsia="Amiri"/>
                 <w:b w:val="0"/>
-                <w:sz w:val="19"/>
+                <w:color w:val="173247"/>
+                <w:sz w:val="17"/>
               </w:rPr>
               <w:t xml:space="preserve">  تأمينات ودفعات العملاء (تشمل 11211)</w:t>
             </w:r>
@@ -1787,18 +1892,18 @@
         </w:tc>
         <w:tc>
           <w:tcPr>
-            <w:tcW w:type="dxa" w:w="3028"/>
+            <w:tcW w:type="dxa" w:w="3050"/>
             <w:tcMar>
-              <w:top w:w="60" w:type="dxa"/>
-              <w:bottom w:w="60" w:type="dxa"/>
-              <w:left w:w="140" w:type="dxa"/>
-              <w:right w:w="140" w:type="dxa"/>
+              <w:top w:w="25" w:type="dxa"/>
+              <w:bottom w:w="25" w:type="dxa"/>
+              <w:left w:w="80" w:type="dxa"/>
+              <w:right w:w="80" w:type="dxa"/>
             </w:tcMar>
             <w:vAlign w:val="center"/>
           </w:tcPr>
           <w:p>
             <w:pPr>
-              <w:spacing w:after="20" w:line="276" w:lineRule="auto"/>
+              <w:spacing w:after="0" w:line="276" w:lineRule="auto"/>
               <w:jc w:val="center"/>
               <w:bidi w:val="1"/>
             </w:pPr>
@@ -1806,7 +1911,8 @@
               <w:rPr>
                 <w:rFonts w:ascii="Amiri" w:hAnsi="Amiri" w:cs="Amiri" w:eastAsia="Amiri"/>
                 <w:b w:val="0"/>
-                <w:sz w:val="19"/>
+                <w:color w:val="173247"/>
+                <w:sz w:val="17"/>
               </w:rPr>
               <w:t>169,291.88</w:t>
             </w:r>
@@ -1814,18 +1920,18 @@
         </w:tc>
         <w:tc>
           <w:tcPr>
-            <w:tcW w:type="dxa" w:w="3028"/>
+            <w:tcW w:type="dxa" w:w="3050"/>
             <w:tcMar>
-              <w:top w:w="60" w:type="dxa"/>
-              <w:bottom w:w="60" w:type="dxa"/>
-              <w:left w:w="140" w:type="dxa"/>
-              <w:right w:w="140" w:type="dxa"/>
+              <w:top w:w="25" w:type="dxa"/>
+              <w:bottom w:w="25" w:type="dxa"/>
+              <w:left w:w="80" w:type="dxa"/>
+              <w:right w:w="80" w:type="dxa"/>
             </w:tcMar>
             <w:vAlign w:val="center"/>
           </w:tcPr>
           <w:p>
             <w:pPr>
-              <w:spacing w:after="20" w:line="276" w:lineRule="auto"/>
+              <w:spacing w:after="0" w:line="276" w:lineRule="auto"/>
               <w:jc w:val="center"/>
               <w:bidi w:val="1"/>
             </w:pPr>
@@ -1833,7 +1939,8 @@
               <w:rPr>
                 <w:rFonts w:ascii="Amiri" w:hAnsi="Amiri" w:cs="Amiri" w:eastAsia="Amiri"/>
                 <w:b w:val="0"/>
-                <w:sz w:val="19"/>
+                <w:color w:val="173247"/>
+                <w:sz w:val="17"/>
               </w:rPr>
               <w:t>987,707.49</w:t>
             </w:r>
@@ -1841,18 +1948,18 @@
         </w:tc>
         <w:tc>
           <w:tcPr>
-            <w:tcW w:type="dxa" w:w="3028"/>
+            <w:tcW w:type="dxa" w:w="3050"/>
             <w:tcMar>
-              <w:top w:w="60" w:type="dxa"/>
-              <w:bottom w:w="60" w:type="dxa"/>
-              <w:left w:w="140" w:type="dxa"/>
-              <w:right w:w="140" w:type="dxa"/>
+              <w:top w:w="25" w:type="dxa"/>
+              <w:bottom w:w="25" w:type="dxa"/>
+              <w:left w:w="80" w:type="dxa"/>
+              <w:right w:w="80" w:type="dxa"/>
             </w:tcMar>
             <w:vAlign w:val="center"/>
           </w:tcPr>
           <w:p>
             <w:pPr>
-              <w:spacing w:after="20" w:line="276" w:lineRule="auto"/>
+              <w:spacing w:after="0" w:line="276" w:lineRule="auto"/>
               <w:jc w:val="center"/>
               <w:bidi w:val="1"/>
             </w:pPr>
@@ -1860,7 +1967,8 @@
               <w:rPr>
                 <w:rFonts w:ascii="Amiri" w:hAnsi="Amiri" w:cs="Amiri" w:eastAsia="Amiri"/>
                 <w:b w:val="0"/>
-                <w:sz w:val="19"/>
+                <w:color w:val="173247"/>
+                <w:sz w:val="17"/>
               </w:rPr>
               <w:t>1,997,681.49</w:t>
             </w:r>
@@ -1868,18 +1976,18 @@
         </w:tc>
         <w:tc>
           <w:tcPr>
-            <w:tcW w:type="dxa" w:w="3028"/>
+            <w:tcW w:type="dxa" w:w="3050"/>
             <w:tcMar>
-              <w:top w:w="60" w:type="dxa"/>
-              <w:bottom w:w="60" w:type="dxa"/>
-              <w:left w:w="140" w:type="dxa"/>
-              <w:right w:w="140" w:type="dxa"/>
+              <w:top w:w="25" w:type="dxa"/>
+              <w:bottom w:w="25" w:type="dxa"/>
+              <w:left w:w="80" w:type="dxa"/>
+              <w:right w:w="80" w:type="dxa"/>
             </w:tcMar>
             <w:vAlign w:val="center"/>
           </w:tcPr>
           <w:p>
             <w:pPr>
-              <w:spacing w:after="20" w:line="276" w:lineRule="auto"/>
+              <w:spacing w:after="0" w:line="276" w:lineRule="auto"/>
               <w:jc w:val="center"/>
               <w:bidi w:val="1"/>
             </w:pPr>
@@ -1887,7 +1995,8 @@
               <w:rPr>
                 <w:rFonts w:ascii="Amiri" w:hAnsi="Amiri" w:cs="Amiri" w:eastAsia="Amiri"/>
                 <w:b w:val="0"/>
-                <w:sz w:val="19"/>
+                <w:color w:val="173247"/>
+                <w:sz w:val="17"/>
               </w:rPr>
               <w:t>1,366,376.49</w:t>
             </w:r>
@@ -1895,21 +2004,24 @@
         </w:tc>
       </w:tr>
       <w:tr>
+        <w:trPr>
+          <w:cantSplit/>
+        </w:trPr>
         <w:tc>
           <w:tcPr>
-            <w:tcW w:type="dxa" w:w="3028"/>
+            <w:tcW w:type="dxa" w:w="3050"/>
             <w:shd w:fill="F1F5F7"/>
             <w:tcMar>
-              <w:top w:w="60" w:type="dxa"/>
-              <w:bottom w:w="60" w:type="dxa"/>
-              <w:left w:w="140" w:type="dxa"/>
-              <w:right w:w="140" w:type="dxa"/>
+              <w:top w:w="25" w:type="dxa"/>
+              <w:bottom w:w="25" w:type="dxa"/>
+              <w:left w:w="80" w:type="dxa"/>
+              <w:right w:w="80" w:type="dxa"/>
             </w:tcMar>
             <w:vAlign w:val="center"/>
           </w:tcPr>
           <w:p>
             <w:pPr>
-              <w:spacing w:after="20" w:line="276" w:lineRule="auto"/>
+              <w:spacing w:after="0" w:line="276" w:lineRule="auto"/>
               <w:jc w:val="right"/>
               <w:bidi w:val="1"/>
             </w:pPr>
@@ -1917,7 +2029,8 @@
               <w:rPr>
                 <w:rFonts w:ascii="Amiri" w:hAnsi="Amiri" w:cs="Amiri" w:eastAsia="Amiri"/>
                 <w:b w:val="0"/>
-                <w:sz w:val="19"/>
+                <w:color w:val="173247"/>
+                <w:sz w:val="17"/>
               </w:rPr>
               <w:t xml:space="preserve">  التزامات متداولة أخرى ومصروفات مستحقة</w:t>
             </w:r>
@@ -1925,19 +2038,19 @@
         </w:tc>
         <w:tc>
           <w:tcPr>
-            <w:tcW w:type="dxa" w:w="3028"/>
+            <w:tcW w:type="dxa" w:w="3050"/>
             <w:shd w:fill="F1F5F7"/>
             <w:tcMar>
-              <w:top w:w="60" w:type="dxa"/>
-              <w:bottom w:w="60" w:type="dxa"/>
-              <w:left w:w="140" w:type="dxa"/>
-              <w:right w:w="140" w:type="dxa"/>
+              <w:top w:w="25" w:type="dxa"/>
+              <w:bottom w:w="25" w:type="dxa"/>
+              <w:left w:w="80" w:type="dxa"/>
+              <w:right w:w="80" w:type="dxa"/>
             </w:tcMar>
             <w:vAlign w:val="center"/>
           </w:tcPr>
           <w:p>
             <w:pPr>
-              <w:spacing w:after="20" w:line="276" w:lineRule="auto"/>
+              <w:spacing w:after="0" w:line="276" w:lineRule="auto"/>
               <w:jc w:val="center"/>
               <w:bidi w:val="1"/>
             </w:pPr>
@@ -1945,7 +2058,8 @@
               <w:rPr>
                 <w:rFonts w:ascii="Amiri" w:hAnsi="Amiri" w:cs="Amiri" w:eastAsia="Amiri"/>
                 <w:b w:val="0"/>
-                <w:sz w:val="19"/>
+                <w:color w:val="173247"/>
+                <w:sz w:val="17"/>
               </w:rPr>
               <w:t>0.00</w:t>
             </w:r>
@@ -1953,19 +2067,19 @@
         </w:tc>
         <w:tc>
           <w:tcPr>
-            <w:tcW w:type="dxa" w:w="3028"/>
+            <w:tcW w:type="dxa" w:w="3050"/>
             <w:shd w:fill="F1F5F7"/>
             <w:tcMar>
-              <w:top w:w="60" w:type="dxa"/>
-              <w:bottom w:w="60" w:type="dxa"/>
-              <w:left w:w="140" w:type="dxa"/>
-              <w:right w:w="140" w:type="dxa"/>
+              <w:top w:w="25" w:type="dxa"/>
+              <w:bottom w:w="25" w:type="dxa"/>
+              <w:left w:w="80" w:type="dxa"/>
+              <w:right w:w="80" w:type="dxa"/>
             </w:tcMar>
             <w:vAlign w:val="center"/>
           </w:tcPr>
           <w:p>
             <w:pPr>
-              <w:spacing w:after="20" w:line="276" w:lineRule="auto"/>
+              <w:spacing w:after="0" w:line="276" w:lineRule="auto"/>
               <w:jc w:val="center"/>
               <w:bidi w:val="1"/>
             </w:pPr>
@@ -1973,7 +2087,8 @@
               <w:rPr>
                 <w:rFonts w:ascii="Amiri" w:hAnsi="Amiri" w:cs="Amiri" w:eastAsia="Amiri"/>
                 <w:b w:val="0"/>
-                <w:sz w:val="19"/>
+                <w:color w:val="173247"/>
+                <w:sz w:val="17"/>
               </w:rPr>
               <w:t>0.00</w:t>
             </w:r>
@@ -1981,19 +2096,19 @@
         </w:tc>
         <w:tc>
           <w:tcPr>
-            <w:tcW w:type="dxa" w:w="3028"/>
+            <w:tcW w:type="dxa" w:w="3050"/>
             <w:shd w:fill="F1F5F7"/>
             <w:tcMar>
-              <w:top w:w="60" w:type="dxa"/>
-              <w:bottom w:w="60" w:type="dxa"/>
-              <w:left w:w="140" w:type="dxa"/>
-              <w:right w:w="140" w:type="dxa"/>
+              <w:top w:w="25" w:type="dxa"/>
+              <w:bottom w:w="25" w:type="dxa"/>
+              <w:left w:w="80" w:type="dxa"/>
+              <w:right w:w="80" w:type="dxa"/>
             </w:tcMar>
             <w:vAlign w:val="center"/>
           </w:tcPr>
           <w:p>
             <w:pPr>
-              <w:spacing w:after="20" w:line="276" w:lineRule="auto"/>
+              <w:spacing w:after="0" w:line="276" w:lineRule="auto"/>
               <w:jc w:val="center"/>
               <w:bidi w:val="1"/>
             </w:pPr>
@@ -2001,7 +2116,8 @@
               <w:rPr>
                 <w:rFonts w:ascii="Amiri" w:hAnsi="Amiri" w:cs="Amiri" w:eastAsia="Amiri"/>
                 <w:b w:val="0"/>
-                <w:sz w:val="19"/>
+                <w:color w:val="173247"/>
+                <w:sz w:val="17"/>
               </w:rPr>
               <w:t>0.00</w:t>
             </w:r>
@@ -2009,19 +2125,19 @@
         </w:tc>
         <w:tc>
           <w:tcPr>
-            <w:tcW w:type="dxa" w:w="3028"/>
+            <w:tcW w:type="dxa" w:w="3050"/>
             <w:shd w:fill="F1F5F7"/>
             <w:tcMar>
-              <w:top w:w="60" w:type="dxa"/>
-              <w:bottom w:w="60" w:type="dxa"/>
-              <w:left w:w="140" w:type="dxa"/>
-              <w:right w:w="140" w:type="dxa"/>
+              <w:top w:w="25" w:type="dxa"/>
+              <w:bottom w:w="25" w:type="dxa"/>
+              <w:left w:w="80" w:type="dxa"/>
+              <w:right w:w="80" w:type="dxa"/>
             </w:tcMar>
             <w:vAlign w:val="center"/>
           </w:tcPr>
           <w:p>
             <w:pPr>
-              <w:spacing w:after="20" w:line="276" w:lineRule="auto"/>
+              <w:spacing w:after="0" w:line="276" w:lineRule="auto"/>
               <w:jc w:val="center"/>
               <w:bidi w:val="1"/>
             </w:pPr>
@@ -2029,7 +2145,8 @@
               <w:rPr>
                 <w:rFonts w:ascii="Amiri" w:hAnsi="Amiri" w:cs="Amiri" w:eastAsia="Amiri"/>
                 <w:b w:val="0"/>
-                <w:sz w:val="19"/>
+                <w:color w:val="173247"/>
+                <w:sz w:val="17"/>
               </w:rPr>
               <w:t>65,200.00</w:t>
             </w:r>
@@ -2037,21 +2154,24 @@
         </w:tc>
       </w:tr>
       <w:tr>
+        <w:trPr>
+          <w:cantSplit/>
+        </w:trPr>
         <w:tc>
           <w:tcPr>
-            <w:tcW w:type="dxa" w:w="3028"/>
+            <w:tcW w:type="dxa" w:w="3050"/>
             <w:shd w:fill="E1ECF2"/>
             <w:tcMar>
-              <w:top w:w="60" w:type="dxa"/>
-              <w:bottom w:w="60" w:type="dxa"/>
-              <w:left w:w="140" w:type="dxa"/>
-              <w:right w:w="140" w:type="dxa"/>
+              <w:top w:w="25" w:type="dxa"/>
+              <w:bottom w:w="25" w:type="dxa"/>
+              <w:left w:w="80" w:type="dxa"/>
+              <w:right w:w="80" w:type="dxa"/>
             </w:tcMar>
             <w:vAlign w:val="center"/>
           </w:tcPr>
           <w:p>
             <w:pPr>
-              <w:spacing w:after="20" w:line="276" w:lineRule="auto"/>
+              <w:spacing w:after="0" w:line="276" w:lineRule="auto"/>
               <w:jc w:val="right"/>
               <w:bidi w:val="1"/>
             </w:pPr>
@@ -2059,7 +2179,8 @@
               <w:rPr>
                 <w:rFonts w:ascii="Amiri" w:hAnsi="Amiri" w:cs="Amiri" w:eastAsia="Amiri"/>
                 <w:b/>
-                <w:sz w:val="19"/>
+                <w:color w:val="173247"/>
+                <w:sz w:val="17"/>
               </w:rPr>
               <w:t>إجمالي الالتزامات</w:t>
             </w:r>
@@ -2067,19 +2188,19 @@
         </w:tc>
         <w:tc>
           <w:tcPr>
-            <w:tcW w:type="dxa" w:w="3028"/>
+            <w:tcW w:type="dxa" w:w="3050"/>
             <w:shd w:fill="E1ECF2"/>
             <w:tcMar>
-              <w:top w:w="60" w:type="dxa"/>
-              <w:bottom w:w="60" w:type="dxa"/>
-              <w:left w:w="140" w:type="dxa"/>
-              <w:right w:w="140" w:type="dxa"/>
+              <w:top w:w="25" w:type="dxa"/>
+              <w:bottom w:w="25" w:type="dxa"/>
+              <w:left w:w="80" w:type="dxa"/>
+              <w:right w:w="80" w:type="dxa"/>
             </w:tcMar>
             <w:vAlign w:val="center"/>
           </w:tcPr>
           <w:p>
             <w:pPr>
-              <w:spacing w:after="20" w:line="276" w:lineRule="auto"/>
+              <w:spacing w:after="0" w:line="276" w:lineRule="auto"/>
               <w:jc w:val="center"/>
               <w:bidi w:val="1"/>
             </w:pPr>
@@ -2087,7 +2208,8 @@
               <w:rPr>
                 <w:rFonts w:ascii="Amiri" w:hAnsi="Amiri" w:cs="Amiri" w:eastAsia="Amiri"/>
                 <w:b/>
-                <w:sz w:val="19"/>
+                <w:color w:val="173247"/>
+                <w:sz w:val="17"/>
               </w:rPr>
               <w:t>669,291.88</w:t>
             </w:r>
@@ -2095,19 +2217,19 @@
         </w:tc>
         <w:tc>
           <w:tcPr>
-            <w:tcW w:type="dxa" w:w="3028"/>
+            <w:tcW w:type="dxa" w:w="3050"/>
             <w:shd w:fill="E1ECF2"/>
             <w:tcMar>
-              <w:top w:w="60" w:type="dxa"/>
-              <w:bottom w:w="60" w:type="dxa"/>
-              <w:left w:w="140" w:type="dxa"/>
-              <w:right w:w="140" w:type="dxa"/>
+              <w:top w:w="25" w:type="dxa"/>
+              <w:bottom w:w="25" w:type="dxa"/>
+              <w:left w:w="80" w:type="dxa"/>
+              <w:right w:w="80" w:type="dxa"/>
             </w:tcMar>
             <w:vAlign w:val="center"/>
           </w:tcPr>
           <w:p>
             <w:pPr>
-              <w:spacing w:after="20" w:line="276" w:lineRule="auto"/>
+              <w:spacing w:after="0" w:line="276" w:lineRule="auto"/>
               <w:jc w:val="center"/>
               <w:bidi w:val="1"/>
             </w:pPr>
@@ -2115,7 +2237,8 @@
               <w:rPr>
                 <w:rFonts w:ascii="Amiri" w:hAnsi="Amiri" w:cs="Amiri" w:eastAsia="Amiri"/>
                 <w:b/>
-                <w:sz w:val="19"/>
+                <w:color w:val="173247"/>
+                <w:sz w:val="17"/>
               </w:rPr>
               <w:t>2,787,707.49</w:t>
             </w:r>
@@ -2123,19 +2246,19 @@
         </w:tc>
         <w:tc>
           <w:tcPr>
-            <w:tcW w:type="dxa" w:w="3028"/>
+            <w:tcW w:type="dxa" w:w="3050"/>
             <w:shd w:fill="E1ECF2"/>
             <w:tcMar>
-              <w:top w:w="60" w:type="dxa"/>
-              <w:bottom w:w="60" w:type="dxa"/>
-              <w:left w:w="140" w:type="dxa"/>
-              <w:right w:w="140" w:type="dxa"/>
+              <w:top w:w="25" w:type="dxa"/>
+              <w:bottom w:w="25" w:type="dxa"/>
+              <w:left w:w="80" w:type="dxa"/>
+              <w:right w:w="80" w:type="dxa"/>
             </w:tcMar>
             <w:vAlign w:val="center"/>
           </w:tcPr>
           <w:p>
             <w:pPr>
-              <w:spacing w:after="20" w:line="276" w:lineRule="auto"/>
+              <w:spacing w:after="0" w:line="276" w:lineRule="auto"/>
               <w:jc w:val="center"/>
               <w:bidi w:val="1"/>
             </w:pPr>
@@ -2143,7 +2266,8 @@
               <w:rPr>
                 <w:rFonts w:ascii="Amiri" w:hAnsi="Amiri" w:cs="Amiri" w:eastAsia="Amiri"/>
                 <w:b/>
-                <w:sz w:val="19"/>
+                <w:color w:val="173247"/>
+                <w:sz w:val="17"/>
               </w:rPr>
               <w:t>8,502,848.59</w:t>
             </w:r>
@@ -2151,19 +2275,19 @@
         </w:tc>
         <w:tc>
           <w:tcPr>
-            <w:tcW w:type="dxa" w:w="3028"/>
+            <w:tcW w:type="dxa" w:w="3050"/>
             <w:shd w:fill="E1ECF2"/>
             <w:tcMar>
-              <w:top w:w="60" w:type="dxa"/>
-              <w:bottom w:w="60" w:type="dxa"/>
-              <w:left w:w="140" w:type="dxa"/>
-              <w:right w:w="140" w:type="dxa"/>
+              <w:top w:w="25" w:type="dxa"/>
+              <w:bottom w:w="25" w:type="dxa"/>
+              <w:left w:w="80" w:type="dxa"/>
+              <w:right w:w="80" w:type="dxa"/>
             </w:tcMar>
             <w:vAlign w:val="center"/>
           </w:tcPr>
           <w:p>
             <w:pPr>
-              <w:spacing w:after="20" w:line="276" w:lineRule="auto"/>
+              <w:spacing w:after="0" w:line="276" w:lineRule="auto"/>
               <w:jc w:val="center"/>
               <w:bidi w:val="1"/>
             </w:pPr>
@@ -2171,7 +2295,8 @@
               <w:rPr>
                 <w:rFonts w:ascii="Amiri" w:hAnsi="Amiri" w:cs="Amiri" w:eastAsia="Amiri"/>
                 <w:b/>
-                <w:sz w:val="19"/>
+                <w:color w:val="173247"/>
+                <w:sz w:val="17"/>
               </w:rPr>
               <w:t>7,630,490.59</w:t>
             </w:r>
@@ -2179,21 +2304,24 @@
         </w:tc>
       </w:tr>
       <w:tr>
+        <w:trPr>
+          <w:cantSplit/>
+        </w:trPr>
         <w:tc>
           <w:tcPr>
-            <w:tcW w:type="dxa" w:w="3028"/>
+            <w:tcW w:type="dxa" w:w="3050"/>
             <w:shd w:fill="F1F5F7"/>
             <w:tcMar>
-              <w:top w:w="60" w:type="dxa"/>
-              <w:bottom w:w="60" w:type="dxa"/>
-              <w:left w:w="140" w:type="dxa"/>
-              <w:right w:w="140" w:type="dxa"/>
+              <w:top w:w="25" w:type="dxa"/>
+              <w:bottom w:w="25" w:type="dxa"/>
+              <w:left w:w="80" w:type="dxa"/>
+              <w:right w:w="80" w:type="dxa"/>
             </w:tcMar>
             <w:vAlign w:val="center"/>
           </w:tcPr>
           <w:p>
             <w:pPr>
-              <w:spacing w:after="20" w:line="276" w:lineRule="auto"/>
+              <w:spacing w:after="0" w:line="276" w:lineRule="auto"/>
               <w:jc w:val="right"/>
               <w:bidi w:val="1"/>
             </w:pPr>
@@ -2201,7 +2329,8 @@
               <w:rPr>
                 <w:rFonts w:ascii="Amiri" w:hAnsi="Amiri" w:cs="Amiri" w:eastAsia="Amiri"/>
                 <w:b/>
-                <w:sz w:val="19"/>
+                <w:color w:val="173247"/>
+                <w:sz w:val="17"/>
               </w:rPr>
               <w:t>حقوق الملكية (صافي العجز):</w:t>
             </w:r>
@@ -2209,19 +2338,19 @@
         </w:tc>
         <w:tc>
           <w:tcPr>
-            <w:tcW w:type="dxa" w:w="3028"/>
+            <w:tcW w:type="dxa" w:w="3050"/>
             <w:shd w:fill="F1F5F7"/>
             <w:tcMar>
-              <w:top w:w="60" w:type="dxa"/>
-              <w:bottom w:w="60" w:type="dxa"/>
-              <w:left w:w="140" w:type="dxa"/>
-              <w:right w:w="140" w:type="dxa"/>
+              <w:top w:w="25" w:type="dxa"/>
+              <w:bottom w:w="25" w:type="dxa"/>
+              <w:left w:w="80" w:type="dxa"/>
+              <w:right w:w="80" w:type="dxa"/>
             </w:tcMar>
             <w:vAlign w:val="center"/>
           </w:tcPr>
           <w:p>
             <w:pPr>
-              <w:spacing w:after="20" w:line="276" w:lineRule="auto"/>
+              <w:spacing w:after="0" w:line="276" w:lineRule="auto"/>
               <w:jc w:val="center"/>
               <w:bidi w:val="1"/>
             </w:pPr>
@@ -2229,26 +2358,27 @@
               <w:rPr>
                 <w:rFonts w:ascii="Amiri" w:hAnsi="Amiri" w:cs="Amiri" w:eastAsia="Amiri"/>
                 <w:b/>
-                <w:sz w:val="19"/>
+                <w:color w:val="173247"/>
+                <w:sz w:val="17"/>
               </w:rPr>
             </w:r>
           </w:p>
         </w:tc>
         <w:tc>
           <w:tcPr>
-            <w:tcW w:type="dxa" w:w="3028"/>
+            <w:tcW w:type="dxa" w:w="3050"/>
             <w:shd w:fill="F1F5F7"/>
             <w:tcMar>
-              <w:top w:w="60" w:type="dxa"/>
-              <w:bottom w:w="60" w:type="dxa"/>
-              <w:left w:w="140" w:type="dxa"/>
-              <w:right w:w="140" w:type="dxa"/>
+              <w:top w:w="25" w:type="dxa"/>
+              <w:bottom w:w="25" w:type="dxa"/>
+              <w:left w:w="80" w:type="dxa"/>
+              <w:right w:w="80" w:type="dxa"/>
             </w:tcMar>
             <w:vAlign w:val="center"/>
           </w:tcPr>
           <w:p>
             <w:pPr>
-              <w:spacing w:after="20" w:line="276" w:lineRule="auto"/>
+              <w:spacing w:after="0" w:line="276" w:lineRule="auto"/>
               <w:jc w:val="center"/>
               <w:bidi w:val="1"/>
             </w:pPr>
@@ -2256,26 +2386,27 @@
               <w:rPr>
                 <w:rFonts w:ascii="Amiri" w:hAnsi="Amiri" w:cs="Amiri" w:eastAsia="Amiri"/>
                 <w:b/>
-                <w:sz w:val="19"/>
+                <w:color w:val="173247"/>
+                <w:sz w:val="17"/>
               </w:rPr>
             </w:r>
           </w:p>
         </w:tc>
         <w:tc>
           <w:tcPr>
-            <w:tcW w:type="dxa" w:w="3028"/>
+            <w:tcW w:type="dxa" w:w="3050"/>
             <w:shd w:fill="F1F5F7"/>
             <w:tcMar>
-              <w:top w:w="60" w:type="dxa"/>
-              <w:bottom w:w="60" w:type="dxa"/>
-              <w:left w:w="140" w:type="dxa"/>
-              <w:right w:w="140" w:type="dxa"/>
+              <w:top w:w="25" w:type="dxa"/>
+              <w:bottom w:w="25" w:type="dxa"/>
+              <w:left w:w="80" w:type="dxa"/>
+              <w:right w:w="80" w:type="dxa"/>
             </w:tcMar>
             <w:vAlign w:val="center"/>
           </w:tcPr>
           <w:p>
             <w:pPr>
-              <w:spacing w:after="20" w:line="276" w:lineRule="auto"/>
+              <w:spacing w:after="0" w:line="276" w:lineRule="auto"/>
               <w:jc w:val="center"/>
               <w:bidi w:val="1"/>
             </w:pPr>
@@ -2283,26 +2414,27 @@
               <w:rPr>
                 <w:rFonts w:ascii="Amiri" w:hAnsi="Amiri" w:cs="Amiri" w:eastAsia="Amiri"/>
                 <w:b/>
-                <w:sz w:val="19"/>
+                <w:color w:val="173247"/>
+                <w:sz w:val="17"/>
               </w:rPr>
             </w:r>
           </w:p>
         </w:tc>
         <w:tc>
           <w:tcPr>
-            <w:tcW w:type="dxa" w:w="3028"/>
+            <w:tcW w:type="dxa" w:w="3050"/>
             <w:shd w:fill="F1F5F7"/>
             <w:tcMar>
-              <w:top w:w="60" w:type="dxa"/>
-              <w:bottom w:w="60" w:type="dxa"/>
-              <w:left w:w="140" w:type="dxa"/>
-              <w:right w:w="140" w:type="dxa"/>
+              <w:top w:w="25" w:type="dxa"/>
+              <w:bottom w:w="25" w:type="dxa"/>
+              <w:left w:w="80" w:type="dxa"/>
+              <w:right w:w="80" w:type="dxa"/>
             </w:tcMar>
             <w:vAlign w:val="center"/>
           </w:tcPr>
           <w:p>
             <w:pPr>
-              <w:spacing w:after="20" w:line="276" w:lineRule="auto"/>
+              <w:spacing w:after="0" w:line="276" w:lineRule="auto"/>
               <w:jc w:val="center"/>
               <w:bidi w:val="1"/>
             </w:pPr>
@@ -2310,27 +2442,31 @@
               <w:rPr>
                 <w:rFonts w:ascii="Amiri" w:hAnsi="Amiri" w:cs="Amiri" w:eastAsia="Amiri"/>
                 <w:b/>
-                <w:sz w:val="19"/>
+                <w:color w:val="173247"/>
+                <w:sz w:val="17"/>
               </w:rPr>
             </w:r>
           </w:p>
         </w:tc>
       </w:tr>
       <w:tr>
+        <w:trPr>
+          <w:cantSplit/>
+        </w:trPr>
         <w:tc>
           <w:tcPr>
-            <w:tcW w:type="dxa" w:w="3028"/>
+            <w:tcW w:type="dxa" w:w="3050"/>
             <w:tcMar>
-              <w:top w:w="60" w:type="dxa"/>
-              <w:bottom w:w="60" w:type="dxa"/>
-              <w:left w:w="140" w:type="dxa"/>
-              <w:right w:w="140" w:type="dxa"/>
+              <w:top w:w="25" w:type="dxa"/>
+              <w:bottom w:w="25" w:type="dxa"/>
+              <w:left w:w="80" w:type="dxa"/>
+              <w:right w:w="80" w:type="dxa"/>
             </w:tcMar>
             <w:vAlign w:val="center"/>
           </w:tcPr>
           <w:p>
             <w:pPr>
-              <w:spacing w:after="20" w:line="276" w:lineRule="auto"/>
+              <w:spacing w:after="0" w:line="276" w:lineRule="auto"/>
               <w:jc w:val="right"/>
               <w:bidi w:val="1"/>
             </w:pPr>
@@ -2338,7 +2474,8 @@
               <w:rPr>
                 <w:rFonts w:ascii="Amiri" w:hAnsi="Amiri" w:cs="Amiri" w:eastAsia="Amiri"/>
                 <w:b w:val="0"/>
-                <w:sz w:val="19"/>
+                <w:color w:val="173247"/>
+                <w:sz w:val="17"/>
               </w:rPr>
               <w:t xml:space="preserve">  رأس المال ومساهمة الشريك غير المستردة</w:t>
             </w:r>
@@ -2346,18 +2483,18 @@
         </w:tc>
         <w:tc>
           <w:tcPr>
-            <w:tcW w:type="dxa" w:w="3028"/>
+            <w:tcW w:type="dxa" w:w="3050"/>
             <w:tcMar>
-              <w:top w:w="60" w:type="dxa"/>
-              <w:bottom w:w="60" w:type="dxa"/>
-              <w:left w:w="140" w:type="dxa"/>
-              <w:right w:w="140" w:type="dxa"/>
+              <w:top w:w="25" w:type="dxa"/>
+              <w:bottom w:w="25" w:type="dxa"/>
+              <w:left w:w="80" w:type="dxa"/>
+              <w:right w:w="80" w:type="dxa"/>
             </w:tcMar>
             <w:vAlign w:val="center"/>
           </w:tcPr>
           <w:p>
             <w:pPr>
-              <w:spacing w:after="20" w:line="276" w:lineRule="auto"/>
+              <w:spacing w:after="0" w:line="276" w:lineRule="auto"/>
               <w:jc w:val="center"/>
               <w:bidi w:val="1"/>
             </w:pPr>
@@ -2365,7 +2502,8 @@
               <w:rPr>
                 <w:rFonts w:ascii="Amiri" w:hAnsi="Amiri" w:cs="Amiri" w:eastAsia="Amiri"/>
                 <w:b w:val="0"/>
-                <w:sz w:val="19"/>
+                <w:color w:val="173247"/>
+                <w:sz w:val="17"/>
               </w:rPr>
               <w:t>2,000.00</w:t>
             </w:r>
@@ -2373,18 +2511,18 @@
         </w:tc>
         <w:tc>
           <w:tcPr>
-            <w:tcW w:type="dxa" w:w="3028"/>
+            <w:tcW w:type="dxa" w:w="3050"/>
             <w:tcMar>
-              <w:top w:w="60" w:type="dxa"/>
-              <w:bottom w:w="60" w:type="dxa"/>
-              <w:left w:w="140" w:type="dxa"/>
-              <w:right w:w="140" w:type="dxa"/>
+              <w:top w:w="25" w:type="dxa"/>
+              <w:bottom w:w="25" w:type="dxa"/>
+              <w:left w:w="80" w:type="dxa"/>
+              <w:right w:w="80" w:type="dxa"/>
             </w:tcMar>
             <w:vAlign w:val="center"/>
           </w:tcPr>
           <w:p>
             <w:pPr>
-              <w:spacing w:after="20" w:line="276" w:lineRule="auto"/>
+              <w:spacing w:after="0" w:line="276" w:lineRule="auto"/>
               <w:jc w:val="center"/>
               <w:bidi w:val="1"/>
             </w:pPr>
@@ -2392,7 +2530,8 @@
               <w:rPr>
                 <w:rFonts w:ascii="Amiri" w:hAnsi="Amiri" w:cs="Amiri" w:eastAsia="Amiri"/>
                 <w:b w:val="0"/>
-                <w:sz w:val="19"/>
+                <w:color w:val="173247"/>
+                <w:sz w:val="17"/>
               </w:rPr>
               <w:t>2,000.00</w:t>
             </w:r>
@@ -2400,18 +2539,18 @@
         </w:tc>
         <w:tc>
           <w:tcPr>
-            <w:tcW w:type="dxa" w:w="3028"/>
+            <w:tcW w:type="dxa" w:w="3050"/>
             <w:tcMar>
-              <w:top w:w="60" w:type="dxa"/>
-              <w:bottom w:w="60" w:type="dxa"/>
-              <w:left w:w="140" w:type="dxa"/>
-              <w:right w:w="140" w:type="dxa"/>
+              <w:top w:w="25" w:type="dxa"/>
+              <w:bottom w:w="25" w:type="dxa"/>
+              <w:left w:w="80" w:type="dxa"/>
+              <w:right w:w="80" w:type="dxa"/>
             </w:tcMar>
             <w:vAlign w:val="center"/>
           </w:tcPr>
           <w:p>
             <w:pPr>
-              <w:spacing w:after="20" w:line="276" w:lineRule="auto"/>
+              <w:spacing w:after="0" w:line="276" w:lineRule="auto"/>
               <w:jc w:val="center"/>
               <w:bidi w:val="1"/>
             </w:pPr>
@@ -2419,7 +2558,8 @@
               <w:rPr>
                 <w:rFonts w:ascii="Amiri" w:hAnsi="Amiri" w:cs="Amiri" w:eastAsia="Amiri"/>
                 <w:b w:val="0"/>
-                <w:sz w:val="19"/>
+                <w:color w:val="173247"/>
+                <w:sz w:val="17"/>
               </w:rPr>
               <w:t>2,000.00</w:t>
             </w:r>
@@ -2427,18 +2567,18 @@
         </w:tc>
         <w:tc>
           <w:tcPr>
-            <w:tcW w:type="dxa" w:w="3028"/>
+            <w:tcW w:type="dxa" w:w="3050"/>
             <w:tcMar>
-              <w:top w:w="60" w:type="dxa"/>
-              <w:bottom w:w="60" w:type="dxa"/>
-              <w:left w:w="140" w:type="dxa"/>
-              <w:right w:w="140" w:type="dxa"/>
+              <w:top w:w="25" w:type="dxa"/>
+              <w:bottom w:w="25" w:type="dxa"/>
+              <w:left w:w="80" w:type="dxa"/>
+              <w:right w:w="80" w:type="dxa"/>
             </w:tcMar>
             <w:vAlign w:val="center"/>
           </w:tcPr>
           <w:p>
             <w:pPr>
-              <w:spacing w:after="20" w:line="276" w:lineRule="auto"/>
+              <w:spacing w:after="0" w:line="276" w:lineRule="auto"/>
               <w:jc w:val="center"/>
               <w:bidi w:val="1"/>
             </w:pPr>
@@ -2446,7 +2586,8 @@
               <w:rPr>
                 <w:rFonts w:ascii="Amiri" w:hAnsi="Amiri" w:cs="Amiri" w:eastAsia="Amiri"/>
                 <w:b w:val="0"/>
-                <w:sz w:val="19"/>
+                <w:color w:val="173247"/>
+                <w:sz w:val="17"/>
               </w:rPr>
               <w:t>202,000.00</w:t>
             </w:r>
@@ -2454,21 +2595,24 @@
         </w:tc>
       </w:tr>
       <w:tr>
+        <w:trPr>
+          <w:cantSplit/>
+        </w:trPr>
         <w:tc>
           <w:tcPr>
-            <w:tcW w:type="dxa" w:w="3028"/>
+            <w:tcW w:type="dxa" w:w="3050"/>
             <w:shd w:fill="F1F5F7"/>
             <w:tcMar>
-              <w:top w:w="60" w:type="dxa"/>
-              <w:bottom w:w="60" w:type="dxa"/>
-              <w:left w:w="140" w:type="dxa"/>
-              <w:right w:w="140" w:type="dxa"/>
+              <w:top w:w="25" w:type="dxa"/>
+              <w:bottom w:w="25" w:type="dxa"/>
+              <w:left w:w="80" w:type="dxa"/>
+              <w:right w:w="80" w:type="dxa"/>
             </w:tcMar>
             <w:vAlign w:val="center"/>
           </w:tcPr>
           <w:p>
             <w:pPr>
-              <w:spacing w:after="20" w:line="276" w:lineRule="auto"/>
+              <w:spacing w:after="0" w:line="276" w:lineRule="auto"/>
               <w:jc w:val="right"/>
               <w:bidi w:val="1"/>
             </w:pPr>
@@ -2476,7 +2620,8 @@
               <w:rPr>
                 <w:rFonts w:ascii="Amiri" w:hAnsi="Amiri" w:cs="Amiri" w:eastAsia="Amiri"/>
                 <w:b w:val="0"/>
-                <w:sz w:val="19"/>
+                <w:color w:val="173247"/>
+                <w:sz w:val="17"/>
               </w:rPr>
               <w:t xml:space="preserve">  الأرباح / (الخسائر المتراكمة المرحلة)</w:t>
             </w:r>
@@ -2484,19 +2629,19 @@
         </w:tc>
         <w:tc>
           <w:tcPr>
-            <w:tcW w:type="dxa" w:w="3028"/>
+            <w:tcW w:type="dxa" w:w="3050"/>
             <w:shd w:fill="F1F5F7"/>
             <w:tcMar>
-              <w:top w:w="60" w:type="dxa"/>
-              <w:bottom w:w="60" w:type="dxa"/>
-              <w:left w:w="140" w:type="dxa"/>
-              <w:right w:w="140" w:type="dxa"/>
+              <w:top w:w="25" w:type="dxa"/>
+              <w:bottom w:w="25" w:type="dxa"/>
+              <w:left w:w="80" w:type="dxa"/>
+              <w:right w:w="80" w:type="dxa"/>
             </w:tcMar>
             <w:vAlign w:val="center"/>
           </w:tcPr>
           <w:p>
             <w:pPr>
-              <w:spacing w:after="20" w:line="276" w:lineRule="auto"/>
+              <w:spacing w:after="0" w:line="276" w:lineRule="auto"/>
               <w:jc w:val="center"/>
               <w:bidi w:val="1"/>
             </w:pPr>
@@ -2504,7 +2649,8 @@
               <w:rPr>
                 <w:rFonts w:ascii="Amiri" w:hAnsi="Amiri" w:cs="Amiri" w:eastAsia="Amiri"/>
                 <w:b w:val="0"/>
-                <w:sz w:val="19"/>
+                <w:color w:val="173247"/>
+                <w:sz w:val="17"/>
               </w:rPr>
               <w:t>6,620,213.12</w:t>
             </w:r>
@@ -2512,19 +2658,19 @@
         </w:tc>
         <w:tc>
           <w:tcPr>
-            <w:tcW w:type="dxa" w:w="3028"/>
+            <w:tcW w:type="dxa" w:w="3050"/>
             <w:shd w:fill="F1F5F7"/>
             <w:tcMar>
-              <w:top w:w="60" w:type="dxa"/>
-              <w:bottom w:w="60" w:type="dxa"/>
-              <w:left w:w="140" w:type="dxa"/>
-              <w:right w:w="140" w:type="dxa"/>
+              <w:top w:w="25" w:type="dxa"/>
+              <w:bottom w:w="25" w:type="dxa"/>
+              <w:left w:w="80" w:type="dxa"/>
+              <w:right w:w="80" w:type="dxa"/>
             </w:tcMar>
             <w:vAlign w:val="center"/>
           </w:tcPr>
           <w:p>
             <w:pPr>
-              <w:spacing w:after="20" w:line="276" w:lineRule="auto"/>
+              <w:spacing w:after="0" w:line="276" w:lineRule="auto"/>
               <w:jc w:val="center"/>
               <w:bidi w:val="1"/>
             </w:pPr>
@@ -2532,7 +2678,8 @@
               <w:rPr>
                 <w:rFonts w:ascii="Amiri" w:hAnsi="Amiri" w:cs="Amiri" w:eastAsia="Amiri"/>
                 <w:b w:val="0"/>
-                <w:sz w:val="19"/>
+                <w:color w:val="173247"/>
+                <w:sz w:val="17"/>
               </w:rPr>
               <w:t>9,677,682.29</w:t>
             </w:r>
@@ -2540,19 +2687,19 @@
         </w:tc>
         <w:tc>
           <w:tcPr>
-            <w:tcW w:type="dxa" w:w="3028"/>
+            <w:tcW w:type="dxa" w:w="3050"/>
             <w:shd w:fill="F1F5F7"/>
             <w:tcMar>
-              <w:top w:w="60" w:type="dxa"/>
-              <w:bottom w:w="60" w:type="dxa"/>
-              <w:left w:w="140" w:type="dxa"/>
-              <w:right w:w="140" w:type="dxa"/>
+              <w:top w:w="25" w:type="dxa"/>
+              <w:bottom w:w="25" w:type="dxa"/>
+              <w:left w:w="80" w:type="dxa"/>
+              <w:right w:w="80" w:type="dxa"/>
             </w:tcMar>
             <w:vAlign w:val="center"/>
           </w:tcPr>
           <w:p>
             <w:pPr>
-              <w:spacing w:after="20" w:line="276" w:lineRule="auto"/>
+              <w:spacing w:after="0" w:line="276" w:lineRule="auto"/>
               <w:jc w:val="center"/>
               <w:bidi w:val="1"/>
             </w:pPr>
@@ -2560,7 +2707,8 @@
               <w:rPr>
                 <w:rFonts w:ascii="Amiri" w:hAnsi="Amiri" w:cs="Amiri" w:eastAsia="Amiri"/>
                 <w:b w:val="0"/>
-                <w:sz w:val="19"/>
+                <w:color w:val="173247"/>
+                <w:sz w:val="17"/>
               </w:rPr>
               <w:t>-116,126.28</w:t>
             </w:r>
@@ -2568,19 +2716,19 @@
         </w:tc>
         <w:tc>
           <w:tcPr>
-            <w:tcW w:type="dxa" w:w="3028"/>
+            <w:tcW w:type="dxa" w:w="3050"/>
             <w:shd w:fill="F1F5F7"/>
             <w:tcMar>
-              <w:top w:w="60" w:type="dxa"/>
-              <w:bottom w:w="60" w:type="dxa"/>
-              <w:left w:w="140" w:type="dxa"/>
-              <w:right w:w="140" w:type="dxa"/>
+              <w:top w:w="25" w:type="dxa"/>
+              <w:bottom w:w="25" w:type="dxa"/>
+              <w:left w:w="80" w:type="dxa"/>
+              <w:right w:w="80" w:type="dxa"/>
             </w:tcMar>
             <w:vAlign w:val="center"/>
           </w:tcPr>
           <w:p>
             <w:pPr>
-              <w:spacing w:after="20" w:line="276" w:lineRule="auto"/>
+              <w:spacing w:after="0" w:line="276" w:lineRule="auto"/>
               <w:jc w:val="center"/>
               <w:bidi w:val="1"/>
             </w:pPr>
@@ -2588,7 +2736,8 @@
               <w:rPr>
                 <w:rFonts w:ascii="Amiri" w:hAnsi="Amiri" w:cs="Amiri" w:eastAsia="Amiri"/>
                 <w:b w:val="0"/>
-                <w:sz w:val="19"/>
+                <w:color w:val="173247"/>
+                <w:sz w:val="17"/>
               </w:rPr>
               <w:t>-385,976.28</w:t>
             </w:r>
@@ -2596,21 +2745,24 @@
         </w:tc>
       </w:tr>
       <w:tr>
+        <w:trPr>
+          <w:cantSplit/>
+        </w:trPr>
         <w:tc>
           <w:tcPr>
-            <w:tcW w:type="dxa" w:w="3028"/>
+            <w:tcW w:type="dxa" w:w="3050"/>
             <w:shd w:fill="E1ECF2"/>
             <w:tcMar>
-              <w:top w:w="60" w:type="dxa"/>
-              <w:bottom w:w="60" w:type="dxa"/>
-              <w:left w:w="140" w:type="dxa"/>
-              <w:right w:w="140" w:type="dxa"/>
+              <w:top w:w="25" w:type="dxa"/>
+              <w:bottom w:w="25" w:type="dxa"/>
+              <w:left w:w="80" w:type="dxa"/>
+              <w:right w:w="80" w:type="dxa"/>
             </w:tcMar>
             <w:vAlign w:val="center"/>
           </w:tcPr>
           <w:p>
             <w:pPr>
-              <w:spacing w:after="20" w:line="276" w:lineRule="auto"/>
+              <w:spacing w:after="0" w:line="276" w:lineRule="auto"/>
               <w:jc w:val="right"/>
               <w:bidi w:val="1"/>
             </w:pPr>
@@ -2618,7 +2770,8 @@
               <w:rPr>
                 <w:rFonts w:ascii="Amiri" w:hAnsi="Amiri" w:cs="Amiri" w:eastAsia="Amiri"/>
                 <w:b/>
-                <w:sz w:val="19"/>
+                <w:color w:val="173247"/>
+                <w:sz w:val="17"/>
               </w:rPr>
               <w:t>إجمالي حقوق الملكية (صافي العجز)</w:t>
             </w:r>
@@ -2626,19 +2779,19 @@
         </w:tc>
         <w:tc>
           <w:tcPr>
-            <w:tcW w:type="dxa" w:w="3028"/>
+            <w:tcW w:type="dxa" w:w="3050"/>
             <w:shd w:fill="E1ECF2"/>
             <w:tcMar>
-              <w:top w:w="60" w:type="dxa"/>
-              <w:bottom w:w="60" w:type="dxa"/>
-              <w:left w:w="140" w:type="dxa"/>
-              <w:right w:w="140" w:type="dxa"/>
+              <w:top w:w="25" w:type="dxa"/>
+              <w:bottom w:w="25" w:type="dxa"/>
+              <w:left w:w="80" w:type="dxa"/>
+              <w:right w:w="80" w:type="dxa"/>
             </w:tcMar>
             <w:vAlign w:val="center"/>
           </w:tcPr>
           <w:p>
             <w:pPr>
-              <w:spacing w:after="20" w:line="276" w:lineRule="auto"/>
+              <w:spacing w:after="0" w:line="276" w:lineRule="auto"/>
               <w:jc w:val="center"/>
               <w:bidi w:val="1"/>
             </w:pPr>
@@ -2646,7 +2799,8 @@
               <w:rPr>
                 <w:rFonts w:ascii="Amiri" w:hAnsi="Amiri" w:cs="Amiri" w:eastAsia="Amiri"/>
                 <w:b/>
-                <w:sz w:val="19"/>
+                <w:color w:val="173247"/>
+                <w:sz w:val="17"/>
               </w:rPr>
               <w:t>6,622,213.12</w:t>
             </w:r>
@@ -2654,19 +2808,19 @@
         </w:tc>
         <w:tc>
           <w:tcPr>
-            <w:tcW w:type="dxa" w:w="3028"/>
+            <w:tcW w:type="dxa" w:w="3050"/>
             <w:shd w:fill="E1ECF2"/>
             <w:tcMar>
-              <w:top w:w="60" w:type="dxa"/>
-              <w:bottom w:w="60" w:type="dxa"/>
-              <w:left w:w="140" w:type="dxa"/>
-              <w:right w:w="140" w:type="dxa"/>
+              <w:top w:w="25" w:type="dxa"/>
+              <w:bottom w:w="25" w:type="dxa"/>
+              <w:left w:w="80" w:type="dxa"/>
+              <w:right w:w="80" w:type="dxa"/>
             </w:tcMar>
             <w:vAlign w:val="center"/>
           </w:tcPr>
           <w:p>
             <w:pPr>
-              <w:spacing w:after="20" w:line="276" w:lineRule="auto"/>
+              <w:spacing w:after="0" w:line="276" w:lineRule="auto"/>
               <w:jc w:val="center"/>
               <w:bidi w:val="1"/>
             </w:pPr>
@@ -2674,7 +2828,8 @@
               <w:rPr>
                 <w:rFonts w:ascii="Amiri" w:hAnsi="Amiri" w:cs="Amiri" w:eastAsia="Amiri"/>
                 <w:b/>
-                <w:sz w:val="19"/>
+                <w:color w:val="173247"/>
+                <w:sz w:val="17"/>
               </w:rPr>
               <w:t>9,679,682.29</w:t>
             </w:r>
@@ -2682,19 +2837,19 @@
         </w:tc>
         <w:tc>
           <w:tcPr>
-            <w:tcW w:type="dxa" w:w="3028"/>
+            <w:tcW w:type="dxa" w:w="3050"/>
             <w:shd w:fill="E1ECF2"/>
             <w:tcMar>
-              <w:top w:w="60" w:type="dxa"/>
-              <w:bottom w:w="60" w:type="dxa"/>
-              <w:left w:w="140" w:type="dxa"/>
-              <w:right w:w="140" w:type="dxa"/>
+              <w:top w:w="25" w:type="dxa"/>
+              <w:bottom w:w="25" w:type="dxa"/>
+              <w:left w:w="80" w:type="dxa"/>
+              <w:right w:w="80" w:type="dxa"/>
             </w:tcMar>
             <w:vAlign w:val="center"/>
           </w:tcPr>
           <w:p>
             <w:pPr>
-              <w:spacing w:after="20" w:line="276" w:lineRule="auto"/>
+              <w:spacing w:after="0" w:line="276" w:lineRule="auto"/>
               <w:jc w:val="center"/>
               <w:bidi w:val="1"/>
             </w:pPr>
@@ -2702,7 +2857,8 @@
               <w:rPr>
                 <w:rFonts w:ascii="Amiri" w:hAnsi="Amiri" w:cs="Amiri" w:eastAsia="Amiri"/>
                 <w:b/>
-                <w:sz w:val="19"/>
+                <w:color w:val="173247"/>
+                <w:sz w:val="17"/>
               </w:rPr>
               <w:t>-114,126.28</w:t>
             </w:r>
@@ -2710,19 +2866,19 @@
         </w:tc>
         <w:tc>
           <w:tcPr>
-            <w:tcW w:type="dxa" w:w="3028"/>
+            <w:tcW w:type="dxa" w:w="3050"/>
             <w:shd w:fill="E1ECF2"/>
             <w:tcMar>
-              <w:top w:w="60" w:type="dxa"/>
-              <w:bottom w:w="60" w:type="dxa"/>
-              <w:left w:w="140" w:type="dxa"/>
-              <w:right w:w="140" w:type="dxa"/>
+              <w:top w:w="25" w:type="dxa"/>
+              <w:bottom w:w="25" w:type="dxa"/>
+              <w:left w:w="80" w:type="dxa"/>
+              <w:right w:w="80" w:type="dxa"/>
             </w:tcMar>
             <w:vAlign w:val="center"/>
           </w:tcPr>
           <w:p>
             <w:pPr>
-              <w:spacing w:after="20" w:line="276" w:lineRule="auto"/>
+              <w:spacing w:after="0" w:line="276" w:lineRule="auto"/>
               <w:jc w:val="center"/>
               <w:bidi w:val="1"/>
             </w:pPr>
@@ -2730,58 +2886,33 @@
               <w:rPr>
                 <w:rFonts w:ascii="Amiri" w:hAnsi="Amiri" w:cs="Amiri" w:eastAsia="Amiri"/>
                 <w:b/>
-                <w:sz w:val="19"/>
+                <w:color w:val="173247"/>
+                <w:sz w:val="17"/>
               </w:rPr>
               <w:t>-183,976.28</w:t>
             </w:r>
           </w:p>
         </w:tc>
       </w:tr>
-    </w:tbl>
-    <w:p>
-      <w:pPr>
-        <w:spacing w:after="120" w:line="276" w:lineRule="auto"/>
-        <w:jc w:val="right"/>
-        <w:bidi w:val="1"/>
-      </w:pPr>
-      <w:r>
-        <w:rPr>
-          <w:rFonts w:ascii="Amiri" w:hAnsi="Amiri" w:cs="Amiri" w:eastAsia="Amiri"/>
-          <w:b w:val="0"/>
-          <w:sz w:val="22"/>
-        </w:rPr>
-      </w:r>
-    </w:p>
-    <w:tbl>
-      <w:tblPr>
-        <w:tblW w:type="auto" w:w="0"/>
-        <w:jc w:val="center"/>
-        <w:tblLook w:firstColumn="1" w:firstRow="1" w:lastColumn="0" w:lastRow="0" w:noHBand="0" w:noVBand="1" w:val="04A0"/>
-        <w:bidiVisual/>
-      </w:tblPr>
-      <w:tblGrid>
-        <w:gridCol w:w="3028"/>
-        <w:gridCol w:w="3028"/>
-        <w:gridCol w:w="3028"/>
-        <w:gridCol w:w="3028"/>
-        <w:gridCol w:w="3028"/>
-      </w:tblGrid>
       <w:tr>
+        <w:trPr>
+          <w:cantSplit/>
+        </w:trPr>
         <w:tc>
           <w:tcPr>
-            <w:tcW w:type="dxa" w:w="3028"/>
-            <w:shd w:fill="C6D9F1"/>
+            <w:tcW w:type="dxa" w:w="3050"/>
+            <w:shd w:fill="E1ECF2"/>
             <w:tcMar>
-              <w:top w:w="70" w:type="dxa"/>
-              <w:bottom w:w="70" w:type="dxa"/>
-              <w:left w:w="140" w:type="dxa"/>
-              <w:right w:w="140" w:type="dxa"/>
+              <w:top w:w="25" w:type="dxa"/>
+              <w:bottom w:w="25" w:type="dxa"/>
+              <w:left w:w="80" w:type="dxa"/>
+              <w:right w:w="80" w:type="dxa"/>
             </w:tcMar>
             <w:vAlign w:val="center"/>
           </w:tcPr>
           <w:p>
             <w:pPr>
-              <w:spacing w:after="20" w:line="276" w:lineRule="auto"/>
+              <w:spacing w:after="0" w:line="276" w:lineRule="auto"/>
               <w:jc w:val="right"/>
               <w:bidi w:val="1"/>
             </w:pPr>
@@ -2789,8 +2920,8 @@
               <w:rPr>
                 <w:rFonts w:ascii="Amiri" w:hAnsi="Amiri" w:cs="Amiri" w:eastAsia="Amiri"/>
                 <w:b/>
-                <w:color w:val="294B62"/>
-                <w:sz w:val="20"/>
+                <w:color w:val="173247"/>
+                <w:sz w:val="17"/>
               </w:rPr>
               <w:t>إجمالي الالتزامات وحقوق الملكية</w:t>
             </w:r>
@@ -2798,19 +2929,19 @@
         </w:tc>
         <w:tc>
           <w:tcPr>
-            <w:tcW w:type="dxa" w:w="3028"/>
-            <w:shd w:fill="C6D9F1"/>
+            <w:tcW w:type="dxa" w:w="3050"/>
+            <w:shd w:fill="E1ECF2"/>
             <w:tcMar>
-              <w:top w:w="70" w:type="dxa"/>
-              <w:bottom w:w="70" w:type="dxa"/>
-              <w:left w:w="140" w:type="dxa"/>
-              <w:right w:w="140" w:type="dxa"/>
+              <w:top w:w="25" w:type="dxa"/>
+              <w:bottom w:w="25" w:type="dxa"/>
+              <w:left w:w="80" w:type="dxa"/>
+              <w:right w:w="80" w:type="dxa"/>
             </w:tcMar>
             <w:vAlign w:val="center"/>
           </w:tcPr>
           <w:p>
             <w:pPr>
-              <w:spacing w:after="20" w:line="276" w:lineRule="auto"/>
+              <w:spacing w:after="0" w:line="276" w:lineRule="auto"/>
               <w:jc w:val="center"/>
               <w:bidi w:val="1"/>
             </w:pPr>
@@ -2818,8 +2949,8 @@
               <w:rPr>
                 <w:rFonts w:ascii="Amiri" w:hAnsi="Amiri" w:cs="Amiri" w:eastAsia="Amiri"/>
                 <w:b/>
-                <w:color w:val="294B62"/>
-                <w:sz w:val="20"/>
+                <w:color w:val="173247"/>
+                <w:sz w:val="17"/>
               </w:rPr>
               <w:t>7,291,505.00</w:t>
             </w:r>
@@ -2827,19 +2958,19 @@
         </w:tc>
         <w:tc>
           <w:tcPr>
-            <w:tcW w:type="dxa" w:w="3028"/>
-            <w:shd w:fill="C6D9F1"/>
+            <w:tcW w:type="dxa" w:w="3050"/>
+            <w:shd w:fill="E1ECF2"/>
             <w:tcMar>
-              <w:top w:w="70" w:type="dxa"/>
-              <w:bottom w:w="70" w:type="dxa"/>
-              <w:left w:w="140" w:type="dxa"/>
-              <w:right w:w="140" w:type="dxa"/>
+              <w:top w:w="25" w:type="dxa"/>
+              <w:bottom w:w="25" w:type="dxa"/>
+              <w:left w:w="80" w:type="dxa"/>
+              <w:right w:w="80" w:type="dxa"/>
             </w:tcMar>
             <w:vAlign w:val="center"/>
           </w:tcPr>
           <w:p>
             <w:pPr>
-              <w:spacing w:after="20" w:line="276" w:lineRule="auto"/>
+              <w:spacing w:after="0" w:line="276" w:lineRule="auto"/>
               <w:jc w:val="center"/>
               <w:bidi w:val="1"/>
             </w:pPr>
@@ -2847,8 +2978,8 @@
               <w:rPr>
                 <w:rFonts w:ascii="Amiri" w:hAnsi="Amiri" w:cs="Amiri" w:eastAsia="Amiri"/>
                 <w:b/>
-                <w:color w:val="294B62"/>
-                <w:sz w:val="20"/>
+                <w:color w:val="173247"/>
+                <w:sz w:val="17"/>
               </w:rPr>
               <w:t>12,467,389.78</w:t>
             </w:r>
@@ -2856,19 +2987,19 @@
         </w:tc>
         <w:tc>
           <w:tcPr>
-            <w:tcW w:type="dxa" w:w="3028"/>
-            <w:shd w:fill="C6D9F1"/>
+            <w:tcW w:type="dxa" w:w="3050"/>
+            <w:shd w:fill="E1ECF2"/>
             <w:tcMar>
-              <w:top w:w="70" w:type="dxa"/>
-              <w:bottom w:w="70" w:type="dxa"/>
-              <w:left w:w="140" w:type="dxa"/>
-              <w:right w:w="140" w:type="dxa"/>
+              <w:top w:w="25" w:type="dxa"/>
+              <w:bottom w:w="25" w:type="dxa"/>
+              <w:left w:w="80" w:type="dxa"/>
+              <w:right w:w="80" w:type="dxa"/>
             </w:tcMar>
             <w:vAlign w:val="center"/>
           </w:tcPr>
           <w:p>
             <w:pPr>
-              <w:spacing w:after="20" w:line="276" w:lineRule="auto"/>
+              <w:spacing w:after="0" w:line="276" w:lineRule="auto"/>
               <w:jc w:val="center"/>
               <w:bidi w:val="1"/>
             </w:pPr>
@@ -2876,8 +3007,8 @@
               <w:rPr>
                 <w:rFonts w:ascii="Amiri" w:hAnsi="Amiri" w:cs="Amiri" w:eastAsia="Amiri"/>
                 <w:b/>
-                <w:color w:val="294B62"/>
-                <w:sz w:val="20"/>
+                <w:color w:val="173247"/>
+                <w:sz w:val="17"/>
               </w:rPr>
               <w:t>8,388,722.31</w:t>
             </w:r>
@@ -2885,19 +3016,19 @@
         </w:tc>
         <w:tc>
           <w:tcPr>
-            <w:tcW w:type="dxa" w:w="3028"/>
-            <w:shd w:fill="C6D9F1"/>
+            <w:tcW w:type="dxa" w:w="3050"/>
+            <w:shd w:fill="E1ECF2"/>
             <w:tcMar>
-              <w:top w:w="70" w:type="dxa"/>
-              <w:bottom w:w="70" w:type="dxa"/>
-              <w:left w:w="140" w:type="dxa"/>
-              <w:right w:w="140" w:type="dxa"/>
+              <w:top w:w="25" w:type="dxa"/>
+              <w:bottom w:w="25" w:type="dxa"/>
+              <w:left w:w="80" w:type="dxa"/>
+              <w:right w:w="80" w:type="dxa"/>
             </w:tcMar>
             <w:vAlign w:val="center"/>
           </w:tcPr>
           <w:p>
             <w:pPr>
-              <w:spacing w:after="20" w:line="276" w:lineRule="auto"/>
+              <w:spacing w:after="0" w:line="276" w:lineRule="auto"/>
               <w:jc w:val="center"/>
               <w:bidi w:val="1"/>
             </w:pPr>
@@ -2905,8 +3036,8 @@
               <w:rPr>
                 <w:rFonts w:ascii="Amiri" w:hAnsi="Amiri" w:cs="Amiri" w:eastAsia="Amiri"/>
                 <w:b/>
-                <w:color w:val="294B62"/>
-                <w:sz w:val="20"/>
+                <w:color w:val="173247"/>
+                <w:sz w:val="17"/>
               </w:rPr>
               <w:t>7,446,514.31</w:t>
             </w:r>
@@ -2914,21 +3045,24 @@
         </w:tc>
       </w:tr>
       <w:tr>
+        <w:trPr>
+          <w:cantSplit/>
+        </w:trPr>
         <w:tc>
           <w:tcPr>
-            <w:tcW w:type="dxa" w:w="3028"/>
+            <w:tcW w:type="dxa" w:w="3050"/>
             <w:shd w:fill="E2EFDA"/>
             <w:tcMar>
-              <w:top w:w="70" w:type="dxa"/>
-              <w:bottom w:w="70" w:type="dxa"/>
-              <w:left w:w="140" w:type="dxa"/>
-              <w:right w:w="140" w:type="dxa"/>
+              <w:top w:w="25" w:type="dxa"/>
+              <w:bottom w:w="25" w:type="dxa"/>
+              <w:left w:w="80" w:type="dxa"/>
+              <w:right w:w="80" w:type="dxa"/>
             </w:tcMar>
             <w:vAlign w:val="center"/>
           </w:tcPr>
           <w:p>
             <w:pPr>
-              <w:spacing w:after="20" w:line="276" w:lineRule="auto"/>
+              <w:spacing w:after="0" w:line="276" w:lineRule="auto"/>
               <w:jc w:val="right"/>
               <w:bidi w:val="1"/>
             </w:pPr>
@@ -2937,7 +3071,7 @@
                 <w:rFonts w:ascii="Amiri" w:hAnsi="Amiri" w:cs="Amiri" w:eastAsia="Amiri"/>
                 <w:b/>
                 <w:color w:val="1E501E"/>
-                <w:sz w:val="20"/>
+                <w:sz w:val="17"/>
               </w:rPr>
               <w:t>فرق مطابقة الميزانية العمومية</w:t>
             </w:r>
@@ -2945,19 +3079,19 @@
         </w:tc>
         <w:tc>
           <w:tcPr>
-            <w:tcW w:type="dxa" w:w="3028"/>
+            <w:tcW w:type="dxa" w:w="3050"/>
             <w:shd w:fill="E2EFDA"/>
             <w:tcMar>
-              <w:top w:w="70" w:type="dxa"/>
-              <w:bottom w:w="70" w:type="dxa"/>
-              <w:left w:w="140" w:type="dxa"/>
-              <w:right w:w="140" w:type="dxa"/>
+              <w:top w:w="25" w:type="dxa"/>
+              <w:bottom w:w="25" w:type="dxa"/>
+              <w:left w:w="80" w:type="dxa"/>
+              <w:right w:w="80" w:type="dxa"/>
             </w:tcMar>
             <w:vAlign w:val="center"/>
           </w:tcPr>
           <w:p>
             <w:pPr>
-              <w:spacing w:after="20" w:line="276" w:lineRule="auto"/>
+              <w:spacing w:after="0" w:line="276" w:lineRule="auto"/>
               <w:jc w:val="center"/>
               <w:bidi w:val="1"/>
             </w:pPr>
@@ -2966,7 +3100,7 @@
                 <w:rFonts w:ascii="Amiri" w:hAnsi="Amiri" w:cs="Amiri" w:eastAsia="Amiri"/>
                 <w:b/>
                 <w:color w:val="1E501E"/>
-                <w:sz w:val="20"/>
+                <w:sz w:val="17"/>
               </w:rPr>
               <w:t>0.00 (توازن تام)</w:t>
             </w:r>
@@ -2974,19 +3108,19 @@
         </w:tc>
         <w:tc>
           <w:tcPr>
-            <w:tcW w:type="dxa" w:w="3028"/>
+            <w:tcW w:type="dxa" w:w="3050"/>
             <w:shd w:fill="E2EFDA"/>
             <w:tcMar>
-              <w:top w:w="70" w:type="dxa"/>
-              <w:bottom w:w="70" w:type="dxa"/>
-              <w:left w:w="140" w:type="dxa"/>
-              <w:right w:w="140" w:type="dxa"/>
+              <w:top w:w="25" w:type="dxa"/>
+              <w:bottom w:w="25" w:type="dxa"/>
+              <w:left w:w="80" w:type="dxa"/>
+              <w:right w:w="80" w:type="dxa"/>
             </w:tcMar>
             <w:vAlign w:val="center"/>
           </w:tcPr>
           <w:p>
             <w:pPr>
-              <w:spacing w:after="20" w:line="276" w:lineRule="auto"/>
+              <w:spacing w:after="0" w:line="276" w:lineRule="auto"/>
               <w:jc w:val="center"/>
               <w:bidi w:val="1"/>
             </w:pPr>
@@ -2995,7 +3129,7 @@
                 <w:rFonts w:ascii="Amiri" w:hAnsi="Amiri" w:cs="Amiri" w:eastAsia="Amiri"/>
                 <w:b/>
                 <w:color w:val="1E501E"/>
-                <w:sz w:val="20"/>
+                <w:sz w:val="17"/>
               </w:rPr>
               <w:t>0.00 (توازن تام)</w:t>
             </w:r>
@@ -3003,19 +3137,19 @@
         </w:tc>
         <w:tc>
           <w:tcPr>
-            <w:tcW w:type="dxa" w:w="3028"/>
+            <w:tcW w:type="dxa" w:w="3050"/>
             <w:shd w:fill="E2EFDA"/>
             <w:tcMar>
-              <w:top w:w="70" w:type="dxa"/>
-              <w:bottom w:w="70" w:type="dxa"/>
-              <w:left w:w="140" w:type="dxa"/>
-              <w:right w:w="140" w:type="dxa"/>
+              <w:top w:w="25" w:type="dxa"/>
+              <w:bottom w:w="25" w:type="dxa"/>
+              <w:left w:w="80" w:type="dxa"/>
+              <w:right w:w="80" w:type="dxa"/>
             </w:tcMar>
             <w:vAlign w:val="center"/>
           </w:tcPr>
           <w:p>
             <w:pPr>
-              <w:spacing w:after="20" w:line="276" w:lineRule="auto"/>
+              <w:spacing w:after="0" w:line="276" w:lineRule="auto"/>
               <w:jc w:val="center"/>
               <w:bidi w:val="1"/>
             </w:pPr>
@@ -3024,7 +3158,7 @@
                 <w:rFonts w:ascii="Amiri" w:hAnsi="Amiri" w:cs="Amiri" w:eastAsia="Amiri"/>
                 <w:b/>
                 <w:color w:val="1E501E"/>
-                <w:sz w:val="20"/>
+                <w:sz w:val="17"/>
               </w:rPr>
               <w:t>0.00 (توازن تام)</w:t>
             </w:r>
@@ -3032,19 +3166,19 @@
         </w:tc>
         <w:tc>
           <w:tcPr>
-            <w:tcW w:type="dxa" w:w="3028"/>
+            <w:tcW w:type="dxa" w:w="3050"/>
             <w:shd w:fill="E2EFDA"/>
             <w:tcMar>
-              <w:top w:w="70" w:type="dxa"/>
-              <w:bottom w:w="70" w:type="dxa"/>
-              <w:left w:w="140" w:type="dxa"/>
-              <w:right w:w="140" w:type="dxa"/>
+              <w:top w:w="25" w:type="dxa"/>
+              <w:bottom w:w="25" w:type="dxa"/>
+              <w:left w:w="80" w:type="dxa"/>
+              <w:right w:w="80" w:type="dxa"/>
             </w:tcMar>
             <w:vAlign w:val="center"/>
           </w:tcPr>
           <w:p>
             <w:pPr>
-              <w:spacing w:after="20" w:line="276" w:lineRule="auto"/>
+              <w:spacing w:after="0" w:line="276" w:lineRule="auto"/>
               <w:jc w:val="center"/>
               <w:bidi w:val="1"/>
             </w:pPr>
@@ -3053,7 +3187,7 @@
                 <w:rFonts w:ascii="Amiri" w:hAnsi="Amiri" w:cs="Amiri" w:eastAsia="Amiri"/>
                 <w:b/>
                 <w:color w:val="1E501E"/>
-                <w:sz w:val="20"/>
+                <w:sz w:val="17"/>
               </w:rPr>
               <w:t>0.00 (توازن تام)</w:t>
             </w:r>
@@ -3068,7 +3202,7 @@
     </w:p>
     <w:p>
       <w:pPr>
-        <w:spacing w:after="120" w:line="276" w:lineRule="auto" w:before="240"/>
+        <w:spacing w:after="80" w:line="276" w:lineRule="auto" w:before="160"/>
         <w:jc w:val="right"/>
         <w:keepNext/>
         <w:bidi w:val="1"/>
@@ -3078,7 +3212,7 @@
           <w:rFonts w:ascii="Amiri" w:hAnsi="Amiri" w:cs="Amiri" w:eastAsia="Amiri"/>
           <w:b/>
           <w:color w:val="294B62"/>
-          <w:sz w:val="30"/>
+          <w:sz w:val="27"/>
         </w:rPr>
         <w:t>2. قائمة الدخل السنوية المقارنة وقائمة التدفقات النقدية الكاملة (2023 — 2026)</w:t>
       </w:r>
@@ -3089,30 +3223,42 @@
         <w:jc w:val="center"/>
         <w:tblLook w:firstColumn="1" w:firstRow="1" w:lastColumn="0" w:lastRow="0" w:noHBand="0" w:noVBand="1" w:val="04A0"/>
         <w:bidiVisual/>
+        <w:tblBorders>
+          <w:top w:val="single" w:sz="4" w:space="0" w:color="D7E1E8"/>
+          <w:bottom w:val="single" w:sz="6" w:space="0" w:color="294B62"/>
+          <w:left w:val="none"/>
+          <w:right w:val="none"/>
+          <w:insideH w:val="single" w:sz="4" w:space="0" w:color="D7E1E8"/>
+          <w:insideV w:val="none"/>
+        </w:tblBorders>
       </w:tblPr>
       <w:tblGrid>
-        <w:gridCol w:w="3028"/>
-        <w:gridCol w:w="3028"/>
-        <w:gridCol w:w="3028"/>
-        <w:gridCol w:w="3028"/>
-        <w:gridCol w:w="3028"/>
+        <w:gridCol w:w="3050"/>
+        <w:gridCol w:w="3050"/>
+        <w:gridCol w:w="3050"/>
+        <w:gridCol w:w="3050"/>
+        <w:gridCol w:w="3050"/>
       </w:tblGrid>
       <w:tr>
+        <w:trPr>
+          <w:cantSplit/>
+          <w:tblHeader/>
+        </w:trPr>
         <w:tc>
           <w:tcPr>
-            <w:tcW w:type="dxa" w:w="3028"/>
+            <w:tcW w:type="dxa" w:w="3050"/>
             <w:shd w:fill="294B62"/>
             <w:tcMar>
-              <w:top w:w="100" w:type="dxa"/>
-              <w:bottom w:w="100" w:type="dxa"/>
-              <w:left w:w="140" w:type="dxa"/>
-              <w:right w:w="140" w:type="dxa"/>
+              <w:top w:w="30" w:type="dxa"/>
+              <w:bottom w:w="30" w:type="dxa"/>
+              <w:left w:w="80" w:type="dxa"/>
+              <w:right w:w="80" w:type="dxa"/>
             </w:tcMar>
             <w:vAlign w:val="center"/>
           </w:tcPr>
           <w:p>
             <w:pPr>
-              <w:spacing w:after="20" w:line="276" w:lineRule="auto"/>
+              <w:spacing w:after="0" w:line="276" w:lineRule="auto"/>
               <w:jc w:val="right"/>
               <w:bidi w:val="1"/>
             </w:pPr>
@@ -3121,7 +3267,7 @@
                 <w:rFonts w:ascii="Amiri" w:hAnsi="Amiri" w:cs="Amiri" w:eastAsia="Amiri"/>
                 <w:b/>
                 <w:color w:val="FFFFFF"/>
-                <w:sz w:val="21"/>
+                <w:sz w:val="19"/>
               </w:rPr>
               <w:t>بيان قائمة الدخل السنوية</w:t>
             </w:r>
@@ -3129,19 +3275,19 @@
         </w:tc>
         <w:tc>
           <w:tcPr>
-            <w:tcW w:type="dxa" w:w="3028"/>
+            <w:tcW w:type="dxa" w:w="3050"/>
             <w:shd w:fill="294B62"/>
             <w:tcMar>
-              <w:top w:w="100" w:type="dxa"/>
-              <w:bottom w:w="100" w:type="dxa"/>
-              <w:left w:w="140" w:type="dxa"/>
-              <w:right w:w="140" w:type="dxa"/>
+              <w:top w:w="30" w:type="dxa"/>
+              <w:bottom w:w="30" w:type="dxa"/>
+              <w:left w:w="80" w:type="dxa"/>
+              <w:right w:w="80" w:type="dxa"/>
             </w:tcMar>
             <w:vAlign w:val="center"/>
           </w:tcPr>
           <w:p>
             <w:pPr>
-              <w:spacing w:after="20" w:line="276" w:lineRule="auto"/>
+              <w:spacing w:after="0" w:line="276" w:lineRule="auto"/>
               <w:jc w:val="center"/>
               <w:bidi w:val="1"/>
             </w:pPr>
@@ -3150,7 +3296,7 @@
                 <w:rFonts w:ascii="Amiri" w:hAnsi="Amiri" w:cs="Amiri" w:eastAsia="Amiri"/>
                 <w:b/>
                 <w:color w:val="FFFFFF"/>
-                <w:sz w:val="21"/>
+                <w:sz w:val="19"/>
               </w:rPr>
               <w:t>2023</w:t>
             </w:r>
@@ -3158,19 +3304,19 @@
         </w:tc>
         <w:tc>
           <w:tcPr>
-            <w:tcW w:type="dxa" w:w="3028"/>
+            <w:tcW w:type="dxa" w:w="3050"/>
             <w:shd w:fill="294B62"/>
             <w:tcMar>
-              <w:top w:w="100" w:type="dxa"/>
-              <w:bottom w:w="100" w:type="dxa"/>
-              <w:left w:w="140" w:type="dxa"/>
-              <w:right w:w="140" w:type="dxa"/>
+              <w:top w:w="30" w:type="dxa"/>
+              <w:bottom w:w="30" w:type="dxa"/>
+              <w:left w:w="80" w:type="dxa"/>
+              <w:right w:w="80" w:type="dxa"/>
             </w:tcMar>
             <w:vAlign w:val="center"/>
           </w:tcPr>
           <w:p>
             <w:pPr>
-              <w:spacing w:after="20" w:line="276" w:lineRule="auto"/>
+              <w:spacing w:after="0" w:line="276" w:lineRule="auto"/>
               <w:jc w:val="center"/>
               <w:bidi w:val="1"/>
             </w:pPr>
@@ -3179,7 +3325,7 @@
                 <w:rFonts w:ascii="Amiri" w:hAnsi="Amiri" w:cs="Amiri" w:eastAsia="Amiri"/>
                 <w:b/>
                 <w:color w:val="FFFFFF"/>
-                <w:sz w:val="21"/>
+                <w:sz w:val="19"/>
               </w:rPr>
               <w:t>2024</w:t>
             </w:r>
@@ -3187,19 +3333,19 @@
         </w:tc>
         <w:tc>
           <w:tcPr>
-            <w:tcW w:type="dxa" w:w="3028"/>
+            <w:tcW w:type="dxa" w:w="3050"/>
             <w:shd w:fill="294B62"/>
             <w:tcMar>
-              <w:top w:w="100" w:type="dxa"/>
-              <w:bottom w:w="100" w:type="dxa"/>
-              <w:left w:w="140" w:type="dxa"/>
-              <w:right w:w="140" w:type="dxa"/>
+              <w:top w:w="30" w:type="dxa"/>
+              <w:bottom w:w="30" w:type="dxa"/>
+              <w:left w:w="80" w:type="dxa"/>
+              <w:right w:w="80" w:type="dxa"/>
             </w:tcMar>
             <w:vAlign w:val="center"/>
           </w:tcPr>
           <w:p>
             <w:pPr>
-              <w:spacing w:after="20" w:line="276" w:lineRule="auto"/>
+              <w:spacing w:after="0" w:line="276" w:lineRule="auto"/>
               <w:jc w:val="center"/>
               <w:bidi w:val="1"/>
             </w:pPr>
@@ -3208,7 +3354,7 @@
                 <w:rFonts w:ascii="Amiri" w:hAnsi="Amiri" w:cs="Amiri" w:eastAsia="Amiri"/>
                 <w:b/>
                 <w:color w:val="FFFFFF"/>
-                <w:sz w:val="21"/>
+                <w:sz w:val="19"/>
               </w:rPr>
               <w:t>2025</w:t>
             </w:r>
@@ -3216,19 +3362,19 @@
         </w:tc>
         <w:tc>
           <w:tcPr>
-            <w:tcW w:type="dxa" w:w="3028"/>
+            <w:tcW w:type="dxa" w:w="3050"/>
             <w:shd w:fill="294B62"/>
             <w:tcMar>
-              <w:top w:w="100" w:type="dxa"/>
-              <w:bottom w:w="100" w:type="dxa"/>
-              <w:left w:w="140" w:type="dxa"/>
-              <w:right w:w="140" w:type="dxa"/>
+              <w:top w:w="30" w:type="dxa"/>
+              <w:bottom w:w="30" w:type="dxa"/>
+              <w:left w:w="80" w:type="dxa"/>
+              <w:right w:w="80" w:type="dxa"/>
             </w:tcMar>
             <w:vAlign w:val="center"/>
           </w:tcPr>
           <w:p>
             <w:pPr>
-              <w:spacing w:after="20" w:line="276" w:lineRule="auto"/>
+              <w:spacing w:after="0" w:line="276" w:lineRule="auto"/>
               <w:jc w:val="center"/>
               <w:bidi w:val="1"/>
             </w:pPr>
@@ -3237,7 +3383,7 @@
                 <w:rFonts w:ascii="Amiri" w:hAnsi="Amiri" w:cs="Amiri" w:eastAsia="Amiri"/>
                 <w:b/>
                 <w:color w:val="FFFFFF"/>
-                <w:sz w:val="21"/>
+                <w:sz w:val="19"/>
               </w:rPr>
               <w:t>2026 (حتى 30/09)</w:t>
             </w:r>
@@ -3245,21 +3391,24 @@
         </w:tc>
       </w:tr>
       <w:tr>
+        <w:trPr>
+          <w:cantSplit/>
+        </w:trPr>
         <w:tc>
           <w:tcPr>
-            <w:tcW w:type="dxa" w:w="3028"/>
+            <w:tcW w:type="dxa" w:w="3050"/>
             <w:shd w:fill="F1F5F7"/>
             <w:tcMar>
-              <w:top w:w="100" w:type="dxa"/>
-              <w:bottom w:w="100" w:type="dxa"/>
-              <w:left w:w="140" w:type="dxa"/>
-              <w:right w:w="140" w:type="dxa"/>
+              <w:top w:w="30" w:type="dxa"/>
+              <w:bottom w:w="30" w:type="dxa"/>
+              <w:left w:w="80" w:type="dxa"/>
+              <w:right w:w="80" w:type="dxa"/>
             </w:tcMar>
             <w:vAlign w:val="center"/>
           </w:tcPr>
           <w:p>
             <w:pPr>
-              <w:spacing w:after="20" w:line="276" w:lineRule="auto"/>
+              <w:spacing w:after="0" w:line="276" w:lineRule="auto"/>
               <w:jc w:val="right"/>
               <w:bidi w:val="1"/>
             </w:pPr>
@@ -3267,7 +3416,8 @@
               <w:rPr>
                 <w:rFonts w:ascii="Amiri" w:hAnsi="Amiri" w:cs="Amiri" w:eastAsia="Amiri"/>
                 <w:b w:val="0"/>
-                <w:sz w:val="19"/>
+                <w:color w:val="173247"/>
+                <w:sz w:val="17"/>
               </w:rPr>
               <w:t>إيرادات عقود التأجير التشغيلي والتمويلي</w:t>
             </w:r>
@@ -3275,19 +3425,19 @@
         </w:tc>
         <w:tc>
           <w:tcPr>
-            <w:tcW w:type="dxa" w:w="3028"/>
+            <w:tcW w:type="dxa" w:w="3050"/>
             <w:shd w:fill="F1F5F7"/>
             <w:tcMar>
-              <w:top w:w="100" w:type="dxa"/>
-              <w:bottom w:w="100" w:type="dxa"/>
-              <w:left w:w="140" w:type="dxa"/>
-              <w:right w:w="140" w:type="dxa"/>
+              <w:top w:w="30" w:type="dxa"/>
+              <w:bottom w:w="30" w:type="dxa"/>
+              <w:left w:w="80" w:type="dxa"/>
+              <w:right w:w="80" w:type="dxa"/>
             </w:tcMar>
             <w:vAlign w:val="center"/>
           </w:tcPr>
           <w:p>
             <w:pPr>
-              <w:spacing w:after="20" w:line="276" w:lineRule="auto"/>
+              <w:spacing w:after="0" w:line="276" w:lineRule="auto"/>
               <w:jc w:val="center"/>
               <w:bidi w:val="1"/>
             </w:pPr>
@@ -3295,7 +3445,8 @@
               <w:rPr>
                 <w:rFonts w:ascii="Amiri" w:hAnsi="Amiri" w:cs="Amiri" w:eastAsia="Amiri"/>
                 <w:b w:val="0"/>
-                <w:sz w:val="19"/>
+                <w:color w:val="173247"/>
+                <w:sz w:val="17"/>
               </w:rPr>
               <w:t>140,154.00</w:t>
             </w:r>
@@ -3303,19 +3454,19 @@
         </w:tc>
         <w:tc>
           <w:tcPr>
-            <w:tcW w:type="dxa" w:w="3028"/>
+            <w:tcW w:type="dxa" w:w="3050"/>
             <w:shd w:fill="F1F5F7"/>
             <w:tcMar>
-              <w:top w:w="100" w:type="dxa"/>
-              <w:bottom w:w="100" w:type="dxa"/>
-              <w:left w:w="140" w:type="dxa"/>
-              <w:right w:w="140" w:type="dxa"/>
+              <w:top w:w="30" w:type="dxa"/>
+              <w:bottom w:w="30" w:type="dxa"/>
+              <w:left w:w="80" w:type="dxa"/>
+              <w:right w:w="80" w:type="dxa"/>
             </w:tcMar>
             <w:vAlign w:val="center"/>
           </w:tcPr>
           <w:p>
             <w:pPr>
-              <w:spacing w:after="20" w:line="276" w:lineRule="auto"/>
+              <w:spacing w:after="0" w:line="276" w:lineRule="auto"/>
               <w:jc w:val="center"/>
               <w:bidi w:val="1"/>
             </w:pPr>
@@ -3323,7 +3474,8 @@
               <w:rPr>
                 <w:rFonts w:ascii="Amiri" w:hAnsi="Amiri" w:cs="Amiri" w:eastAsia="Amiri"/>
                 <w:b w:val="0"/>
-                <w:sz w:val="19"/>
+                <w:color w:val="173247"/>
+                <w:sz w:val="17"/>
               </w:rPr>
               <w:t>3,057,469.17</w:t>
             </w:r>
@@ -3331,19 +3483,19 @@
         </w:tc>
         <w:tc>
           <w:tcPr>
-            <w:tcW w:type="dxa" w:w="3028"/>
+            <w:tcW w:type="dxa" w:w="3050"/>
             <w:shd w:fill="F1F5F7"/>
             <w:tcMar>
-              <w:top w:w="100" w:type="dxa"/>
-              <w:bottom w:w="100" w:type="dxa"/>
-              <w:left w:w="140" w:type="dxa"/>
-              <w:right w:w="140" w:type="dxa"/>
+              <w:top w:w="30" w:type="dxa"/>
+              <w:bottom w:w="30" w:type="dxa"/>
+              <w:left w:w="80" w:type="dxa"/>
+              <w:right w:w="80" w:type="dxa"/>
             </w:tcMar>
             <w:vAlign w:val="center"/>
           </w:tcPr>
           <w:p>
             <w:pPr>
-              <w:spacing w:after="20" w:line="276" w:lineRule="auto"/>
+              <w:spacing w:after="0" w:line="276" w:lineRule="auto"/>
               <w:jc w:val="center"/>
               <w:bidi w:val="1"/>
             </w:pPr>
@@ -3351,7 +3503,8 @@
               <w:rPr>
                 <w:rFonts w:ascii="Amiri" w:hAnsi="Amiri" w:cs="Amiri" w:eastAsia="Amiri"/>
                 <w:b w:val="0"/>
-                <w:sz w:val="19"/>
+                <w:color w:val="173247"/>
+                <w:sz w:val="17"/>
               </w:rPr>
               <w:t>4,213,874.00</w:t>
             </w:r>
@@ -3359,19 +3512,19 @@
         </w:tc>
         <w:tc>
           <w:tcPr>
-            <w:tcW w:type="dxa" w:w="3028"/>
+            <w:tcW w:type="dxa" w:w="3050"/>
             <w:shd w:fill="F1F5F7"/>
             <w:tcMar>
-              <w:top w:w="100" w:type="dxa"/>
-              <w:bottom w:w="100" w:type="dxa"/>
-              <w:left w:w="140" w:type="dxa"/>
-              <w:right w:w="140" w:type="dxa"/>
+              <w:top w:w="30" w:type="dxa"/>
+              <w:bottom w:w="30" w:type="dxa"/>
+              <w:left w:w="80" w:type="dxa"/>
+              <w:right w:w="80" w:type="dxa"/>
             </w:tcMar>
             <w:vAlign w:val="center"/>
           </w:tcPr>
           <w:p>
             <w:pPr>
-              <w:spacing w:after="20" w:line="276" w:lineRule="auto"/>
+              <w:spacing w:after="0" w:line="276" w:lineRule="auto"/>
               <w:jc w:val="center"/>
               <w:bidi w:val="1"/>
             </w:pPr>
@@ -3379,7 +3532,8 @@
               <w:rPr>
                 <w:rFonts w:ascii="Amiri" w:hAnsi="Amiri" w:cs="Amiri" w:eastAsia="Amiri"/>
                 <w:b w:val="0"/>
-                <w:sz w:val="19"/>
+                <w:color w:val="173247"/>
+                <w:sz w:val="17"/>
               </w:rPr>
               <w:t>3,686,700.00</w:t>
             </w:r>
@@ -3387,20 +3541,23 @@
         </w:tc>
       </w:tr>
       <w:tr>
+        <w:trPr>
+          <w:cantSplit/>
+        </w:trPr>
         <w:tc>
           <w:tcPr>
-            <w:tcW w:type="dxa" w:w="3028"/>
+            <w:tcW w:type="dxa" w:w="3050"/>
             <w:tcMar>
-              <w:top w:w="100" w:type="dxa"/>
-              <w:bottom w:w="100" w:type="dxa"/>
-              <w:left w:w="140" w:type="dxa"/>
-              <w:right w:w="140" w:type="dxa"/>
+              <w:top w:w="30" w:type="dxa"/>
+              <w:bottom w:w="30" w:type="dxa"/>
+              <w:left w:w="80" w:type="dxa"/>
+              <w:right w:w="80" w:type="dxa"/>
             </w:tcMar>
             <w:vAlign w:val="center"/>
           </w:tcPr>
           <w:p>
             <w:pPr>
-              <w:spacing w:after="20" w:line="276" w:lineRule="auto"/>
+              <w:spacing w:after="0" w:line="276" w:lineRule="auto"/>
               <w:jc w:val="right"/>
               <w:bidi w:val="1"/>
             </w:pPr>
@@ -3408,7 +3565,8 @@
               <w:rPr>
                 <w:rFonts w:ascii="Amiri" w:hAnsi="Amiri" w:cs="Amiri" w:eastAsia="Amiri"/>
                 <w:b w:val="0"/>
-                <w:sz w:val="19"/>
+                <w:color w:val="173247"/>
+                <w:sz w:val="17"/>
               </w:rPr>
               <w:t>تكلفة التشغيل وصيانة المركبات</w:t>
             </w:r>
@@ -3416,18 +3574,18 @@
         </w:tc>
         <w:tc>
           <w:tcPr>
-            <w:tcW w:type="dxa" w:w="3028"/>
+            <w:tcW w:type="dxa" w:w="3050"/>
             <w:tcMar>
-              <w:top w:w="100" w:type="dxa"/>
-              <w:bottom w:w="100" w:type="dxa"/>
-              <w:left w:w="140" w:type="dxa"/>
-              <w:right w:w="140" w:type="dxa"/>
+              <w:top w:w="30" w:type="dxa"/>
+              <w:bottom w:w="30" w:type="dxa"/>
+              <w:left w:w="80" w:type="dxa"/>
+              <w:right w:w="80" w:type="dxa"/>
             </w:tcMar>
             <w:vAlign w:val="center"/>
           </w:tcPr>
           <w:p>
             <w:pPr>
-              <w:spacing w:after="20" w:line="276" w:lineRule="auto"/>
+              <w:spacing w:after="0" w:line="276" w:lineRule="auto"/>
               <w:jc w:val="center"/>
               <w:bidi w:val="1"/>
             </w:pPr>
@@ -3435,7 +3593,8 @@
               <w:rPr>
                 <w:rFonts w:ascii="Amiri" w:hAnsi="Amiri" w:cs="Amiri" w:eastAsia="Amiri"/>
                 <w:b w:val="0"/>
-                <w:sz w:val="19"/>
+                <w:color w:val="173247"/>
+                <w:sz w:val="17"/>
               </w:rPr>
               <w:t>-15,000.00</w:t>
             </w:r>
@@ -3443,18 +3602,18 @@
         </w:tc>
         <w:tc>
           <w:tcPr>
-            <w:tcW w:type="dxa" w:w="3028"/>
+            <w:tcW w:type="dxa" w:w="3050"/>
             <w:tcMar>
-              <w:top w:w="100" w:type="dxa"/>
-              <w:bottom w:w="100" w:type="dxa"/>
-              <w:left w:w="140" w:type="dxa"/>
-              <w:right w:w="140" w:type="dxa"/>
+              <w:top w:w="30" w:type="dxa"/>
+              <w:bottom w:w="30" w:type="dxa"/>
+              <w:left w:w="80" w:type="dxa"/>
+              <w:right w:w="80" w:type="dxa"/>
             </w:tcMar>
             <w:vAlign w:val="center"/>
           </w:tcPr>
           <w:p>
             <w:pPr>
-              <w:spacing w:after="20" w:line="276" w:lineRule="auto"/>
+              <w:spacing w:after="0" w:line="276" w:lineRule="auto"/>
               <w:jc w:val="center"/>
               <w:bidi w:val="1"/>
             </w:pPr>
@@ -3462,7 +3621,8 @@
               <w:rPr>
                 <w:rFonts w:ascii="Amiri" w:hAnsi="Amiri" w:cs="Amiri" w:eastAsia="Amiri"/>
                 <w:b w:val="0"/>
-                <w:sz w:val="19"/>
+                <w:color w:val="173247"/>
+                <w:sz w:val="17"/>
               </w:rPr>
               <w:t>-450,000.00</w:t>
             </w:r>
@@ -3470,18 +3630,18 @@
         </w:tc>
         <w:tc>
           <w:tcPr>
-            <w:tcW w:type="dxa" w:w="3028"/>
+            <w:tcW w:type="dxa" w:w="3050"/>
             <w:tcMar>
-              <w:top w:w="100" w:type="dxa"/>
-              <w:bottom w:w="100" w:type="dxa"/>
-              <w:left w:w="140" w:type="dxa"/>
-              <w:right w:w="140" w:type="dxa"/>
+              <w:top w:w="30" w:type="dxa"/>
+              <w:bottom w:w="30" w:type="dxa"/>
+              <w:left w:w="80" w:type="dxa"/>
+              <w:right w:w="80" w:type="dxa"/>
             </w:tcMar>
             <w:vAlign w:val="center"/>
           </w:tcPr>
           <w:p>
             <w:pPr>
-              <w:spacing w:after="20" w:line="276" w:lineRule="auto"/>
+              <w:spacing w:after="0" w:line="276" w:lineRule="auto"/>
               <w:jc w:val="center"/>
               <w:bidi w:val="1"/>
             </w:pPr>
@@ -3489,7 +3649,8 @@
               <w:rPr>
                 <w:rFonts w:ascii="Amiri" w:hAnsi="Amiri" w:cs="Amiri" w:eastAsia="Amiri"/>
                 <w:b w:val="0"/>
-                <w:sz w:val="19"/>
+                <w:color w:val="173247"/>
+                <w:sz w:val="17"/>
               </w:rPr>
               <w:t>-285,955.00</w:t>
             </w:r>
@@ -3497,18 +3658,18 @@
         </w:tc>
         <w:tc>
           <w:tcPr>
-            <w:tcW w:type="dxa" w:w="3028"/>
+            <w:tcW w:type="dxa" w:w="3050"/>
             <w:tcMar>
-              <w:top w:w="100" w:type="dxa"/>
-              <w:bottom w:w="100" w:type="dxa"/>
-              <w:left w:w="140" w:type="dxa"/>
-              <w:right w:w="140" w:type="dxa"/>
+              <w:top w:w="30" w:type="dxa"/>
+              <w:bottom w:w="30" w:type="dxa"/>
+              <w:left w:w="80" w:type="dxa"/>
+              <w:right w:w="80" w:type="dxa"/>
             </w:tcMar>
             <w:vAlign w:val="center"/>
           </w:tcPr>
           <w:p>
             <w:pPr>
-              <w:spacing w:after="20" w:line="276" w:lineRule="auto"/>
+              <w:spacing w:after="0" w:line="276" w:lineRule="auto"/>
               <w:jc w:val="center"/>
               <w:bidi w:val="1"/>
             </w:pPr>
@@ -3516,7 +3677,8 @@
               <w:rPr>
                 <w:rFonts w:ascii="Amiri" w:hAnsi="Amiri" w:cs="Amiri" w:eastAsia="Amiri"/>
                 <w:b w:val="0"/>
-                <w:sz w:val="19"/>
+                <w:color w:val="173247"/>
+                <w:sz w:val="17"/>
               </w:rPr>
               <w:t>-30,789.00</w:t>
             </w:r>
@@ -3524,21 +3686,24 @@
         </w:tc>
       </w:tr>
       <w:tr>
+        <w:trPr>
+          <w:cantSplit/>
+        </w:trPr>
         <w:tc>
           <w:tcPr>
-            <w:tcW w:type="dxa" w:w="3028"/>
+            <w:tcW w:type="dxa" w:w="3050"/>
             <w:shd w:fill="F1F5F7"/>
             <w:tcMar>
-              <w:top w:w="100" w:type="dxa"/>
-              <w:bottom w:w="100" w:type="dxa"/>
-              <w:left w:w="140" w:type="dxa"/>
-              <w:right w:w="140" w:type="dxa"/>
+              <w:top w:w="30" w:type="dxa"/>
+              <w:bottom w:w="30" w:type="dxa"/>
+              <w:left w:w="80" w:type="dxa"/>
+              <w:right w:w="80" w:type="dxa"/>
             </w:tcMar>
             <w:vAlign w:val="center"/>
           </w:tcPr>
           <w:p>
             <w:pPr>
-              <w:spacing w:after="20" w:line="276" w:lineRule="auto"/>
+              <w:spacing w:after="0" w:line="276" w:lineRule="auto"/>
               <w:jc w:val="right"/>
               <w:bidi w:val="1"/>
             </w:pPr>
@@ -3546,7 +3711,8 @@
               <w:rPr>
                 <w:rFonts w:ascii="Amiri" w:hAnsi="Amiri" w:cs="Amiri" w:eastAsia="Amiri"/>
                 <w:b w:val="0"/>
-                <w:sz w:val="19"/>
+                <w:color w:val="173247"/>
+                <w:sz w:val="17"/>
               </w:rPr>
               <w:t>مصروفات إدارية وعمومية وإيجار المقر (2,900/شهر)</w:t>
             </w:r>
@@ -3554,19 +3720,19 @@
         </w:tc>
         <w:tc>
           <w:tcPr>
-            <w:tcW w:type="dxa" w:w="3028"/>
+            <w:tcW w:type="dxa" w:w="3050"/>
             <w:shd w:fill="F1F5F7"/>
             <w:tcMar>
-              <w:top w:w="100" w:type="dxa"/>
-              <w:bottom w:w="100" w:type="dxa"/>
-              <w:left w:w="140" w:type="dxa"/>
-              <w:right w:w="140" w:type="dxa"/>
+              <w:top w:w="30" w:type="dxa"/>
+              <w:bottom w:w="30" w:type="dxa"/>
+              <w:left w:w="80" w:type="dxa"/>
+              <w:right w:w="80" w:type="dxa"/>
             </w:tcMar>
             <w:vAlign w:val="center"/>
           </w:tcPr>
           <w:p>
             <w:pPr>
-              <w:spacing w:after="20" w:line="276" w:lineRule="auto"/>
+              <w:spacing w:after="0" w:line="276" w:lineRule="auto"/>
               <w:jc w:val="center"/>
               <w:bidi w:val="1"/>
             </w:pPr>
@@ -3574,7 +3740,8 @@
               <w:rPr>
                 <w:rFonts w:ascii="Amiri" w:hAnsi="Amiri" w:cs="Amiri" w:eastAsia="Amiri"/>
                 <w:b w:val="0"/>
-                <w:sz w:val="19"/>
+                <w:color w:val="173247"/>
+                <w:sz w:val="17"/>
               </w:rPr>
               <w:t>-5,000.00</w:t>
             </w:r>
@@ -3582,19 +3749,19 @@
         </w:tc>
         <w:tc>
           <w:tcPr>
-            <w:tcW w:type="dxa" w:w="3028"/>
+            <w:tcW w:type="dxa" w:w="3050"/>
             <w:shd w:fill="F1F5F7"/>
             <w:tcMar>
-              <w:top w:w="100" w:type="dxa"/>
-              <w:bottom w:w="100" w:type="dxa"/>
-              <w:left w:w="140" w:type="dxa"/>
-              <w:right w:w="140" w:type="dxa"/>
+              <w:top w:w="30" w:type="dxa"/>
+              <w:bottom w:w="30" w:type="dxa"/>
+              <w:left w:w="80" w:type="dxa"/>
+              <w:right w:w="80" w:type="dxa"/>
             </w:tcMar>
             <w:vAlign w:val="center"/>
           </w:tcPr>
           <w:p>
             <w:pPr>
-              <w:spacing w:after="20" w:line="276" w:lineRule="auto"/>
+              <w:spacing w:after="0" w:line="276" w:lineRule="auto"/>
               <w:jc w:val="center"/>
               <w:bidi w:val="1"/>
             </w:pPr>
@@ -3602,7 +3769,8 @@
               <w:rPr>
                 <w:rFonts w:ascii="Amiri" w:hAnsi="Amiri" w:cs="Amiri" w:eastAsia="Amiri"/>
                 <w:b w:val="0"/>
-                <w:sz w:val="19"/>
+                <w:color w:val="173247"/>
+                <w:sz w:val="17"/>
               </w:rPr>
               <w:t>-34,800.00</w:t>
             </w:r>
@@ -3610,19 +3778,19 @@
         </w:tc>
         <w:tc>
           <w:tcPr>
-            <w:tcW w:type="dxa" w:w="3028"/>
+            <w:tcW w:type="dxa" w:w="3050"/>
             <w:shd w:fill="F1F5F7"/>
             <w:tcMar>
-              <w:top w:w="100" w:type="dxa"/>
-              <w:bottom w:w="100" w:type="dxa"/>
-              <w:left w:w="140" w:type="dxa"/>
-              <w:right w:w="140" w:type="dxa"/>
+              <w:top w:w="30" w:type="dxa"/>
+              <w:bottom w:w="30" w:type="dxa"/>
+              <w:left w:w="80" w:type="dxa"/>
+              <w:right w:w="80" w:type="dxa"/>
             </w:tcMar>
             <w:vAlign w:val="center"/>
           </w:tcPr>
           <w:p>
             <w:pPr>
-              <w:spacing w:after="20" w:line="276" w:lineRule="auto"/>
+              <w:spacing w:after="0" w:line="276" w:lineRule="auto"/>
               <w:jc w:val="center"/>
               <w:bidi w:val="1"/>
             </w:pPr>
@@ -3630,7 +3798,8 @@
               <w:rPr>
                 <w:rFonts w:ascii="Amiri" w:hAnsi="Amiri" w:cs="Amiri" w:eastAsia="Amiri"/>
                 <w:b w:val="0"/>
-                <w:sz w:val="19"/>
+                <w:color w:val="173247"/>
+                <w:sz w:val="17"/>
               </w:rPr>
               <w:t>-36,730.00</w:t>
             </w:r>
@@ -3638,19 +3807,19 @@
         </w:tc>
         <w:tc>
           <w:tcPr>
-            <w:tcW w:type="dxa" w:w="3028"/>
+            <w:tcW w:type="dxa" w:w="3050"/>
             <w:shd w:fill="F1F5F7"/>
             <w:tcMar>
-              <w:top w:w="100" w:type="dxa"/>
-              <w:bottom w:w="100" w:type="dxa"/>
-              <w:left w:w="140" w:type="dxa"/>
-              <w:right w:w="140" w:type="dxa"/>
+              <w:top w:w="30" w:type="dxa"/>
+              <w:bottom w:w="30" w:type="dxa"/>
+              <w:left w:w="80" w:type="dxa"/>
+              <w:right w:w="80" w:type="dxa"/>
             </w:tcMar>
             <w:vAlign w:val="center"/>
           </w:tcPr>
           <w:p>
             <w:pPr>
-              <w:spacing w:after="20" w:line="276" w:lineRule="auto"/>
+              <w:spacing w:after="0" w:line="276" w:lineRule="auto"/>
               <w:jc w:val="center"/>
               <w:bidi w:val="1"/>
             </w:pPr>
@@ -3658,7 +3827,8 @@
               <w:rPr>
                 <w:rFonts w:ascii="Amiri" w:hAnsi="Amiri" w:cs="Amiri" w:eastAsia="Amiri"/>
                 <w:b w:val="0"/>
-                <w:sz w:val="19"/>
+                <w:color w:val="173247"/>
+                <w:sz w:val="17"/>
               </w:rPr>
               <w:t>-38,710.00</w:t>
             </w:r>
@@ -3666,20 +3836,23 @@
         </w:tc>
       </w:tr>
       <w:tr>
+        <w:trPr>
+          <w:cantSplit/>
+        </w:trPr>
         <w:tc>
           <w:tcPr>
-            <w:tcW w:type="dxa" w:w="3028"/>
+            <w:tcW w:type="dxa" w:w="3050"/>
             <w:tcMar>
-              <w:top w:w="100" w:type="dxa"/>
-              <w:bottom w:w="100" w:type="dxa"/>
-              <w:left w:w="140" w:type="dxa"/>
-              <w:right w:w="140" w:type="dxa"/>
+              <w:top w:w="30" w:type="dxa"/>
+              <w:bottom w:w="30" w:type="dxa"/>
+              <w:left w:w="80" w:type="dxa"/>
+              <w:right w:w="80" w:type="dxa"/>
             </w:tcMar>
             <w:vAlign w:val="center"/>
           </w:tcPr>
           <w:p>
             <w:pPr>
-              <w:spacing w:after="20" w:line="276" w:lineRule="auto"/>
+              <w:spacing w:after="0" w:line="276" w:lineRule="auto"/>
               <w:jc w:val="right"/>
               <w:bidi w:val="1"/>
             </w:pPr>
@@ -3687,7 +3860,8 @@
               <w:rPr>
                 <w:rFonts w:ascii="Amiri" w:hAnsi="Amiri" w:cs="Amiri" w:eastAsia="Amiri"/>
                 <w:b w:val="0"/>
-                <w:sz w:val="19"/>
+                <w:color w:val="173247"/>
+                <w:sz w:val="17"/>
               </w:rPr>
               <w:t>إهلاك أسطول المركبات ومصاريف التمويل</w:t>
             </w:r>
@@ -3695,18 +3869,18 @@
         </w:tc>
         <w:tc>
           <w:tcPr>
-            <w:tcW w:type="dxa" w:w="3028"/>
+            <w:tcW w:type="dxa" w:w="3050"/>
             <w:tcMar>
-              <w:top w:w="100" w:type="dxa"/>
-              <w:bottom w:w="100" w:type="dxa"/>
-              <w:left w:w="140" w:type="dxa"/>
-              <w:right w:w="140" w:type="dxa"/>
+              <w:top w:w="30" w:type="dxa"/>
+              <w:bottom w:w="30" w:type="dxa"/>
+              <w:left w:w="80" w:type="dxa"/>
+              <w:right w:w="80" w:type="dxa"/>
             </w:tcMar>
             <w:vAlign w:val="center"/>
           </w:tcPr>
           <w:p>
             <w:pPr>
-              <w:spacing w:after="20" w:line="276" w:lineRule="auto"/>
+              <w:spacing w:after="0" w:line="276" w:lineRule="auto"/>
               <w:jc w:val="center"/>
               <w:bidi w:val="1"/>
             </w:pPr>
@@ -3714,7 +3888,8 @@
               <w:rPr>
                 <w:rFonts w:ascii="Amiri" w:hAnsi="Amiri" w:cs="Amiri" w:eastAsia="Amiri"/>
                 <w:b w:val="0"/>
-                <w:sz w:val="19"/>
+                <w:color w:val="173247"/>
+                <w:sz w:val="17"/>
               </w:rPr>
               <w:t>0.00</w:t>
             </w:r>
@@ -3722,18 +3897,18 @@
         </w:tc>
         <w:tc>
           <w:tcPr>
-            <w:tcW w:type="dxa" w:w="3028"/>
+            <w:tcW w:type="dxa" w:w="3050"/>
             <w:tcMar>
-              <w:top w:w="100" w:type="dxa"/>
-              <w:bottom w:w="100" w:type="dxa"/>
-              <w:left w:w="140" w:type="dxa"/>
-              <w:right w:w="140" w:type="dxa"/>
+              <w:top w:w="30" w:type="dxa"/>
+              <w:bottom w:w="30" w:type="dxa"/>
+              <w:left w:w="80" w:type="dxa"/>
+              <w:right w:w="80" w:type="dxa"/>
             </w:tcMar>
             <w:vAlign w:val="center"/>
           </w:tcPr>
           <w:p>
             <w:pPr>
-              <w:spacing w:after="20" w:line="276" w:lineRule="auto"/>
+              <w:spacing w:after="0" w:line="276" w:lineRule="auto"/>
               <w:jc w:val="center"/>
               <w:bidi w:val="1"/>
             </w:pPr>
@@ -3741,7 +3916,8 @@
               <w:rPr>
                 <w:rFonts w:ascii="Amiri" w:hAnsi="Amiri" w:cs="Amiri" w:eastAsia="Amiri"/>
                 <w:b w:val="0"/>
-                <w:sz w:val="19"/>
+                <w:color w:val="173247"/>
+                <w:sz w:val="17"/>
               </w:rPr>
               <w:t>-715,200.00</w:t>
             </w:r>
@@ -3749,18 +3925,18 @@
         </w:tc>
         <w:tc>
           <w:tcPr>
-            <w:tcW w:type="dxa" w:w="3028"/>
+            <w:tcW w:type="dxa" w:w="3050"/>
             <w:tcMar>
-              <w:top w:w="100" w:type="dxa"/>
-              <w:bottom w:w="100" w:type="dxa"/>
-              <w:left w:w="140" w:type="dxa"/>
-              <w:right w:w="140" w:type="dxa"/>
+              <w:top w:w="30" w:type="dxa"/>
+              <w:bottom w:w="30" w:type="dxa"/>
+              <w:left w:w="80" w:type="dxa"/>
+              <w:right w:w="80" w:type="dxa"/>
             </w:tcMar>
             <w:vAlign w:val="center"/>
           </w:tcPr>
           <w:p>
             <w:pPr>
-              <w:spacing w:after="20" w:line="276" w:lineRule="auto"/>
+              <w:spacing w:after="0" w:line="276" w:lineRule="auto"/>
               <w:jc w:val="center"/>
               <w:bidi w:val="1"/>
             </w:pPr>
@@ -3768,7 +3944,8 @@
               <w:rPr>
                 <w:rFonts w:ascii="Amiri" w:hAnsi="Amiri" w:cs="Amiri" w:eastAsia="Amiri"/>
                 <w:b w:val="0"/>
-                <w:sz w:val="19"/>
+                <w:color w:val="173247"/>
+                <w:sz w:val="17"/>
               </w:rPr>
               <w:t>-2,414,736.00</w:t>
             </w:r>
@@ -3776,18 +3953,18 @@
         </w:tc>
         <w:tc>
           <w:tcPr>
-            <w:tcW w:type="dxa" w:w="3028"/>
+            <w:tcW w:type="dxa" w:w="3050"/>
             <w:tcMar>
-              <w:top w:w="100" w:type="dxa"/>
-              <w:bottom w:w="100" w:type="dxa"/>
-              <w:left w:w="140" w:type="dxa"/>
-              <w:right w:w="140" w:type="dxa"/>
+              <w:top w:w="30" w:type="dxa"/>
+              <w:bottom w:w="30" w:type="dxa"/>
+              <w:left w:w="80" w:type="dxa"/>
+              <w:right w:w="80" w:type="dxa"/>
             </w:tcMar>
             <w:vAlign w:val="center"/>
           </w:tcPr>
           <w:p>
             <w:pPr>
-              <w:spacing w:after="20" w:line="276" w:lineRule="auto"/>
+              <w:spacing w:after="0" w:line="276" w:lineRule="auto"/>
               <w:jc w:val="center"/>
               <w:bidi w:val="1"/>
             </w:pPr>
@@ -3795,7 +3972,8 @@
               <w:rPr>
                 <w:rFonts w:ascii="Amiri" w:hAnsi="Amiri" w:cs="Amiri" w:eastAsia="Amiri"/>
                 <w:b w:val="0"/>
-                <w:sz w:val="19"/>
+                <w:color w:val="173247"/>
+                <w:sz w:val="17"/>
               </w:rPr>
               <w:t>0.00</w:t>
             </w:r>
@@ -3803,21 +3981,24 @@
         </w:tc>
       </w:tr>
       <w:tr>
+        <w:trPr>
+          <w:cantSplit/>
+        </w:trPr>
         <w:tc>
           <w:tcPr>
-            <w:tcW w:type="dxa" w:w="3028"/>
+            <w:tcW w:type="dxa" w:w="3050"/>
             <w:shd w:fill="E1ECF2"/>
             <w:tcMar>
-              <w:top w:w="100" w:type="dxa"/>
-              <w:bottom w:w="100" w:type="dxa"/>
-              <w:left w:w="140" w:type="dxa"/>
-              <w:right w:w="140" w:type="dxa"/>
+              <w:top w:w="30" w:type="dxa"/>
+              <w:bottom w:w="30" w:type="dxa"/>
+              <w:left w:w="80" w:type="dxa"/>
+              <w:right w:w="80" w:type="dxa"/>
             </w:tcMar>
             <w:vAlign w:val="center"/>
           </w:tcPr>
           <w:p>
             <w:pPr>
-              <w:spacing w:after="20" w:line="276" w:lineRule="auto"/>
+              <w:spacing w:after="0" w:line="276" w:lineRule="auto"/>
               <w:jc w:val="right"/>
               <w:bidi w:val="1"/>
             </w:pPr>
@@ -3825,7 +4006,8 @@
               <w:rPr>
                 <w:rFonts w:ascii="Amiri" w:hAnsi="Amiri" w:cs="Amiri" w:eastAsia="Amiri"/>
                 <w:b/>
-                <w:sz w:val="19"/>
+                <w:color w:val="173247"/>
+                <w:sz w:val="17"/>
               </w:rPr>
               <w:t>صافي ربح / (خسارة) الفترة المالية</w:t>
             </w:r>
@@ -3833,19 +4015,19 @@
         </w:tc>
         <w:tc>
           <w:tcPr>
-            <w:tcW w:type="dxa" w:w="3028"/>
+            <w:tcW w:type="dxa" w:w="3050"/>
             <w:shd w:fill="E1ECF2"/>
             <w:tcMar>
-              <w:top w:w="100" w:type="dxa"/>
-              <w:bottom w:w="100" w:type="dxa"/>
-              <w:left w:w="140" w:type="dxa"/>
-              <w:right w:w="140" w:type="dxa"/>
+              <w:top w:w="30" w:type="dxa"/>
+              <w:bottom w:w="30" w:type="dxa"/>
+              <w:left w:w="80" w:type="dxa"/>
+              <w:right w:w="80" w:type="dxa"/>
             </w:tcMar>
             <w:vAlign w:val="center"/>
           </w:tcPr>
           <w:p>
             <w:pPr>
-              <w:spacing w:after="20" w:line="276" w:lineRule="auto"/>
+              <w:spacing w:after="0" w:line="276" w:lineRule="auto"/>
               <w:jc w:val="center"/>
               <w:bidi w:val="1"/>
             </w:pPr>
@@ -3853,7 +4035,8 @@
               <w:rPr>
                 <w:rFonts w:ascii="Amiri" w:hAnsi="Amiri" w:cs="Amiri" w:eastAsia="Amiri"/>
                 <w:b/>
-                <w:sz w:val="19"/>
+                <w:color w:val="173247"/>
+                <w:sz w:val="17"/>
               </w:rPr>
               <w:t>120,154.00</w:t>
             </w:r>
@@ -3861,19 +4044,19 @@
         </w:tc>
         <w:tc>
           <w:tcPr>
-            <w:tcW w:type="dxa" w:w="3028"/>
+            <w:tcW w:type="dxa" w:w="3050"/>
             <w:shd w:fill="E1ECF2"/>
             <w:tcMar>
-              <w:top w:w="100" w:type="dxa"/>
-              <w:bottom w:w="100" w:type="dxa"/>
-              <w:left w:w="140" w:type="dxa"/>
-              <w:right w:w="140" w:type="dxa"/>
+              <w:top w:w="30" w:type="dxa"/>
+              <w:bottom w:w="30" w:type="dxa"/>
+              <w:left w:w="80" w:type="dxa"/>
+              <w:right w:w="80" w:type="dxa"/>
             </w:tcMar>
             <w:vAlign w:val="center"/>
           </w:tcPr>
           <w:p>
             <w:pPr>
-              <w:spacing w:after="20" w:line="276" w:lineRule="auto"/>
+              <w:spacing w:after="0" w:line="276" w:lineRule="auto"/>
               <w:jc w:val="center"/>
               <w:bidi w:val="1"/>
             </w:pPr>
@@ -3881,7 +4064,8 @@
               <w:rPr>
                 <w:rFonts w:ascii="Amiri" w:hAnsi="Amiri" w:cs="Amiri" w:eastAsia="Amiri"/>
                 <w:b/>
-                <w:sz w:val="19"/>
+                <w:color w:val="173247"/>
+                <w:sz w:val="17"/>
               </w:rPr>
               <w:t>1,857,469.17</w:t>
             </w:r>
@@ -3889,19 +4073,19 @@
         </w:tc>
         <w:tc>
           <w:tcPr>
-            <w:tcW w:type="dxa" w:w="3028"/>
+            <w:tcW w:type="dxa" w:w="3050"/>
             <w:shd w:fill="E1ECF2"/>
             <w:tcMar>
-              <w:top w:w="100" w:type="dxa"/>
-              <w:bottom w:w="100" w:type="dxa"/>
-              <w:left w:w="140" w:type="dxa"/>
-              <w:right w:w="140" w:type="dxa"/>
+              <w:top w:w="30" w:type="dxa"/>
+              <w:bottom w:w="30" w:type="dxa"/>
+              <w:left w:w="80" w:type="dxa"/>
+              <w:right w:w="80" w:type="dxa"/>
             </w:tcMar>
             <w:vAlign w:val="center"/>
           </w:tcPr>
           <w:p>
             <w:pPr>
-              <w:spacing w:after="20" w:line="276" w:lineRule="auto"/>
+              <w:spacing w:after="0" w:line="276" w:lineRule="auto"/>
               <w:jc w:val="center"/>
               <w:bidi w:val="1"/>
             </w:pPr>
@@ -3909,7 +4093,8 @@
               <w:rPr>
                 <w:rFonts w:ascii="Amiri" w:hAnsi="Amiri" w:cs="Amiri" w:eastAsia="Amiri"/>
                 <w:b/>
-                <w:sz w:val="19"/>
+                <w:color w:val="173247"/>
+                <w:sz w:val="17"/>
               </w:rPr>
               <w:t>1,476,453.00</w:t>
             </w:r>
@@ -3917,19 +4102,19 @@
         </w:tc>
         <w:tc>
           <w:tcPr>
-            <w:tcW w:type="dxa" w:w="3028"/>
+            <w:tcW w:type="dxa" w:w="3050"/>
             <w:shd w:fill="E1ECF2"/>
             <w:tcMar>
-              <w:top w:w="100" w:type="dxa"/>
-              <w:bottom w:w="100" w:type="dxa"/>
-              <w:left w:w="140" w:type="dxa"/>
-              <w:right w:w="140" w:type="dxa"/>
+              <w:top w:w="30" w:type="dxa"/>
+              <w:bottom w:w="30" w:type="dxa"/>
+              <w:left w:w="80" w:type="dxa"/>
+              <w:right w:w="80" w:type="dxa"/>
             </w:tcMar>
             <w:vAlign w:val="center"/>
           </w:tcPr>
           <w:p>
             <w:pPr>
-              <w:spacing w:after="20" w:line="276" w:lineRule="auto"/>
+              <w:spacing w:after="0" w:line="276" w:lineRule="auto"/>
               <w:jc w:val="center"/>
               <w:bidi w:val="1"/>
             </w:pPr>
@@ -3937,7 +4122,8 @@
               <w:rPr>
                 <w:rFonts w:ascii="Amiri" w:hAnsi="Amiri" w:cs="Amiri" w:eastAsia="Amiri"/>
                 <w:b/>
-                <w:sz w:val="19"/>
+                <w:color w:val="173247"/>
+                <w:sz w:val="17"/>
               </w:rPr>
               <w:t>3,617,201.00</w:t>
             </w:r>
@@ -3945,20 +4131,23 @@
         </w:tc>
       </w:tr>
       <w:tr>
+        <w:trPr>
+          <w:cantSplit/>
+        </w:trPr>
         <w:tc>
           <w:tcPr>
-            <w:tcW w:type="dxa" w:w="3028"/>
+            <w:tcW w:type="dxa" w:w="3050"/>
             <w:tcMar>
-              <w:top w:w="100" w:type="dxa"/>
-              <w:bottom w:w="100" w:type="dxa"/>
-              <w:left w:w="140" w:type="dxa"/>
-              <w:right w:w="140" w:type="dxa"/>
+              <w:top w:w="30" w:type="dxa"/>
+              <w:bottom w:w="30" w:type="dxa"/>
+              <w:left w:w="80" w:type="dxa"/>
+              <w:right w:w="80" w:type="dxa"/>
             </w:tcMar>
             <w:vAlign w:val="center"/>
           </w:tcPr>
           <w:p>
             <w:pPr>
-              <w:spacing w:after="20" w:line="276" w:lineRule="auto"/>
+              <w:spacing w:after="0" w:line="276" w:lineRule="auto"/>
               <w:jc w:val="right"/>
               <w:bidi w:val="1"/>
             </w:pPr>
@@ -3966,7 +4155,8 @@
               <w:rPr>
                 <w:rFonts w:ascii="Amiri" w:hAnsi="Amiri" w:cs="Amiri" w:eastAsia="Amiri"/>
                 <w:b w:val="0"/>
-                <w:sz w:val="19"/>
+                <w:color w:val="173247"/>
+                <w:sz w:val="17"/>
               </w:rPr>
               <w:t>حالة التوزيع والأثر على حقوق الملكية</w:t>
             </w:r>
@@ -3974,18 +4164,18 @@
         </w:tc>
         <w:tc>
           <w:tcPr>
-            <w:tcW w:type="dxa" w:w="3028"/>
+            <w:tcW w:type="dxa" w:w="3050"/>
             <w:tcMar>
-              <w:top w:w="100" w:type="dxa"/>
-              <w:bottom w:w="100" w:type="dxa"/>
-              <w:left w:w="140" w:type="dxa"/>
-              <w:right w:w="140" w:type="dxa"/>
+              <w:top w:w="30" w:type="dxa"/>
+              <w:bottom w:w="30" w:type="dxa"/>
+              <w:left w:w="80" w:type="dxa"/>
+              <w:right w:w="80" w:type="dxa"/>
             </w:tcMar>
             <w:vAlign w:val="center"/>
           </w:tcPr>
           <w:p>
             <w:pPr>
-              <w:spacing w:after="20" w:line="276" w:lineRule="auto"/>
+              <w:spacing w:after="0" w:line="276" w:lineRule="auto"/>
               <w:jc w:val="center"/>
               <w:bidi w:val="1"/>
             </w:pPr>
@@ -3993,7 +4183,8 @@
               <w:rPr>
                 <w:rFonts w:ascii="Amiri" w:hAnsi="Amiri" w:cs="Amiri" w:eastAsia="Amiri"/>
                 <w:b w:val="0"/>
-                <w:sz w:val="19"/>
+                <w:color w:val="173247"/>
+                <w:sz w:val="17"/>
               </w:rPr>
               <w:t>مرحلة للأرباح</w:t>
             </w:r>
@@ -4001,18 +4192,18 @@
         </w:tc>
         <w:tc>
           <w:tcPr>
-            <w:tcW w:type="dxa" w:w="3028"/>
+            <w:tcW w:type="dxa" w:w="3050"/>
             <w:tcMar>
-              <w:top w:w="100" w:type="dxa"/>
-              <w:bottom w:w="100" w:type="dxa"/>
-              <w:left w:w="140" w:type="dxa"/>
-              <w:right w:w="140" w:type="dxa"/>
+              <w:top w:w="30" w:type="dxa"/>
+              <w:bottom w:w="30" w:type="dxa"/>
+              <w:left w:w="80" w:type="dxa"/>
+              <w:right w:w="80" w:type="dxa"/>
             </w:tcMar>
             <w:vAlign w:val="center"/>
           </w:tcPr>
           <w:p>
             <w:pPr>
-              <w:spacing w:after="20" w:line="276" w:lineRule="auto"/>
+              <w:spacing w:after="0" w:line="276" w:lineRule="auto"/>
               <w:jc w:val="center"/>
               <w:bidi w:val="1"/>
             </w:pPr>
@@ -4020,7 +4211,8 @@
               <w:rPr>
                 <w:rFonts w:ascii="Amiri" w:hAnsi="Amiri" w:cs="Amiri" w:eastAsia="Amiri"/>
                 <w:b w:val="0"/>
-                <w:sz w:val="19"/>
+                <w:color w:val="173247"/>
+                <w:sz w:val="17"/>
               </w:rPr>
               <w:t>مرحلة للتوسع</w:t>
             </w:r>
@@ -4028,18 +4220,18 @@
         </w:tc>
         <w:tc>
           <w:tcPr>
-            <w:tcW w:type="dxa" w:w="3028"/>
+            <w:tcW w:type="dxa" w:w="3050"/>
             <w:tcMar>
-              <w:top w:w="100" w:type="dxa"/>
-              <w:bottom w:w="100" w:type="dxa"/>
-              <w:left w:w="140" w:type="dxa"/>
-              <w:right w:w="140" w:type="dxa"/>
+              <w:top w:w="30" w:type="dxa"/>
+              <w:bottom w:w="30" w:type="dxa"/>
+              <w:left w:w="80" w:type="dxa"/>
+              <w:right w:w="80" w:type="dxa"/>
             </w:tcMar>
             <w:vAlign w:val="center"/>
           </w:tcPr>
           <w:p>
             <w:pPr>
-              <w:spacing w:after="20" w:line="276" w:lineRule="auto"/>
+              <w:spacing w:after="0" w:line="276" w:lineRule="auto"/>
               <w:jc w:val="center"/>
               <w:bidi w:val="1"/>
             </w:pPr>
@@ -4047,7 +4239,8 @@
               <w:rPr>
                 <w:rFonts w:ascii="Amiri" w:hAnsi="Amiri" w:cs="Amiri" w:eastAsia="Amiri"/>
                 <w:b w:val="0"/>
-                <w:sz w:val="19"/>
+                <w:color w:val="173247"/>
+                <w:sz w:val="17"/>
               </w:rPr>
               <w:t>استيعاب خسائر الأقساط</w:t>
             </w:r>
@@ -4055,18 +4248,18 @@
         </w:tc>
         <w:tc>
           <w:tcPr>
-            <w:tcW w:type="dxa" w:w="3028"/>
+            <w:tcW w:type="dxa" w:w="3050"/>
             <w:tcMar>
-              <w:top w:w="100" w:type="dxa"/>
-              <w:bottom w:w="100" w:type="dxa"/>
-              <w:left w:w="140" w:type="dxa"/>
-              <w:right w:w="140" w:type="dxa"/>
+              <w:top w:w="30" w:type="dxa"/>
+              <w:bottom w:w="30" w:type="dxa"/>
+              <w:left w:w="80" w:type="dxa"/>
+              <w:right w:w="80" w:type="dxa"/>
             </w:tcMar>
             <w:vAlign w:val="center"/>
           </w:tcPr>
           <w:p>
             <w:pPr>
-              <w:spacing w:after="20" w:line="276" w:lineRule="auto"/>
+              <w:spacing w:after="0" w:line="276" w:lineRule="auto"/>
               <w:jc w:val="center"/>
               <w:bidi w:val="1"/>
             </w:pPr>
@@ -4074,7 +4267,8 @@
               <w:rPr>
                 <w:rFonts w:ascii="Amiri" w:hAnsi="Amiri" w:cs="Amiri" w:eastAsia="Amiri"/>
                 <w:b w:val="0"/>
-                <w:sz w:val="19"/>
+                <w:color w:val="173247"/>
+                <w:sz w:val="17"/>
               </w:rPr>
               <w:t>عجز التصفية (-183,976.28)</w:t>
             </w:r>
@@ -4084,7 +4278,7 @@
     </w:tbl>
     <w:p>
       <w:pPr>
-        <w:spacing w:after="160" w:line="276" w:lineRule="auto"/>
+        <w:spacing w:after="80" w:line="276" w:lineRule="auto"/>
         <w:jc w:val="right"/>
         <w:bidi w:val="1"/>
       </w:pPr>
@@ -4092,13 +4286,14 @@
         <w:rPr>
           <w:rFonts w:ascii="Amiri" w:hAnsi="Amiri" w:cs="Amiri" w:eastAsia="Amiri"/>
           <w:b w:val="0"/>
-          <w:sz w:val="22"/>
+          <w:color w:val="173247"/>
+          <w:sz w:val="21"/>
         </w:rPr>
       </w:r>
     </w:p>
     <w:p>
       <w:pPr>
-        <w:spacing w:after="120" w:line="276" w:lineRule="auto" w:before="160"/>
+        <w:spacing w:after="80" w:line="276" w:lineRule="auto" w:before="100"/>
         <w:jc w:val="right"/>
         <w:keepNext/>
         <w:bidi w:val="1"/>
@@ -4108,7 +4303,7 @@
           <w:rFonts w:ascii="Amiri" w:hAnsi="Amiri" w:cs="Amiri" w:eastAsia="Amiri"/>
           <w:b/>
           <w:color w:val="294B62"/>
-          <w:sz w:val="26"/>
+          <w:sz w:val="24"/>
         </w:rPr>
         <w:t>قائمة التدفقات النقدية المعتمدة رسمياً (الأنشطة التشغيلية والتمويلية والاستثمارية)</w:t>
       </w:r>
@@ -4119,28 +4314,40 @@
         <w:jc w:val="center"/>
         <w:tblLook w:firstColumn="1" w:firstRow="1" w:lastColumn="0" w:lastRow="0" w:noHBand="0" w:noVBand="1" w:val="04A0"/>
         <w:bidiVisual/>
+        <w:tblBorders>
+          <w:top w:val="single" w:sz="4" w:space="0" w:color="D7E1E8"/>
+          <w:bottom w:val="single" w:sz="6" w:space="0" w:color="294B62"/>
+          <w:left w:val="none"/>
+          <w:right w:val="none"/>
+          <w:insideH w:val="single" w:sz="4" w:space="0" w:color="D7E1E8"/>
+          <w:insideV w:val="none"/>
+        </w:tblBorders>
       </w:tblPr>
       <w:tblGrid>
-        <w:gridCol w:w="5046"/>
-        <w:gridCol w:w="5046"/>
-        <w:gridCol w:w="5046"/>
+        <w:gridCol w:w="5083"/>
+        <w:gridCol w:w="5083"/>
+        <w:gridCol w:w="5083"/>
       </w:tblGrid>
       <w:tr>
+        <w:trPr>
+          <w:cantSplit/>
+          <w:tblHeader/>
+        </w:trPr>
         <w:tc>
           <w:tcPr>
-            <w:tcW w:type="dxa" w:w="5046"/>
+            <w:tcW w:type="dxa" w:w="5083"/>
             <w:shd w:fill="294B62"/>
             <w:tcMar>
-              <w:top w:w="100" w:type="dxa"/>
-              <w:bottom w:w="100" w:type="dxa"/>
-              <w:left w:w="140" w:type="dxa"/>
-              <w:right w:w="140" w:type="dxa"/>
+              <w:top w:w="30" w:type="dxa"/>
+              <w:bottom w:w="30" w:type="dxa"/>
+              <w:left w:w="80" w:type="dxa"/>
+              <w:right w:w="80" w:type="dxa"/>
             </w:tcMar>
             <w:vAlign w:val="center"/>
           </w:tcPr>
           <w:p>
             <w:pPr>
-              <w:spacing w:after="20" w:line="276" w:lineRule="auto"/>
+              <w:spacing w:after="0" w:line="276" w:lineRule="auto"/>
               <w:jc w:val="right"/>
               <w:bidi w:val="1"/>
             </w:pPr>
@@ -4149,7 +4356,7 @@
                 <w:rFonts w:ascii="Amiri" w:hAnsi="Amiri" w:cs="Amiri" w:eastAsia="Amiri"/>
                 <w:b/>
                 <w:color w:val="FFFFFF"/>
-                <w:sz w:val="21"/>
+                <w:sz w:val="19"/>
               </w:rPr>
               <w:t>بيان التدفق النقدي</w:t>
             </w:r>
@@ -4157,19 +4364,19 @@
         </w:tc>
         <w:tc>
           <w:tcPr>
-            <w:tcW w:type="dxa" w:w="5046"/>
+            <w:tcW w:type="dxa" w:w="5083"/>
             <w:shd w:fill="294B62"/>
             <w:tcMar>
-              <w:top w:w="100" w:type="dxa"/>
-              <w:bottom w:w="100" w:type="dxa"/>
-              <w:left w:w="140" w:type="dxa"/>
-              <w:right w:w="140" w:type="dxa"/>
+              <w:top w:w="30" w:type="dxa"/>
+              <w:bottom w:w="30" w:type="dxa"/>
+              <w:left w:w="80" w:type="dxa"/>
+              <w:right w:w="80" w:type="dxa"/>
             </w:tcMar>
             <w:vAlign w:val="center"/>
           </w:tcPr>
           <w:p>
             <w:pPr>
-              <w:spacing w:after="20" w:line="276" w:lineRule="auto"/>
+              <w:spacing w:after="0" w:line="276" w:lineRule="auto"/>
               <w:jc w:val="center"/>
               <w:bidi w:val="1"/>
             </w:pPr>
@@ -4178,7 +4385,7 @@
                 <w:rFonts w:ascii="Amiri" w:hAnsi="Amiri" w:cs="Amiri" w:eastAsia="Amiri"/>
                 <w:b/>
                 <w:color w:val="FFFFFF"/>
-                <w:sz w:val="21"/>
+                <w:sz w:val="19"/>
               </w:rPr>
               <w:t>الفترة الحالية 2026 (ر.ق)</w:t>
             </w:r>
@@ -4186,19 +4393,19 @@
         </w:tc>
         <w:tc>
           <w:tcPr>
-            <w:tcW w:type="dxa" w:w="5046"/>
+            <w:tcW w:type="dxa" w:w="5083"/>
             <w:shd w:fill="294B62"/>
             <w:tcMar>
-              <w:top w:w="100" w:type="dxa"/>
-              <w:bottom w:w="100" w:type="dxa"/>
-              <w:left w:w="140" w:type="dxa"/>
-              <w:right w:w="140" w:type="dxa"/>
+              <w:top w:w="30" w:type="dxa"/>
+              <w:bottom w:w="30" w:type="dxa"/>
+              <w:left w:w="80" w:type="dxa"/>
+              <w:right w:w="80" w:type="dxa"/>
             </w:tcMar>
             <w:vAlign w:val="center"/>
           </w:tcPr>
           <w:p>
             <w:pPr>
-              <w:spacing w:after="20" w:line="276" w:lineRule="auto"/>
+              <w:spacing w:after="0" w:line="276" w:lineRule="auto"/>
               <w:jc w:val="center"/>
               <w:bidi w:val="1"/>
             </w:pPr>
@@ -4207,7 +4414,7 @@
                 <w:rFonts w:ascii="Amiri" w:hAnsi="Amiri" w:cs="Amiri" w:eastAsia="Amiri"/>
                 <w:b/>
                 <w:color w:val="FFFFFF"/>
-                <w:sz w:val="21"/>
+                <w:sz w:val="19"/>
               </w:rPr>
               <w:t>الفترة المقارنة 2025 (ر.ق)</w:t>
             </w:r>
@@ -4215,21 +4422,24 @@
         </w:tc>
       </w:tr>
       <w:tr>
+        <w:trPr>
+          <w:cantSplit/>
+        </w:trPr>
         <w:tc>
           <w:tcPr>
-            <w:tcW w:type="dxa" w:w="5046"/>
+            <w:tcW w:type="dxa" w:w="5083"/>
             <w:shd w:fill="F1F5F7"/>
             <w:tcMar>
-              <w:top w:w="100" w:type="dxa"/>
-              <w:bottom w:w="100" w:type="dxa"/>
-              <w:left w:w="140" w:type="dxa"/>
-              <w:right w:w="140" w:type="dxa"/>
+              <w:top w:w="30" w:type="dxa"/>
+              <w:bottom w:w="30" w:type="dxa"/>
+              <w:left w:w="80" w:type="dxa"/>
+              <w:right w:w="80" w:type="dxa"/>
             </w:tcMar>
             <w:vAlign w:val="center"/>
           </w:tcPr>
           <w:p>
             <w:pPr>
-              <w:spacing w:after="20" w:line="276" w:lineRule="auto"/>
+              <w:spacing w:after="0" w:line="276" w:lineRule="auto"/>
               <w:jc w:val="right"/>
               <w:bidi w:val="1"/>
             </w:pPr>
@@ -4237,7 +4447,8 @@
               <w:rPr>
                 <w:rFonts w:ascii="Amiri" w:hAnsi="Amiri" w:cs="Amiri" w:eastAsia="Amiri"/>
                 <w:b w:val="0"/>
-                <w:sz w:val="19"/>
+                <w:color w:val="173247"/>
+                <w:sz w:val="17"/>
               </w:rPr>
               <w:t>صافي التدفقات النقدية من الأنشطة التشغيلية (تحصيلات الإيجارات مطروحاً منها مصاريف التشغيل)</w:t>
             </w:r>
@@ -4245,19 +4456,19 @@
         </w:tc>
         <w:tc>
           <w:tcPr>
-            <w:tcW w:type="dxa" w:w="5046"/>
+            <w:tcW w:type="dxa" w:w="5083"/>
             <w:shd w:fill="F1F5F7"/>
             <w:tcMar>
-              <w:top w:w="100" w:type="dxa"/>
-              <w:bottom w:w="100" w:type="dxa"/>
-              <w:left w:w="140" w:type="dxa"/>
-              <w:right w:w="140" w:type="dxa"/>
+              <w:top w:w="30" w:type="dxa"/>
+              <w:bottom w:w="30" w:type="dxa"/>
+              <w:left w:w="80" w:type="dxa"/>
+              <w:right w:w="80" w:type="dxa"/>
             </w:tcMar>
             <w:vAlign w:val="center"/>
           </w:tcPr>
           <w:p>
             <w:pPr>
-              <w:spacing w:after="20" w:line="276" w:lineRule="auto"/>
+              <w:spacing w:after="0" w:line="276" w:lineRule="auto"/>
               <w:jc w:val="center"/>
               <w:bidi w:val="1"/>
             </w:pPr>
@@ -4265,7 +4476,8 @@
               <w:rPr>
                 <w:rFonts w:ascii="Amiri" w:hAnsi="Amiri" w:cs="Amiri" w:eastAsia="Amiri"/>
                 <w:b w:val="0"/>
-                <w:sz w:val="19"/>
+                <w:color w:val="173247"/>
+                <w:sz w:val="17"/>
               </w:rPr>
               <w:t>-113,481.00</w:t>
             </w:r>
@@ -4273,19 +4485,19 @@
         </w:tc>
         <w:tc>
           <w:tcPr>
-            <w:tcW w:type="dxa" w:w="5046"/>
+            <w:tcW w:type="dxa" w:w="5083"/>
             <w:shd w:fill="F1F5F7"/>
             <w:tcMar>
-              <w:top w:w="100" w:type="dxa"/>
-              <w:bottom w:w="100" w:type="dxa"/>
-              <w:left w:w="140" w:type="dxa"/>
-              <w:right w:w="140" w:type="dxa"/>
+              <w:top w:w="30" w:type="dxa"/>
+              <w:bottom w:w="30" w:type="dxa"/>
+              <w:left w:w="80" w:type="dxa"/>
+              <w:right w:w="80" w:type="dxa"/>
             </w:tcMar>
             <w:vAlign w:val="center"/>
           </w:tcPr>
           <w:p>
             <w:pPr>
-              <w:spacing w:after="20" w:line="276" w:lineRule="auto"/>
+              <w:spacing w:after="0" w:line="276" w:lineRule="auto"/>
               <w:jc w:val="center"/>
               <w:bidi w:val="1"/>
             </w:pPr>
@@ -4293,7 +4505,8 @@
               <w:rPr>
                 <w:rFonts w:ascii="Amiri" w:hAnsi="Amiri" w:cs="Amiri" w:eastAsia="Amiri"/>
                 <w:b w:val="0"/>
-                <w:sz w:val="19"/>
+                <w:color w:val="173247"/>
+                <w:sz w:val="17"/>
               </w:rPr>
               <w:t>1,298,705.00</w:t>
             </w:r>
@@ -4301,20 +4514,23 @@
         </w:tc>
       </w:tr>
       <w:tr>
+        <w:trPr>
+          <w:cantSplit/>
+        </w:trPr>
         <w:tc>
           <w:tcPr>
-            <w:tcW w:type="dxa" w:w="5046"/>
+            <w:tcW w:type="dxa" w:w="5083"/>
             <w:tcMar>
-              <w:top w:w="100" w:type="dxa"/>
-              <w:bottom w:w="100" w:type="dxa"/>
-              <w:left w:w="140" w:type="dxa"/>
-              <w:right w:w="140" w:type="dxa"/>
+              <w:top w:w="30" w:type="dxa"/>
+              <w:bottom w:w="30" w:type="dxa"/>
+              <w:left w:w="80" w:type="dxa"/>
+              <w:right w:w="80" w:type="dxa"/>
             </w:tcMar>
             <w:vAlign w:val="center"/>
           </w:tcPr>
           <w:p>
             <w:pPr>
-              <w:spacing w:after="20" w:line="276" w:lineRule="auto"/>
+              <w:spacing w:after="0" w:line="276" w:lineRule="auto"/>
               <w:jc w:val="right"/>
               <w:bidi w:val="1"/>
             </w:pPr>
@@ -4322,7 +4538,8 @@
               <w:rPr>
                 <w:rFonts w:ascii="Amiri" w:hAnsi="Amiri" w:cs="Amiri" w:eastAsia="Amiri"/>
                 <w:b w:val="0"/>
-                <w:sz w:val="19"/>
+                <w:color w:val="173247"/>
+                <w:sz w:val="17"/>
               </w:rPr>
               <w:t>صافي التدفقات النقدية من الأنشطة التمويلية (سداد التزامات ومساهمات الشركاء)</w:t>
             </w:r>
@@ -4330,18 +4547,18 @@
         </w:tc>
         <w:tc>
           <w:tcPr>
-            <w:tcW w:type="dxa" w:w="5046"/>
+            <w:tcW w:type="dxa" w:w="5083"/>
             <w:tcMar>
-              <w:top w:w="100" w:type="dxa"/>
-              <w:bottom w:w="100" w:type="dxa"/>
-              <w:left w:w="140" w:type="dxa"/>
-              <w:right w:w="140" w:type="dxa"/>
+              <w:top w:w="30" w:type="dxa"/>
+              <w:bottom w:w="30" w:type="dxa"/>
+              <w:left w:w="80" w:type="dxa"/>
+              <w:right w:w="80" w:type="dxa"/>
             </w:tcMar>
             <w:vAlign w:val="center"/>
           </w:tcPr>
           <w:p>
             <w:pPr>
-              <w:spacing w:after="20" w:line="276" w:lineRule="auto"/>
+              <w:spacing w:after="0" w:line="276" w:lineRule="auto"/>
               <w:jc w:val="center"/>
               <w:bidi w:val="1"/>
             </w:pPr>
@@ -4349,7 +4566,8 @@
               <w:rPr>
                 <w:rFonts w:ascii="Amiri" w:hAnsi="Amiri" w:cs="Amiri" w:eastAsia="Amiri"/>
                 <w:b w:val="0"/>
-                <w:sz w:val="19"/>
+                <w:color w:val="173247"/>
+                <w:sz w:val="17"/>
               </w:rPr>
               <w:t>-36,253.00</w:t>
             </w:r>
@@ -4357,18 +4575,18 @@
         </w:tc>
         <w:tc>
           <w:tcPr>
-            <w:tcW w:type="dxa" w:w="5046"/>
+            <w:tcW w:type="dxa" w:w="5083"/>
             <w:tcMar>
-              <w:top w:w="100" w:type="dxa"/>
-              <w:bottom w:w="100" w:type="dxa"/>
-              <w:left w:w="140" w:type="dxa"/>
-              <w:right w:w="140" w:type="dxa"/>
+              <w:top w:w="30" w:type="dxa"/>
+              <w:bottom w:w="30" w:type="dxa"/>
+              <w:left w:w="80" w:type="dxa"/>
+              <w:right w:w="80" w:type="dxa"/>
             </w:tcMar>
             <w:vAlign w:val="center"/>
           </w:tcPr>
           <w:p>
             <w:pPr>
-              <w:spacing w:after="20" w:line="276" w:lineRule="auto"/>
+              <w:spacing w:after="0" w:line="276" w:lineRule="auto"/>
               <w:jc w:val="center"/>
               <w:bidi w:val="1"/>
             </w:pPr>
@@ -4376,7 +4594,8 @@
               <w:rPr>
                 <w:rFonts w:ascii="Amiri" w:hAnsi="Amiri" w:cs="Amiri" w:eastAsia="Amiri"/>
                 <w:b w:val="0"/>
-                <w:sz w:val="19"/>
+                <w:color w:val="173247"/>
+                <w:sz w:val="17"/>
               </w:rPr>
               <w:t>-81,870.00</w:t>
             </w:r>
@@ -4384,21 +4603,24 @@
         </w:tc>
       </w:tr>
       <w:tr>
+        <w:trPr>
+          <w:cantSplit/>
+        </w:trPr>
         <w:tc>
           <w:tcPr>
-            <w:tcW w:type="dxa" w:w="5046"/>
+            <w:tcW w:type="dxa" w:w="5083"/>
             <w:shd w:fill="F1F5F7"/>
             <w:tcMar>
-              <w:top w:w="100" w:type="dxa"/>
-              <w:bottom w:w="100" w:type="dxa"/>
-              <w:left w:w="140" w:type="dxa"/>
-              <w:right w:w="140" w:type="dxa"/>
+              <w:top w:w="30" w:type="dxa"/>
+              <w:bottom w:w="30" w:type="dxa"/>
+              <w:left w:w="80" w:type="dxa"/>
+              <w:right w:w="80" w:type="dxa"/>
             </w:tcMar>
             <w:vAlign w:val="center"/>
           </w:tcPr>
           <w:p>
             <w:pPr>
-              <w:spacing w:after="20" w:line="276" w:lineRule="auto"/>
+              <w:spacing w:after="0" w:line="276" w:lineRule="auto"/>
               <w:jc w:val="right"/>
               <w:bidi w:val="1"/>
             </w:pPr>
@@ -4406,7 +4628,8 @@
               <w:rPr>
                 <w:rFonts w:ascii="Amiri" w:hAnsi="Amiri" w:cs="Amiri" w:eastAsia="Amiri"/>
                 <w:b w:val="0"/>
-                <w:sz w:val="19"/>
+                <w:color w:val="173247"/>
+                <w:sz w:val="17"/>
               </w:rPr>
               <w:t>مقبوضات مساهمة الشريك غير المستردة (خميس الجبر)</w:t>
             </w:r>
@@ -4414,19 +4637,19 @@
         </w:tc>
         <w:tc>
           <w:tcPr>
-            <w:tcW w:type="dxa" w:w="5046"/>
+            <w:tcW w:type="dxa" w:w="5083"/>
             <w:shd w:fill="F1F5F7"/>
             <w:tcMar>
-              <w:top w:w="100" w:type="dxa"/>
-              <w:bottom w:w="100" w:type="dxa"/>
-              <w:left w:w="140" w:type="dxa"/>
-              <w:right w:w="140" w:type="dxa"/>
+              <w:top w:w="30" w:type="dxa"/>
+              <w:bottom w:w="30" w:type="dxa"/>
+              <w:left w:w="80" w:type="dxa"/>
+              <w:right w:w="80" w:type="dxa"/>
             </w:tcMar>
             <w:vAlign w:val="center"/>
           </w:tcPr>
           <w:p>
             <w:pPr>
-              <w:spacing w:after="20" w:line="276" w:lineRule="auto"/>
+              <w:spacing w:after="0" w:line="276" w:lineRule="auto"/>
               <w:jc w:val="center"/>
               <w:bidi w:val="1"/>
             </w:pPr>
@@ -4434,7 +4657,8 @@
               <w:rPr>
                 <w:rFonts w:ascii="Amiri" w:hAnsi="Amiri" w:cs="Amiri" w:eastAsia="Amiri"/>
                 <w:b w:val="0"/>
-                <w:sz w:val="19"/>
+                <w:color w:val="173247"/>
+                <w:sz w:val="17"/>
               </w:rPr>
               <w:t>200,000.00</w:t>
             </w:r>
@@ -4442,19 +4666,19 @@
         </w:tc>
         <w:tc>
           <w:tcPr>
-            <w:tcW w:type="dxa" w:w="5046"/>
+            <w:tcW w:type="dxa" w:w="5083"/>
             <w:shd w:fill="F1F5F7"/>
             <w:tcMar>
-              <w:top w:w="100" w:type="dxa"/>
-              <w:bottom w:w="100" w:type="dxa"/>
-              <w:left w:w="140" w:type="dxa"/>
-              <w:right w:w="140" w:type="dxa"/>
+              <w:top w:w="30" w:type="dxa"/>
+              <w:bottom w:w="30" w:type="dxa"/>
+              <w:left w:w="80" w:type="dxa"/>
+              <w:right w:w="80" w:type="dxa"/>
             </w:tcMar>
             <w:vAlign w:val="center"/>
           </w:tcPr>
           <w:p>
             <w:pPr>
-              <w:spacing w:after="20" w:line="276" w:lineRule="auto"/>
+              <w:spacing w:after="0" w:line="276" w:lineRule="auto"/>
               <w:jc w:val="center"/>
               <w:bidi w:val="1"/>
             </w:pPr>
@@ -4462,7 +4686,8 @@
               <w:rPr>
                 <w:rFonts w:ascii="Amiri" w:hAnsi="Amiri" w:cs="Amiri" w:eastAsia="Amiri"/>
                 <w:b w:val="0"/>
-                <w:sz w:val="19"/>
+                <w:color w:val="173247"/>
+                <w:sz w:val="17"/>
               </w:rPr>
               <w:t>0.00</w:t>
             </w:r>
@@ -4470,20 +4695,23 @@
         </w:tc>
       </w:tr>
       <w:tr>
+        <w:trPr>
+          <w:cantSplit/>
+        </w:trPr>
         <w:tc>
           <w:tcPr>
-            <w:tcW w:type="dxa" w:w="5046"/>
+            <w:tcW w:type="dxa" w:w="5083"/>
             <w:tcMar>
-              <w:top w:w="100" w:type="dxa"/>
-              <w:bottom w:w="100" w:type="dxa"/>
-              <w:left w:w="140" w:type="dxa"/>
-              <w:right w:w="140" w:type="dxa"/>
+              <w:top w:w="30" w:type="dxa"/>
+              <w:bottom w:w="30" w:type="dxa"/>
+              <w:left w:w="80" w:type="dxa"/>
+              <w:right w:w="80" w:type="dxa"/>
             </w:tcMar>
             <w:vAlign w:val="center"/>
           </w:tcPr>
           <w:p>
             <w:pPr>
-              <w:spacing w:after="20" w:line="276" w:lineRule="auto"/>
+              <w:spacing w:after="0" w:line="276" w:lineRule="auto"/>
               <w:jc w:val="right"/>
               <w:bidi w:val="1"/>
             </w:pPr>
@@ -4491,7 +4719,8 @@
               <w:rPr>
                 <w:rFonts w:ascii="Amiri" w:hAnsi="Amiri" w:cs="Amiri" w:eastAsia="Amiri"/>
                 <w:b w:val="0"/>
-                <w:sz w:val="19"/>
+                <w:color w:val="173247"/>
+                <w:sz w:val="17"/>
               </w:rPr>
               <w:t>صافي التغير الإجمالي في النقد وما في حكمه خلال الفترة</w:t>
             </w:r>
@@ -4499,18 +4728,18 @@
         </w:tc>
         <w:tc>
           <w:tcPr>
-            <w:tcW w:type="dxa" w:w="5046"/>
+            <w:tcW w:type="dxa" w:w="5083"/>
             <w:tcMar>
-              <w:top w:w="100" w:type="dxa"/>
-              <w:bottom w:w="100" w:type="dxa"/>
-              <w:left w:w="140" w:type="dxa"/>
-              <w:right w:w="140" w:type="dxa"/>
+              <w:top w:w="30" w:type="dxa"/>
+              <w:bottom w:w="30" w:type="dxa"/>
+              <w:left w:w="80" w:type="dxa"/>
+              <w:right w:w="80" w:type="dxa"/>
             </w:tcMar>
             <w:vAlign w:val="center"/>
           </w:tcPr>
           <w:p>
             <w:pPr>
-              <w:spacing w:after="20" w:line="276" w:lineRule="auto"/>
+              <w:spacing w:after="0" w:line="276" w:lineRule="auto"/>
               <w:jc w:val="center"/>
               <w:bidi w:val="1"/>
             </w:pPr>
@@ -4518,7 +4747,8 @@
               <w:rPr>
                 <w:rFonts w:ascii="Amiri" w:hAnsi="Amiri" w:cs="Amiri" w:eastAsia="Amiri"/>
                 <w:b w:val="0"/>
-                <w:sz w:val="19"/>
+                <w:color w:val="173247"/>
+                <w:sz w:val="17"/>
               </w:rPr>
               <w:t>-149,734.00</w:t>
             </w:r>
@@ -4526,18 +4756,18 @@
         </w:tc>
         <w:tc>
           <w:tcPr>
-            <w:tcW w:type="dxa" w:w="5046"/>
+            <w:tcW w:type="dxa" w:w="5083"/>
             <w:tcMar>
-              <w:top w:w="100" w:type="dxa"/>
-              <w:bottom w:w="100" w:type="dxa"/>
-              <w:left w:w="140" w:type="dxa"/>
-              <w:right w:w="140" w:type="dxa"/>
+              <w:top w:w="30" w:type="dxa"/>
+              <w:bottom w:w="30" w:type="dxa"/>
+              <w:left w:w="80" w:type="dxa"/>
+              <w:right w:w="80" w:type="dxa"/>
             </w:tcMar>
             <w:vAlign w:val="center"/>
           </w:tcPr>
           <w:p>
             <w:pPr>
-              <w:spacing w:after="20" w:line="276" w:lineRule="auto"/>
+              <w:spacing w:after="0" w:line="276" w:lineRule="auto"/>
               <w:jc w:val="center"/>
               <w:bidi w:val="1"/>
             </w:pPr>
@@ -4545,7 +4775,8 @@
               <w:rPr>
                 <w:rFonts w:ascii="Amiri" w:hAnsi="Amiri" w:cs="Amiri" w:eastAsia="Amiri"/>
                 <w:b w:val="0"/>
-                <w:sz w:val="19"/>
+                <w:color w:val="173247"/>
+                <w:sz w:val="17"/>
               </w:rPr>
               <w:t>1,216,835.00</w:t>
             </w:r>
@@ -4553,21 +4784,24 @@
         </w:tc>
       </w:tr>
       <w:tr>
+        <w:trPr>
+          <w:cantSplit/>
+        </w:trPr>
         <w:tc>
           <w:tcPr>
-            <w:tcW w:type="dxa" w:w="5046"/>
+            <w:tcW w:type="dxa" w:w="5083"/>
             <w:shd w:fill="F1F5F7"/>
             <w:tcMar>
-              <w:top w:w="100" w:type="dxa"/>
-              <w:bottom w:w="100" w:type="dxa"/>
-              <w:left w:w="140" w:type="dxa"/>
-              <w:right w:w="140" w:type="dxa"/>
+              <w:top w:w="30" w:type="dxa"/>
+              <w:bottom w:w="30" w:type="dxa"/>
+              <w:left w:w="80" w:type="dxa"/>
+              <w:right w:w="80" w:type="dxa"/>
             </w:tcMar>
             <w:vAlign w:val="center"/>
           </w:tcPr>
           <w:p>
             <w:pPr>
-              <w:spacing w:after="20" w:line="276" w:lineRule="auto"/>
+              <w:spacing w:after="0" w:line="276" w:lineRule="auto"/>
               <w:jc w:val="right"/>
               <w:bidi w:val="1"/>
             </w:pPr>
@@ -4575,7 +4809,8 @@
               <w:rPr>
                 <w:rFonts w:ascii="Amiri" w:hAnsi="Amiri" w:cs="Amiri" w:eastAsia="Amiri"/>
                 <w:b w:val="0"/>
-                <w:sz w:val="19"/>
+                <w:color w:val="173247"/>
+                <w:sz w:val="17"/>
               </w:rPr>
               <w:t>رصيد النقد وما في حكمه في بداية الفترة المالية</w:t>
             </w:r>
@@ -4583,19 +4818,19 @@
         </w:tc>
         <w:tc>
           <w:tcPr>
-            <w:tcW w:type="dxa" w:w="5046"/>
+            <w:tcW w:type="dxa" w:w="5083"/>
             <w:shd w:fill="F1F5F7"/>
             <w:tcMar>
-              <w:top w:w="100" w:type="dxa"/>
-              <w:bottom w:w="100" w:type="dxa"/>
-              <w:left w:w="140" w:type="dxa"/>
-              <w:right w:w="140" w:type="dxa"/>
+              <w:top w:w="30" w:type="dxa"/>
+              <w:bottom w:w="30" w:type="dxa"/>
+              <w:left w:w="80" w:type="dxa"/>
+              <w:right w:w="80" w:type="dxa"/>
             </w:tcMar>
             <w:vAlign w:val="center"/>
           </w:tcPr>
           <w:p>
             <w:pPr>
-              <w:spacing w:after="20" w:line="276" w:lineRule="auto"/>
+              <w:spacing w:after="0" w:line="276" w:lineRule="auto"/>
               <w:jc w:val="center"/>
               <w:bidi w:val="1"/>
             </w:pPr>
@@ -4603,7 +4838,8 @@
               <w:rPr>
                 <w:rFonts w:ascii="Amiri" w:hAnsi="Amiri" w:cs="Amiri" w:eastAsia="Amiri"/>
                 <w:b w:val="0"/>
-                <w:sz w:val="19"/>
+                <w:color w:val="173247"/>
+                <w:sz w:val="17"/>
               </w:rPr>
               <w:t>1,785,287.61</w:t>
             </w:r>
@@ -4611,19 +4847,19 @@
         </w:tc>
         <w:tc>
           <w:tcPr>
-            <w:tcW w:type="dxa" w:w="5046"/>
+            <w:tcW w:type="dxa" w:w="5083"/>
             <w:shd w:fill="F1F5F7"/>
             <w:tcMar>
-              <w:top w:w="100" w:type="dxa"/>
-              <w:bottom w:w="100" w:type="dxa"/>
-              <w:left w:w="140" w:type="dxa"/>
-              <w:right w:w="140" w:type="dxa"/>
+              <w:top w:w="30" w:type="dxa"/>
+              <w:bottom w:w="30" w:type="dxa"/>
+              <w:left w:w="80" w:type="dxa"/>
+              <w:right w:w="80" w:type="dxa"/>
             </w:tcMar>
             <w:vAlign w:val="center"/>
           </w:tcPr>
           <w:p>
             <w:pPr>
-              <w:spacing w:after="20" w:line="276" w:lineRule="auto"/>
+              <w:spacing w:after="0" w:line="276" w:lineRule="auto"/>
               <w:jc w:val="center"/>
               <w:bidi w:val="1"/>
             </w:pPr>
@@ -4631,7 +4867,8 @@
               <w:rPr>
                 <w:rFonts w:ascii="Amiri" w:hAnsi="Amiri" w:cs="Amiri" w:eastAsia="Amiri"/>
                 <w:b w:val="0"/>
-                <w:sz w:val="19"/>
+                <w:color w:val="173247"/>
+                <w:sz w:val="17"/>
               </w:rPr>
               <w:t>568,452.61</w:t>
             </w:r>
@@ -4639,21 +4876,24 @@
         </w:tc>
       </w:tr>
       <w:tr>
+        <w:trPr>
+          <w:cantSplit/>
+        </w:trPr>
         <w:tc>
           <w:tcPr>
-            <w:tcW w:type="dxa" w:w="5046"/>
+            <w:tcW w:type="dxa" w:w="5083"/>
             <w:shd w:fill="E1ECF2"/>
             <w:tcMar>
-              <w:top w:w="100" w:type="dxa"/>
-              <w:bottom w:w="100" w:type="dxa"/>
-              <w:left w:w="140" w:type="dxa"/>
-              <w:right w:w="140" w:type="dxa"/>
+              <w:top w:w="30" w:type="dxa"/>
+              <w:bottom w:w="30" w:type="dxa"/>
+              <w:left w:w="80" w:type="dxa"/>
+              <w:right w:w="80" w:type="dxa"/>
             </w:tcMar>
             <w:vAlign w:val="center"/>
           </w:tcPr>
           <w:p>
             <w:pPr>
-              <w:spacing w:after="20" w:line="276" w:lineRule="auto"/>
+              <w:spacing w:after="0" w:line="276" w:lineRule="auto"/>
               <w:jc w:val="right"/>
               <w:bidi w:val="1"/>
             </w:pPr>
@@ -4661,7 +4901,8 @@
               <w:rPr>
                 <w:rFonts w:ascii="Amiri" w:hAnsi="Amiri" w:cs="Amiri" w:eastAsia="Amiri"/>
                 <w:b/>
-                <w:sz w:val="19"/>
+                <w:color w:val="173247"/>
+                <w:sz w:val="17"/>
               </w:rPr>
               <w:t>رصيد النقد وما في حكمه في نهاية الفترة المالية (مطابق دفترياً)</w:t>
             </w:r>
@@ -4669,19 +4910,19 @@
         </w:tc>
         <w:tc>
           <w:tcPr>
-            <w:tcW w:type="dxa" w:w="5046"/>
+            <w:tcW w:type="dxa" w:w="5083"/>
             <w:shd w:fill="E1ECF2"/>
             <w:tcMar>
-              <w:top w:w="100" w:type="dxa"/>
-              <w:bottom w:w="100" w:type="dxa"/>
-              <w:left w:w="140" w:type="dxa"/>
-              <w:right w:w="140" w:type="dxa"/>
+              <w:top w:w="30" w:type="dxa"/>
+              <w:bottom w:w="30" w:type="dxa"/>
+              <w:left w:w="80" w:type="dxa"/>
+              <w:right w:w="80" w:type="dxa"/>
             </w:tcMar>
             <w:vAlign w:val="center"/>
           </w:tcPr>
           <w:p>
             <w:pPr>
-              <w:spacing w:after="20" w:line="276" w:lineRule="auto"/>
+              <w:spacing w:after="0" w:line="276" w:lineRule="auto"/>
               <w:jc w:val="center"/>
               <w:bidi w:val="1"/>
             </w:pPr>
@@ -4689,7 +4930,8 @@
               <w:rPr>
                 <w:rFonts w:ascii="Amiri" w:hAnsi="Amiri" w:cs="Amiri" w:eastAsia="Amiri"/>
                 <w:b/>
-                <w:sz w:val="19"/>
+                <w:color w:val="173247"/>
+                <w:sz w:val="17"/>
               </w:rPr>
               <w:t>1,635,553.61</w:t>
             </w:r>
@@ -4697,19 +4939,19 @@
         </w:tc>
         <w:tc>
           <w:tcPr>
-            <w:tcW w:type="dxa" w:w="5046"/>
+            <w:tcW w:type="dxa" w:w="5083"/>
             <w:shd w:fill="E1ECF2"/>
             <w:tcMar>
-              <w:top w:w="100" w:type="dxa"/>
-              <w:bottom w:w="100" w:type="dxa"/>
-              <w:left w:w="140" w:type="dxa"/>
-              <w:right w:w="140" w:type="dxa"/>
+              <w:top w:w="30" w:type="dxa"/>
+              <w:bottom w:w="30" w:type="dxa"/>
+              <w:left w:w="80" w:type="dxa"/>
+              <w:right w:w="80" w:type="dxa"/>
             </w:tcMar>
             <w:vAlign w:val="center"/>
           </w:tcPr>
           <w:p>
             <w:pPr>
-              <w:spacing w:after="20" w:line="276" w:lineRule="auto"/>
+              <w:spacing w:after="0" w:line="276" w:lineRule="auto"/>
               <w:jc w:val="center"/>
               <w:bidi w:val="1"/>
             </w:pPr>
@@ -4717,7 +4959,8 @@
               <w:rPr>
                 <w:rFonts w:ascii="Amiri" w:hAnsi="Amiri" w:cs="Amiri" w:eastAsia="Amiri"/>
                 <w:b/>
-                <w:sz w:val="19"/>
+                <w:color w:val="173247"/>
+                <w:sz w:val="17"/>
               </w:rPr>
               <w:t>1,785,287.61</w:t>
             </w:r>
@@ -4725,21 +4968,24 @@
         </w:tc>
       </w:tr>
       <w:tr>
+        <w:trPr>
+          <w:cantSplit/>
+        </w:trPr>
         <w:tc>
           <w:tcPr>
-            <w:tcW w:type="dxa" w:w="5046"/>
+            <w:tcW w:type="dxa" w:w="5083"/>
             <w:shd w:fill="E2EFDA"/>
             <w:tcMar>
-              <w:top w:w="100" w:type="dxa"/>
-              <w:bottom w:w="100" w:type="dxa"/>
-              <w:left w:w="140" w:type="dxa"/>
-              <w:right w:w="140" w:type="dxa"/>
+              <w:top w:w="30" w:type="dxa"/>
+              <w:bottom w:w="30" w:type="dxa"/>
+              <w:left w:w="80" w:type="dxa"/>
+              <w:right w:w="80" w:type="dxa"/>
             </w:tcMar>
             <w:vAlign w:val="center"/>
           </w:tcPr>
           <w:p>
             <w:pPr>
-              <w:spacing w:after="20" w:line="276" w:lineRule="auto"/>
+              <w:spacing w:after="0" w:line="276" w:lineRule="auto"/>
               <w:jc w:val="right"/>
               <w:bidi w:val="1"/>
             </w:pPr>
@@ -4747,7 +4993,8 @@
               <w:rPr>
                 <w:rFonts w:ascii="Amiri" w:hAnsi="Amiri" w:cs="Amiri" w:eastAsia="Amiri"/>
                 <w:b/>
-                <w:sz w:val="19"/>
+                <w:color w:val="173247"/>
+                <w:sz w:val="17"/>
               </w:rPr>
               <w:t>فرق مطابقة التدفق النقدي المحاسبي</w:t>
             </w:r>
@@ -4755,19 +5002,19 @@
         </w:tc>
         <w:tc>
           <w:tcPr>
-            <w:tcW w:type="dxa" w:w="5046"/>
+            <w:tcW w:type="dxa" w:w="5083"/>
             <w:shd w:fill="E2EFDA"/>
             <w:tcMar>
-              <w:top w:w="100" w:type="dxa"/>
-              <w:bottom w:w="100" w:type="dxa"/>
-              <w:left w:w="140" w:type="dxa"/>
-              <w:right w:w="140" w:type="dxa"/>
+              <w:top w:w="30" w:type="dxa"/>
+              <w:bottom w:w="30" w:type="dxa"/>
+              <w:left w:w="80" w:type="dxa"/>
+              <w:right w:w="80" w:type="dxa"/>
             </w:tcMar>
             <w:vAlign w:val="center"/>
           </w:tcPr>
           <w:p>
             <w:pPr>
-              <w:spacing w:after="20" w:line="276" w:lineRule="auto"/>
+              <w:spacing w:after="0" w:line="276" w:lineRule="auto"/>
               <w:jc w:val="center"/>
               <w:bidi w:val="1"/>
             </w:pPr>
@@ -4775,7 +5022,8 @@
               <w:rPr>
                 <w:rFonts w:ascii="Amiri" w:hAnsi="Amiri" w:cs="Amiri" w:eastAsia="Amiri"/>
                 <w:b/>
-                <w:sz w:val="19"/>
+                <w:color w:val="173247"/>
+                <w:sz w:val="17"/>
               </w:rPr>
               <w:t>0.00 (تطابق تام)</w:t>
             </w:r>
@@ -4783,19 +5031,19 @@
         </w:tc>
         <w:tc>
           <w:tcPr>
-            <w:tcW w:type="dxa" w:w="5046"/>
+            <w:tcW w:type="dxa" w:w="5083"/>
             <w:shd w:fill="E2EFDA"/>
             <w:tcMar>
-              <w:top w:w="100" w:type="dxa"/>
-              <w:bottom w:w="100" w:type="dxa"/>
-              <w:left w:w="140" w:type="dxa"/>
-              <w:right w:w="140" w:type="dxa"/>
+              <w:top w:w="30" w:type="dxa"/>
+              <w:bottom w:w="30" w:type="dxa"/>
+              <w:left w:w="80" w:type="dxa"/>
+              <w:right w:w="80" w:type="dxa"/>
             </w:tcMar>
             <w:vAlign w:val="center"/>
           </w:tcPr>
           <w:p>
             <w:pPr>
-              <w:spacing w:after="20" w:line="276" w:lineRule="auto"/>
+              <w:spacing w:after="0" w:line="276" w:lineRule="auto"/>
               <w:jc w:val="center"/>
               <w:bidi w:val="1"/>
             </w:pPr>
@@ -4803,7 +5051,8 @@
               <w:rPr>
                 <w:rFonts w:ascii="Amiri" w:hAnsi="Amiri" w:cs="Amiri" w:eastAsia="Amiri"/>
                 <w:b/>
-                <w:sz w:val="19"/>
+                <w:color w:val="173247"/>
+                <w:sz w:val="17"/>
               </w:rPr>
               <w:t>0.00 (تطابق تام)</w:t>
             </w:r>
@@ -4818,7 +5067,7 @@
     </w:p>
     <w:p>
       <w:pPr>
-        <w:spacing w:after="120" w:line="276" w:lineRule="auto" w:before="240"/>
+        <w:spacing w:after="80" w:line="276" w:lineRule="auto" w:before="160"/>
         <w:jc w:val="right"/>
         <w:keepNext/>
         <w:bidi w:val="1"/>
@@ -4828,7 +5077,7 @@
           <w:rFonts w:ascii="Amiri" w:hAnsi="Amiri" w:cs="Amiri" w:eastAsia="Amiri"/>
           <w:b/>
           <w:color w:val="294B62"/>
-          <w:sz w:val="30"/>
+          <w:sz w:val="27"/>
         </w:rPr>
         <w:t>3. كشف الالتزامات التفصيلي والديون لجميع الجهات الدائنة حتى تاريخ اليوم</w:t>
       </w:r>
@@ -4839,30 +5088,42 @@
         <w:jc w:val="center"/>
         <w:tblLook w:firstColumn="1" w:firstRow="1" w:lastColumn="0" w:lastRow="0" w:noHBand="0" w:noVBand="1" w:val="04A0"/>
         <w:bidiVisual/>
+        <w:tblBorders>
+          <w:top w:val="single" w:sz="4" w:space="0" w:color="D7E1E8"/>
+          <w:bottom w:val="single" w:sz="6" w:space="0" w:color="294B62"/>
+          <w:left w:val="none"/>
+          <w:right w:val="none"/>
+          <w:insideH w:val="single" w:sz="4" w:space="0" w:color="D7E1E8"/>
+          <w:insideV w:val="none"/>
+        </w:tblBorders>
       </w:tblPr>
       <w:tblGrid>
-        <w:gridCol w:w="3028"/>
-        <w:gridCol w:w="3028"/>
-        <w:gridCol w:w="3028"/>
-        <w:gridCol w:w="3028"/>
-        <w:gridCol w:w="3028"/>
+        <w:gridCol w:w="3050"/>
+        <w:gridCol w:w="3050"/>
+        <w:gridCol w:w="3050"/>
+        <w:gridCol w:w="3050"/>
+        <w:gridCol w:w="3050"/>
       </w:tblGrid>
       <w:tr>
+        <w:trPr>
+          <w:cantSplit/>
+          <w:tblHeader/>
+        </w:trPr>
         <w:tc>
           <w:tcPr>
-            <w:tcW w:type="dxa" w:w="3028"/>
+            <w:tcW w:type="dxa" w:w="3050"/>
             <w:shd w:fill="294B62"/>
             <w:tcMar>
-              <w:top w:w="100" w:type="dxa"/>
-              <w:bottom w:w="100" w:type="dxa"/>
-              <w:left w:w="140" w:type="dxa"/>
-              <w:right w:w="140" w:type="dxa"/>
+              <w:top w:w="30" w:type="dxa"/>
+              <w:bottom w:w="30" w:type="dxa"/>
+              <w:left w:w="80" w:type="dxa"/>
+              <w:right w:w="80" w:type="dxa"/>
             </w:tcMar>
             <w:vAlign w:val="center"/>
           </w:tcPr>
           <w:p>
             <w:pPr>
-              <w:spacing w:after="20" w:line="276" w:lineRule="auto"/>
+              <w:spacing w:after="0" w:line="276" w:lineRule="auto"/>
               <w:jc w:val="right"/>
               <w:bidi w:val="1"/>
             </w:pPr>
@@ -4871,7 +5132,7 @@
                 <w:rFonts w:ascii="Amiri" w:hAnsi="Amiri" w:cs="Amiri" w:eastAsia="Amiri"/>
                 <w:b/>
                 <w:color w:val="FFFFFF"/>
-                <w:sz w:val="21"/>
+                <w:sz w:val="19"/>
               </w:rPr>
               <w:t>الجهة الدائنة / الممول</w:t>
             </w:r>
@@ -4879,19 +5140,19 @@
         </w:tc>
         <w:tc>
           <w:tcPr>
-            <w:tcW w:type="dxa" w:w="3028"/>
+            <w:tcW w:type="dxa" w:w="3050"/>
             <w:shd w:fill="294B62"/>
             <w:tcMar>
-              <w:top w:w="100" w:type="dxa"/>
-              <w:bottom w:w="100" w:type="dxa"/>
-              <w:left w:w="140" w:type="dxa"/>
-              <w:right w:w="140" w:type="dxa"/>
+              <w:top w:w="30" w:type="dxa"/>
+              <w:bottom w:w="30" w:type="dxa"/>
+              <w:left w:w="80" w:type="dxa"/>
+              <w:right w:w="80" w:type="dxa"/>
             </w:tcMar>
             <w:vAlign w:val="center"/>
           </w:tcPr>
           <w:p>
             <w:pPr>
-              <w:spacing w:after="20" w:line="276" w:lineRule="auto"/>
+              <w:spacing w:after="0" w:line="276" w:lineRule="auto"/>
               <w:jc w:val="right"/>
               <w:bidi w:val="1"/>
             </w:pPr>
@@ -4900,7 +5161,7 @@
                 <w:rFonts w:ascii="Amiri" w:hAnsi="Amiri" w:cs="Amiri" w:eastAsia="Amiri"/>
                 <w:b/>
                 <w:color w:val="FFFFFF"/>
-                <w:sz w:val="21"/>
+                <w:sz w:val="19"/>
               </w:rPr>
               <w:t>نوع الالتزام والاتفاقية</w:t>
             </w:r>
@@ -4908,19 +5169,19 @@
         </w:tc>
         <w:tc>
           <w:tcPr>
-            <w:tcW w:type="dxa" w:w="3028"/>
+            <w:tcW w:type="dxa" w:w="3050"/>
             <w:shd w:fill="294B62"/>
             <w:tcMar>
-              <w:top w:w="100" w:type="dxa"/>
-              <w:bottom w:w="100" w:type="dxa"/>
-              <w:left w:w="140" w:type="dxa"/>
-              <w:right w:w="140" w:type="dxa"/>
+              <w:top w:w="30" w:type="dxa"/>
+              <w:bottom w:w="30" w:type="dxa"/>
+              <w:left w:w="80" w:type="dxa"/>
+              <w:right w:w="80" w:type="dxa"/>
             </w:tcMar>
             <w:vAlign w:val="center"/>
           </w:tcPr>
           <w:p>
             <w:pPr>
-              <w:spacing w:after="20" w:line="276" w:lineRule="auto"/>
+              <w:spacing w:after="0" w:line="276" w:lineRule="auto"/>
               <w:jc w:val="right"/>
               <w:bidi w:val="1"/>
             </w:pPr>
@@ -4929,7 +5190,7 @@
                 <w:rFonts w:ascii="Amiri" w:hAnsi="Amiri" w:cs="Amiri" w:eastAsia="Amiri"/>
                 <w:b/>
                 <w:color w:val="FFFFFF"/>
-                <w:sz w:val="21"/>
+                <w:sz w:val="19"/>
               </w:rPr>
               <w:t>المركبات</w:t>
             </w:r>
@@ -4937,19 +5198,19 @@
         </w:tc>
         <w:tc>
           <w:tcPr>
-            <w:tcW w:type="dxa" w:w="3028"/>
+            <w:tcW w:type="dxa" w:w="3050"/>
             <w:shd w:fill="294B62"/>
             <w:tcMar>
-              <w:top w:w="100" w:type="dxa"/>
-              <w:bottom w:w="100" w:type="dxa"/>
-              <w:left w:w="140" w:type="dxa"/>
-              <w:right w:w="140" w:type="dxa"/>
+              <w:top w:w="30" w:type="dxa"/>
+              <w:bottom w:w="30" w:type="dxa"/>
+              <w:left w:w="80" w:type="dxa"/>
+              <w:right w:w="80" w:type="dxa"/>
             </w:tcMar>
             <w:vAlign w:val="center"/>
           </w:tcPr>
           <w:p>
             <w:pPr>
-              <w:spacing w:after="20" w:line="276" w:lineRule="auto"/>
+              <w:spacing w:after="0" w:line="276" w:lineRule="auto"/>
               <w:jc w:val="center"/>
               <w:bidi w:val="1"/>
             </w:pPr>
@@ -4958,7 +5219,7 @@
                 <w:rFonts w:ascii="Amiri" w:hAnsi="Amiri" w:cs="Amiri" w:eastAsia="Amiri"/>
                 <w:b/>
                 <w:color w:val="FFFFFF"/>
-                <w:sz w:val="21"/>
+                <w:sz w:val="19"/>
               </w:rPr>
               <w:t>المسدد حتى تاريخه</w:t>
             </w:r>
@@ -4966,19 +5227,19 @@
         </w:tc>
         <w:tc>
           <w:tcPr>
-            <w:tcW w:type="dxa" w:w="3028"/>
+            <w:tcW w:type="dxa" w:w="3050"/>
             <w:shd w:fill="294B62"/>
             <w:tcMar>
-              <w:top w:w="100" w:type="dxa"/>
-              <w:bottom w:w="100" w:type="dxa"/>
-              <w:left w:w="140" w:type="dxa"/>
-              <w:right w:w="140" w:type="dxa"/>
+              <w:top w:w="30" w:type="dxa"/>
+              <w:bottom w:w="30" w:type="dxa"/>
+              <w:left w:w="80" w:type="dxa"/>
+              <w:right w:w="80" w:type="dxa"/>
             </w:tcMar>
             <w:vAlign w:val="center"/>
           </w:tcPr>
           <w:p>
             <w:pPr>
-              <w:spacing w:after="20" w:line="276" w:lineRule="auto"/>
+              <w:spacing w:after="0" w:line="276" w:lineRule="auto"/>
               <w:jc w:val="center"/>
               <w:bidi w:val="1"/>
             </w:pPr>
@@ -4987,7 +5248,7 @@
                 <w:rFonts w:ascii="Amiri" w:hAnsi="Amiri" w:cs="Amiri" w:eastAsia="Amiri"/>
                 <w:b/>
                 <w:color w:val="FFFFFF"/>
-                <w:sz w:val="21"/>
+                <w:sz w:val="19"/>
               </w:rPr>
               <w:t>الرصيد المتبقي القائم (ر.ق)</w:t>
             </w:r>
@@ -4995,21 +5256,24 @@
         </w:tc>
       </w:tr>
       <w:tr>
+        <w:trPr>
+          <w:cantSplit/>
+        </w:trPr>
         <w:tc>
           <w:tcPr>
-            <w:tcW w:type="dxa" w:w="3028"/>
+            <w:tcW w:type="dxa" w:w="3050"/>
             <w:shd w:fill="F1F5F7"/>
             <w:tcMar>
-              <w:top w:w="100" w:type="dxa"/>
-              <w:bottom w:w="100" w:type="dxa"/>
-              <w:left w:w="140" w:type="dxa"/>
-              <w:right w:w="140" w:type="dxa"/>
+              <w:top w:w="30" w:type="dxa"/>
+              <w:bottom w:w="30" w:type="dxa"/>
+              <w:left w:w="80" w:type="dxa"/>
+              <w:right w:w="80" w:type="dxa"/>
             </w:tcMar>
             <w:vAlign w:val="center"/>
           </w:tcPr>
           <w:p>
             <w:pPr>
-              <w:spacing w:after="20" w:line="276" w:lineRule="auto"/>
+              <w:spacing w:after="0" w:line="276" w:lineRule="auto"/>
               <w:jc w:val="right"/>
               <w:bidi w:val="1"/>
             </w:pPr>
@@ -5017,7 +5281,8 @@
               <w:rPr>
                 <w:rFonts w:ascii="Amiri" w:hAnsi="Amiri" w:cs="Amiri" w:eastAsia="Amiri"/>
                 <w:b w:val="0"/>
-                <w:sz w:val="19"/>
+                <w:color w:val="173247"/>
+                <w:sz w:val="17"/>
               </w:rPr>
               <w:t>مجموعة المانع للسيارات (Pioneer Motors)</w:t>
             </w:r>
@@ -5025,19 +5290,19 @@
         </w:tc>
         <w:tc>
           <w:tcPr>
-            <w:tcW w:type="dxa" w:w="3028"/>
+            <w:tcW w:type="dxa" w:w="3050"/>
             <w:shd w:fill="F1F5F7"/>
             <w:tcMar>
-              <w:top w:w="100" w:type="dxa"/>
-              <w:bottom w:w="100" w:type="dxa"/>
-              <w:left w:w="140" w:type="dxa"/>
-              <w:right w:w="140" w:type="dxa"/>
+              <w:top w:w="30" w:type="dxa"/>
+              <w:bottom w:w="30" w:type="dxa"/>
+              <w:left w:w="80" w:type="dxa"/>
+              <w:right w:w="80" w:type="dxa"/>
             </w:tcMar>
             <w:vAlign w:val="center"/>
           </w:tcPr>
           <w:p>
             <w:pPr>
-              <w:spacing w:after="20" w:line="276" w:lineRule="auto"/>
+              <w:spacing w:after="0" w:line="276" w:lineRule="auto"/>
               <w:jc w:val="right"/>
               <w:bidi w:val="1"/>
             </w:pPr>
@@ -5045,7 +5310,8 @@
               <w:rPr>
                 <w:rFonts w:ascii="Amiri" w:hAnsi="Amiri" w:cs="Amiri" w:eastAsia="Amiri"/>
                 <w:b w:val="0"/>
-                <w:sz w:val="19"/>
+                <w:color w:val="173247"/>
+                <w:sz w:val="17"/>
               </w:rPr>
               <w:t>تمويل شراء أسطول BESTUNE — توريد 126 مركبة</w:t>
             </w:r>
@@ -5053,19 +5319,19 @@
         </w:tc>
         <w:tc>
           <w:tcPr>
-            <w:tcW w:type="dxa" w:w="3028"/>
+            <w:tcW w:type="dxa" w:w="3050"/>
             <w:shd w:fill="F1F5F7"/>
             <w:tcMar>
-              <w:top w:w="100" w:type="dxa"/>
-              <w:bottom w:w="100" w:type="dxa"/>
-              <w:left w:w="140" w:type="dxa"/>
-              <w:right w:w="140" w:type="dxa"/>
+              <w:top w:w="30" w:type="dxa"/>
+              <w:bottom w:w="30" w:type="dxa"/>
+              <w:left w:w="80" w:type="dxa"/>
+              <w:right w:w="80" w:type="dxa"/>
             </w:tcMar>
             <w:vAlign w:val="center"/>
           </w:tcPr>
           <w:p>
             <w:pPr>
-              <w:spacing w:after="20" w:line="276" w:lineRule="auto"/>
+              <w:spacing w:after="0" w:line="276" w:lineRule="auto"/>
               <w:jc w:val="right"/>
               <w:bidi w:val="1"/>
             </w:pPr>
@@ -5073,7 +5339,8 @@
               <w:rPr>
                 <w:rFonts w:ascii="Amiri" w:hAnsi="Amiri" w:cs="Amiri" w:eastAsia="Amiri"/>
                 <w:b w:val="0"/>
-                <w:sz w:val="19"/>
+                <w:color w:val="173247"/>
+                <w:sz w:val="17"/>
               </w:rPr>
               <w:t>126</w:t>
             </w:r>
@@ -5081,19 +5348,19 @@
         </w:tc>
         <w:tc>
           <w:tcPr>
-            <w:tcW w:type="dxa" w:w="3028"/>
+            <w:tcW w:type="dxa" w:w="3050"/>
             <w:shd w:fill="F1F5F7"/>
             <w:tcMar>
-              <w:top w:w="100" w:type="dxa"/>
-              <w:bottom w:w="100" w:type="dxa"/>
-              <w:left w:w="140" w:type="dxa"/>
-              <w:right w:w="140" w:type="dxa"/>
+              <w:top w:w="30" w:type="dxa"/>
+              <w:bottom w:w="30" w:type="dxa"/>
+              <w:left w:w="80" w:type="dxa"/>
+              <w:right w:w="80" w:type="dxa"/>
             </w:tcMar>
             <w:vAlign w:val="center"/>
           </w:tcPr>
           <w:p>
             <w:pPr>
-              <w:spacing w:after="20" w:line="276" w:lineRule="auto"/>
+              <w:spacing w:after="0" w:line="276" w:lineRule="auto"/>
               <w:jc w:val="center"/>
               <w:bidi w:val="1"/>
             </w:pPr>
@@ -5101,7 +5368,8 @@
               <w:rPr>
                 <w:rFonts w:ascii="Amiri" w:hAnsi="Amiri" w:cs="Amiri" w:eastAsia="Amiri"/>
                 <w:b w:val="0"/>
-                <w:sz w:val="19"/>
+                <w:color w:val="173247"/>
+                <w:sz w:val="17"/>
               </w:rPr>
               <w:t>0.00</w:t>
             </w:r>
@@ -5109,19 +5377,19 @@
         </w:tc>
         <w:tc>
           <w:tcPr>
-            <w:tcW w:type="dxa" w:w="3028"/>
+            <w:tcW w:type="dxa" w:w="3050"/>
             <w:shd w:fill="F1F5F7"/>
             <w:tcMar>
-              <w:top w:w="100" w:type="dxa"/>
-              <w:bottom w:w="100" w:type="dxa"/>
-              <w:left w:w="140" w:type="dxa"/>
-              <w:right w:w="140" w:type="dxa"/>
+              <w:top w:w="30" w:type="dxa"/>
+              <w:bottom w:w="30" w:type="dxa"/>
+              <w:left w:w="80" w:type="dxa"/>
+              <w:right w:w="80" w:type="dxa"/>
             </w:tcMar>
             <w:vAlign w:val="center"/>
           </w:tcPr>
           <w:p>
             <w:pPr>
-              <w:spacing w:after="20" w:line="276" w:lineRule="auto"/>
+              <w:spacing w:after="0" w:line="276" w:lineRule="auto"/>
               <w:jc w:val="center"/>
               <w:bidi w:val="1"/>
             </w:pPr>
@@ -5129,7 +5397,8 @@
               <w:rPr>
                 <w:rFonts w:ascii="Amiri" w:hAnsi="Amiri" w:cs="Amiri" w:eastAsia="Amiri"/>
                 <w:b w:val="0"/>
-                <w:sz w:val="19"/>
+                <w:color w:val="173247"/>
+                <w:sz w:val="17"/>
               </w:rPr>
               <w:t>6,118,346.10</w:t>
             </w:r>
@@ -5137,20 +5406,23 @@
         </w:tc>
       </w:tr>
       <w:tr>
+        <w:trPr>
+          <w:cantSplit/>
+        </w:trPr>
         <w:tc>
           <w:tcPr>
-            <w:tcW w:type="dxa" w:w="3028"/>
+            <w:tcW w:type="dxa" w:w="3050"/>
             <w:tcMar>
-              <w:top w:w="100" w:type="dxa"/>
-              <w:bottom w:w="100" w:type="dxa"/>
-              <w:left w:w="140" w:type="dxa"/>
-              <w:right w:w="140" w:type="dxa"/>
+              <w:top w:w="30" w:type="dxa"/>
+              <w:bottom w:w="30" w:type="dxa"/>
+              <w:left w:w="80" w:type="dxa"/>
+              <w:right w:w="80" w:type="dxa"/>
             </w:tcMar>
             <w:vAlign w:val="center"/>
           </w:tcPr>
           <w:p>
             <w:pPr>
-              <w:spacing w:after="20" w:line="276" w:lineRule="auto"/>
+              <w:spacing w:after="0" w:line="276" w:lineRule="auto"/>
               <w:jc w:val="right"/>
               <w:bidi w:val="1"/>
             </w:pPr>
@@ -5158,7 +5430,8 @@
               <w:rPr>
                 <w:rFonts w:ascii="Amiri" w:hAnsi="Amiri" w:cs="Amiri" w:eastAsia="Amiri"/>
                 <w:b w:val="0"/>
-                <w:sz w:val="19"/>
+                <w:color w:val="173247"/>
+                <w:sz w:val="17"/>
               </w:rPr>
               <w:t>شركة إيلاف أوتو (CHANGAN)</w:t>
             </w:r>
@@ -5166,18 +5439,18 @@
         </w:tc>
         <w:tc>
           <w:tcPr>
-            <w:tcW w:type="dxa" w:w="3028"/>
+            <w:tcW w:type="dxa" w:w="3050"/>
             <w:tcMar>
-              <w:top w:w="100" w:type="dxa"/>
-              <w:bottom w:w="100" w:type="dxa"/>
-              <w:left w:w="140" w:type="dxa"/>
-              <w:right w:w="140" w:type="dxa"/>
+              <w:top w:w="30" w:type="dxa"/>
+              <w:bottom w:w="30" w:type="dxa"/>
+              <w:left w:w="80" w:type="dxa"/>
+              <w:right w:w="80" w:type="dxa"/>
             </w:tcMar>
             <w:vAlign w:val="center"/>
           </w:tcPr>
           <w:p>
             <w:pPr>
-              <w:spacing w:after="20" w:line="276" w:lineRule="auto"/>
+              <w:spacing w:after="0" w:line="276" w:lineRule="auto"/>
               <w:jc w:val="right"/>
               <w:bidi w:val="1"/>
             </w:pPr>
@@ -5185,7 +5458,8 @@
               <w:rPr>
                 <w:rFonts w:ascii="Amiri" w:hAnsi="Amiri" w:cs="Amiri" w:eastAsia="Amiri"/>
                 <w:b w:val="0"/>
-                <w:sz w:val="19"/>
+                <w:color w:val="173247"/>
+                <w:sz w:val="17"/>
               </w:rPr>
               <w:t>تمويل شراء 20 مركبة شانجان</w:t>
             </w:r>
@@ -5193,18 +5467,18 @@
         </w:tc>
         <w:tc>
           <w:tcPr>
-            <w:tcW w:type="dxa" w:w="3028"/>
+            <w:tcW w:type="dxa" w:w="3050"/>
             <w:tcMar>
-              <w:top w:w="100" w:type="dxa"/>
-              <w:bottom w:w="100" w:type="dxa"/>
-              <w:left w:w="140" w:type="dxa"/>
-              <w:right w:w="140" w:type="dxa"/>
+              <w:top w:w="30" w:type="dxa"/>
+              <w:bottom w:w="30" w:type="dxa"/>
+              <w:left w:w="80" w:type="dxa"/>
+              <w:right w:w="80" w:type="dxa"/>
             </w:tcMar>
             <w:vAlign w:val="center"/>
           </w:tcPr>
           <w:p>
             <w:pPr>
-              <w:spacing w:after="20" w:line="276" w:lineRule="auto"/>
+              <w:spacing w:after="0" w:line="276" w:lineRule="auto"/>
               <w:jc w:val="right"/>
               <w:bidi w:val="1"/>
             </w:pPr>
@@ -5212,7 +5486,8 @@
               <w:rPr>
                 <w:rFonts w:ascii="Amiri" w:hAnsi="Amiri" w:cs="Amiri" w:eastAsia="Amiri"/>
                 <w:b w:val="0"/>
-                <w:sz w:val="19"/>
+                <w:color w:val="173247"/>
+                <w:sz w:val="17"/>
               </w:rPr>
               <w:t>20</w:t>
             </w:r>
@@ -5220,18 +5495,18 @@
         </w:tc>
         <w:tc>
           <w:tcPr>
-            <w:tcW w:type="dxa" w:w="3028"/>
+            <w:tcW w:type="dxa" w:w="3050"/>
             <w:tcMar>
-              <w:top w:w="100" w:type="dxa"/>
-              <w:bottom w:w="100" w:type="dxa"/>
-              <w:left w:w="140" w:type="dxa"/>
-              <w:right w:w="140" w:type="dxa"/>
+              <w:top w:w="30" w:type="dxa"/>
+              <w:bottom w:w="30" w:type="dxa"/>
+              <w:left w:w="80" w:type="dxa"/>
+              <w:right w:w="80" w:type="dxa"/>
             </w:tcMar>
             <w:vAlign w:val="center"/>
           </w:tcPr>
           <w:p>
             <w:pPr>
-              <w:spacing w:after="20" w:line="276" w:lineRule="auto"/>
+              <w:spacing w:after="0" w:line="276" w:lineRule="auto"/>
               <w:jc w:val="center"/>
               <w:bidi w:val="1"/>
             </w:pPr>
@@ -5239,7 +5514,8 @@
               <w:rPr>
                 <w:rFonts w:ascii="Amiri" w:hAnsi="Amiri" w:cs="Amiri" w:eastAsia="Amiri"/>
                 <w:b w:val="0"/>
-                <w:sz w:val="19"/>
+                <w:color w:val="173247"/>
+                <w:sz w:val="17"/>
               </w:rPr>
               <w:t>751,942.00</w:t>
             </w:r>
@@ -5247,18 +5523,18 @@
         </w:tc>
         <w:tc>
           <w:tcPr>
-            <w:tcW w:type="dxa" w:w="3028"/>
+            <w:tcW w:type="dxa" w:w="3050"/>
             <w:tcMar>
-              <w:top w:w="100" w:type="dxa"/>
-              <w:bottom w:w="100" w:type="dxa"/>
-              <w:left w:w="140" w:type="dxa"/>
-              <w:right w:w="140" w:type="dxa"/>
+              <w:top w:w="30" w:type="dxa"/>
+              <w:bottom w:w="30" w:type="dxa"/>
+              <w:left w:w="80" w:type="dxa"/>
+              <w:right w:w="80" w:type="dxa"/>
             </w:tcMar>
             <w:vAlign w:val="center"/>
           </w:tcPr>
           <w:p>
             <w:pPr>
-              <w:spacing w:after="20" w:line="276" w:lineRule="auto"/>
+              <w:spacing w:after="0" w:line="276" w:lineRule="auto"/>
               <w:jc w:val="center"/>
               <w:bidi w:val="1"/>
             </w:pPr>
@@ -5266,7 +5542,8 @@
               <w:rPr>
                 <w:rFonts w:ascii="Amiri" w:hAnsi="Amiri" w:cs="Amiri" w:eastAsia="Amiri"/>
                 <w:b w:val="0"/>
-                <w:sz w:val="19"/>
+                <w:color w:val="173247"/>
+                <w:sz w:val="17"/>
               </w:rPr>
               <w:t>80,568.00</w:t>
             </w:r>
@@ -5274,21 +5551,24 @@
         </w:tc>
       </w:tr>
       <w:tr>
+        <w:trPr>
+          <w:cantSplit/>
+        </w:trPr>
         <w:tc>
           <w:tcPr>
-            <w:tcW w:type="dxa" w:w="3028"/>
+            <w:tcW w:type="dxa" w:w="3050"/>
             <w:shd w:fill="F1F5F7"/>
             <w:tcMar>
-              <w:top w:w="100" w:type="dxa"/>
-              <w:bottom w:w="100" w:type="dxa"/>
-              <w:left w:w="140" w:type="dxa"/>
-              <w:right w:w="140" w:type="dxa"/>
+              <w:top w:w="30" w:type="dxa"/>
+              <w:bottom w:w="30" w:type="dxa"/>
+              <w:left w:w="80" w:type="dxa"/>
+              <w:right w:w="80" w:type="dxa"/>
             </w:tcMar>
             <w:vAlign w:val="center"/>
           </w:tcPr>
           <w:p>
             <w:pPr>
-              <w:spacing w:after="20" w:line="276" w:lineRule="auto"/>
+              <w:spacing w:after="0" w:line="276" w:lineRule="auto"/>
               <w:jc w:val="right"/>
               <w:bidi w:val="1"/>
             </w:pPr>
@@ -5296,7 +5576,8 @@
               <w:rPr>
                 <w:rFonts w:ascii="Amiri" w:hAnsi="Amiri" w:cs="Amiri" w:eastAsia="Amiri"/>
                 <w:b w:val="0"/>
-                <w:sz w:val="19"/>
+                <w:color w:val="173247"/>
+                <w:sz w:val="17"/>
               </w:rPr>
               <w:t>شركة الأولى للتمويل</w:t>
             </w:r>
@@ -5304,19 +5585,19 @@
         </w:tc>
         <w:tc>
           <w:tcPr>
-            <w:tcW w:type="dxa" w:w="3028"/>
+            <w:tcW w:type="dxa" w:w="3050"/>
             <w:shd w:fill="F1F5F7"/>
             <w:tcMar>
-              <w:top w:w="100" w:type="dxa"/>
-              <w:bottom w:w="100" w:type="dxa"/>
-              <w:left w:w="140" w:type="dxa"/>
-              <w:right w:w="140" w:type="dxa"/>
+              <w:top w:w="30" w:type="dxa"/>
+              <w:bottom w:w="30" w:type="dxa"/>
+              <w:left w:w="80" w:type="dxa"/>
+              <w:right w:w="80" w:type="dxa"/>
             </w:tcMar>
             <w:vAlign w:val="center"/>
           </w:tcPr>
           <w:p>
             <w:pPr>
-              <w:spacing w:after="20" w:line="276" w:lineRule="auto"/>
+              <w:spacing w:after="0" w:line="276" w:lineRule="auto"/>
               <w:jc w:val="right"/>
               <w:bidi w:val="1"/>
             </w:pPr>
@@ -5324,7 +5605,8 @@
               <w:rPr>
                 <w:rFonts w:ascii="Amiri" w:hAnsi="Amiri" w:cs="Amiri" w:eastAsia="Amiri"/>
                 <w:b w:val="0"/>
-                <w:sz w:val="19"/>
+                <w:color w:val="173247"/>
+                <w:sz w:val="17"/>
               </w:rPr>
               <w:t>عقد تمويل 25 مركبة MG</w:t>
             </w:r>
@@ -5332,19 +5614,19 @@
         </w:tc>
         <w:tc>
           <w:tcPr>
-            <w:tcW w:type="dxa" w:w="3028"/>
+            <w:tcW w:type="dxa" w:w="3050"/>
             <w:shd w:fill="F1F5F7"/>
             <w:tcMar>
-              <w:top w:w="100" w:type="dxa"/>
-              <w:bottom w:w="100" w:type="dxa"/>
-              <w:left w:w="140" w:type="dxa"/>
-              <w:right w:w="140" w:type="dxa"/>
+              <w:top w:w="30" w:type="dxa"/>
+              <w:bottom w:w="30" w:type="dxa"/>
+              <w:left w:w="80" w:type="dxa"/>
+              <w:right w:w="80" w:type="dxa"/>
             </w:tcMar>
             <w:vAlign w:val="center"/>
           </w:tcPr>
           <w:p>
             <w:pPr>
-              <w:spacing w:after="20" w:line="276" w:lineRule="auto"/>
+              <w:spacing w:after="0" w:line="276" w:lineRule="auto"/>
               <w:jc w:val="right"/>
               <w:bidi w:val="1"/>
             </w:pPr>
@@ -5352,7 +5634,8 @@
               <w:rPr>
                 <w:rFonts w:ascii="Amiri" w:hAnsi="Amiri" w:cs="Amiri" w:eastAsia="Amiri"/>
                 <w:b w:val="0"/>
-                <w:sz w:val="19"/>
+                <w:color w:val="173247"/>
+                <w:sz w:val="17"/>
               </w:rPr>
               <w:t>25</w:t>
             </w:r>
@@ -5360,19 +5643,19 @@
         </w:tc>
         <w:tc>
           <w:tcPr>
-            <w:tcW w:type="dxa" w:w="3028"/>
+            <w:tcW w:type="dxa" w:w="3050"/>
             <w:shd w:fill="F1F5F7"/>
             <w:tcMar>
-              <w:top w:w="100" w:type="dxa"/>
-              <w:bottom w:w="100" w:type="dxa"/>
-              <w:left w:w="140" w:type="dxa"/>
-              <w:right w:w="140" w:type="dxa"/>
+              <w:top w:w="30" w:type="dxa"/>
+              <w:bottom w:w="30" w:type="dxa"/>
+              <w:left w:w="80" w:type="dxa"/>
+              <w:right w:w="80" w:type="dxa"/>
             </w:tcMar>
             <w:vAlign w:val="center"/>
           </w:tcPr>
           <w:p>
             <w:pPr>
-              <w:spacing w:after="20" w:line="276" w:lineRule="auto"/>
+              <w:spacing w:after="0" w:line="276" w:lineRule="auto"/>
               <w:jc w:val="center"/>
               <w:bidi w:val="1"/>
             </w:pPr>
@@ -5380,7 +5663,8 @@
               <w:rPr>
                 <w:rFonts w:ascii="Amiri" w:hAnsi="Amiri" w:cs="Amiri" w:eastAsia="Amiri"/>
                 <w:b w:val="0"/>
-                <w:sz w:val="19"/>
+                <w:color w:val="173247"/>
+                <w:sz w:val="17"/>
               </w:rPr>
               <w:t>1,271,424.00</w:t>
             </w:r>
@@ -5388,19 +5672,19 @@
         </w:tc>
         <w:tc>
           <w:tcPr>
-            <w:tcW w:type="dxa" w:w="3028"/>
+            <w:tcW w:type="dxa" w:w="3050"/>
             <w:shd w:fill="F1F5F7"/>
             <w:tcMar>
-              <w:top w:w="100" w:type="dxa"/>
-              <w:bottom w:w="100" w:type="dxa"/>
-              <w:left w:w="140" w:type="dxa"/>
-              <w:right w:w="140" w:type="dxa"/>
+              <w:top w:w="30" w:type="dxa"/>
+              <w:bottom w:w="30" w:type="dxa"/>
+              <w:left w:w="80" w:type="dxa"/>
+              <w:right w:w="80" w:type="dxa"/>
             </w:tcMar>
             <w:vAlign w:val="center"/>
           </w:tcPr>
           <w:p>
             <w:pPr>
-              <w:spacing w:after="20" w:line="276" w:lineRule="auto"/>
+              <w:spacing w:after="0" w:line="276" w:lineRule="auto"/>
               <w:jc w:val="center"/>
               <w:bidi w:val="1"/>
             </w:pPr>
@@ -5408,7 +5692,8 @@
               <w:rPr>
                 <w:rFonts w:ascii="Amiri" w:hAnsi="Amiri" w:cs="Amiri" w:eastAsia="Amiri"/>
                 <w:b w:val="0"/>
-                <w:sz w:val="19"/>
+                <w:color w:val="173247"/>
+                <w:sz w:val="17"/>
               </w:rPr>
               <w:t>0.00 (مسدد بالكامل)</w:t>
             </w:r>
@@ -5416,20 +5701,23 @@
         </w:tc>
       </w:tr>
       <w:tr>
+        <w:trPr>
+          <w:cantSplit/>
+        </w:trPr>
         <w:tc>
           <w:tcPr>
-            <w:tcW w:type="dxa" w:w="3028"/>
+            <w:tcW w:type="dxa" w:w="3050"/>
             <w:tcMar>
-              <w:top w:w="100" w:type="dxa"/>
-              <w:bottom w:w="100" w:type="dxa"/>
-              <w:left w:w="140" w:type="dxa"/>
-              <w:right w:w="140" w:type="dxa"/>
+              <w:top w:w="30" w:type="dxa"/>
+              <w:bottom w:w="30" w:type="dxa"/>
+              <w:left w:w="80" w:type="dxa"/>
+              <w:right w:w="80" w:type="dxa"/>
             </w:tcMar>
             <w:vAlign w:val="center"/>
           </w:tcPr>
           <w:p>
             <w:pPr>
-              <w:spacing w:after="20" w:line="276" w:lineRule="auto"/>
+              <w:spacing w:after="0" w:line="276" w:lineRule="auto"/>
               <w:jc w:val="right"/>
               <w:bidi w:val="1"/>
             </w:pPr>
@@ -5437,7 +5725,8 @@
               <w:rPr>
                 <w:rFonts w:ascii="Amiri" w:hAnsi="Amiri" w:cs="Amiri" w:eastAsia="Amiri"/>
                 <w:b w:val="0"/>
-                <w:sz w:val="19"/>
+                <w:color w:val="173247"/>
+                <w:sz w:val="17"/>
               </w:rPr>
               <w:t>البنك التجاري (تمويل GAC مرحلة 1 و 2)</w:t>
             </w:r>
@@ -5445,18 +5734,18 @@
         </w:tc>
         <w:tc>
           <w:tcPr>
-            <w:tcW w:type="dxa" w:w="3028"/>
+            <w:tcW w:type="dxa" w:w="3050"/>
             <w:tcMar>
-              <w:top w:w="100" w:type="dxa"/>
-              <w:bottom w:w="100" w:type="dxa"/>
-              <w:left w:w="140" w:type="dxa"/>
-              <w:right w:w="140" w:type="dxa"/>
+              <w:top w:w="30" w:type="dxa"/>
+              <w:bottom w:w="30" w:type="dxa"/>
+              <w:left w:w="80" w:type="dxa"/>
+              <w:right w:w="80" w:type="dxa"/>
             </w:tcMar>
             <w:vAlign w:val="center"/>
           </w:tcPr>
           <w:p>
             <w:pPr>
-              <w:spacing w:after="20" w:line="276" w:lineRule="auto"/>
+              <w:spacing w:after="0" w:line="276" w:lineRule="auto"/>
               <w:jc w:val="right"/>
               <w:bidi w:val="1"/>
             </w:pPr>
@@ -5464,7 +5753,8 @@
               <w:rPr>
                 <w:rFonts w:ascii="Amiri" w:hAnsi="Amiri" w:cs="Amiri" w:eastAsia="Amiri"/>
                 <w:b w:val="0"/>
-                <w:sz w:val="19"/>
+                <w:color w:val="173247"/>
+                <w:sz w:val="17"/>
               </w:rPr>
               <w:t>عقد تمويل 17 مركبة GAC</w:t>
             </w:r>
@@ -5472,18 +5762,18 @@
         </w:tc>
         <w:tc>
           <w:tcPr>
-            <w:tcW w:type="dxa" w:w="3028"/>
+            <w:tcW w:type="dxa" w:w="3050"/>
             <w:tcMar>
-              <w:top w:w="100" w:type="dxa"/>
-              <w:bottom w:w="100" w:type="dxa"/>
-              <w:left w:w="140" w:type="dxa"/>
-              <w:right w:w="140" w:type="dxa"/>
+              <w:top w:w="30" w:type="dxa"/>
+              <w:bottom w:w="30" w:type="dxa"/>
+              <w:left w:w="80" w:type="dxa"/>
+              <w:right w:w="80" w:type="dxa"/>
             </w:tcMar>
             <w:vAlign w:val="center"/>
           </w:tcPr>
           <w:p>
             <w:pPr>
-              <w:spacing w:after="20" w:line="276" w:lineRule="auto"/>
+              <w:spacing w:after="0" w:line="276" w:lineRule="auto"/>
               <w:jc w:val="right"/>
               <w:bidi w:val="1"/>
             </w:pPr>
@@ -5491,7 +5781,8 @@
               <w:rPr>
                 <w:rFonts w:ascii="Amiri" w:hAnsi="Amiri" w:cs="Amiri" w:eastAsia="Amiri"/>
                 <w:b w:val="0"/>
-                <w:sz w:val="19"/>
+                <w:color w:val="173247"/>
+                <w:sz w:val="17"/>
               </w:rPr>
               <w:t>17</w:t>
             </w:r>
@@ -5499,18 +5790,18 @@
         </w:tc>
         <w:tc>
           <w:tcPr>
-            <w:tcW w:type="dxa" w:w="3028"/>
+            <w:tcW w:type="dxa" w:w="3050"/>
             <w:tcMar>
-              <w:top w:w="100" w:type="dxa"/>
-              <w:bottom w:w="100" w:type="dxa"/>
-              <w:left w:w="140" w:type="dxa"/>
-              <w:right w:w="140" w:type="dxa"/>
+              <w:top w:w="30" w:type="dxa"/>
+              <w:bottom w:w="30" w:type="dxa"/>
+              <w:left w:w="80" w:type="dxa"/>
+              <w:right w:w="80" w:type="dxa"/>
             </w:tcMar>
             <w:vAlign w:val="center"/>
           </w:tcPr>
           <w:p>
             <w:pPr>
-              <w:spacing w:after="20" w:line="276" w:lineRule="auto"/>
+              <w:spacing w:after="0" w:line="276" w:lineRule="auto"/>
               <w:jc w:val="center"/>
               <w:bidi w:val="1"/>
             </w:pPr>
@@ -5518,7 +5809,8 @@
               <w:rPr>
                 <w:rFonts w:ascii="Amiri" w:hAnsi="Amiri" w:cs="Amiri" w:eastAsia="Amiri"/>
                 <w:b w:val="0"/>
-                <w:sz w:val="19"/>
+                <w:color w:val="173247"/>
+                <w:sz w:val="17"/>
               </w:rPr>
               <w:t>872,200.00</w:t>
             </w:r>
@@ -5526,18 +5818,18 @@
         </w:tc>
         <w:tc>
           <w:tcPr>
-            <w:tcW w:type="dxa" w:w="3028"/>
+            <w:tcW w:type="dxa" w:w="3050"/>
             <w:tcMar>
-              <w:top w:w="100" w:type="dxa"/>
-              <w:bottom w:w="100" w:type="dxa"/>
-              <w:left w:w="140" w:type="dxa"/>
-              <w:right w:w="140" w:type="dxa"/>
+              <w:top w:w="30" w:type="dxa"/>
+              <w:bottom w:w="30" w:type="dxa"/>
+              <w:left w:w="80" w:type="dxa"/>
+              <w:right w:w="80" w:type="dxa"/>
             </w:tcMar>
             <w:vAlign w:val="center"/>
           </w:tcPr>
           <w:p>
             <w:pPr>
-              <w:spacing w:after="20" w:line="276" w:lineRule="auto"/>
+              <w:spacing w:after="0" w:line="276" w:lineRule="auto"/>
               <w:jc w:val="center"/>
               <w:bidi w:val="1"/>
             </w:pPr>
@@ -5545,7 +5837,8 @@
               <w:rPr>
                 <w:rFonts w:ascii="Amiri" w:hAnsi="Amiri" w:cs="Amiri" w:eastAsia="Amiri"/>
                 <w:b w:val="0"/>
-                <w:sz w:val="19"/>
+                <w:color w:val="173247"/>
+                <w:sz w:val="17"/>
               </w:rPr>
               <w:t>0.00 (مسدد بالكامل)</w:t>
             </w:r>
@@ -5553,21 +5846,24 @@
         </w:tc>
       </w:tr>
       <w:tr>
+        <w:trPr>
+          <w:cantSplit/>
+        </w:trPr>
         <w:tc>
           <w:tcPr>
-            <w:tcW w:type="dxa" w:w="3028"/>
+            <w:tcW w:type="dxa" w:w="3050"/>
             <w:shd w:fill="F1F5F7"/>
             <w:tcMar>
-              <w:top w:w="100" w:type="dxa"/>
-              <w:bottom w:w="100" w:type="dxa"/>
-              <w:left w:w="140" w:type="dxa"/>
-              <w:right w:w="140" w:type="dxa"/>
+              <w:top w:w="30" w:type="dxa"/>
+              <w:bottom w:w="30" w:type="dxa"/>
+              <w:left w:w="80" w:type="dxa"/>
+              <w:right w:w="80" w:type="dxa"/>
             </w:tcMar>
             <w:vAlign w:val="center"/>
           </w:tcPr>
           <w:p>
             <w:pPr>
-              <w:spacing w:after="20" w:line="276" w:lineRule="auto"/>
+              <w:spacing w:after="0" w:line="276" w:lineRule="auto"/>
               <w:jc w:val="right"/>
               <w:bidi w:val="1"/>
             </w:pPr>
@@ -5575,7 +5871,8 @@
               <w:rPr>
                 <w:rFonts w:ascii="Amiri" w:hAnsi="Amiri" w:cs="Amiri" w:eastAsia="Amiri"/>
                 <w:b w:val="0"/>
-                <w:sz w:val="19"/>
+                <w:color w:val="173247"/>
+                <w:sz w:val="17"/>
               </w:rPr>
               <w:t>شركة آل طالب موتورز (DONGFENG)</w:t>
             </w:r>
@@ -5583,19 +5880,19 @@
         </w:tc>
         <w:tc>
           <w:tcPr>
-            <w:tcW w:type="dxa" w:w="3028"/>
+            <w:tcW w:type="dxa" w:w="3050"/>
             <w:shd w:fill="F1F5F7"/>
             <w:tcMar>
-              <w:top w:w="100" w:type="dxa"/>
-              <w:bottom w:w="100" w:type="dxa"/>
-              <w:left w:w="140" w:type="dxa"/>
-              <w:right w:w="140" w:type="dxa"/>
+              <w:top w:w="30" w:type="dxa"/>
+              <w:bottom w:w="30" w:type="dxa"/>
+              <w:left w:w="80" w:type="dxa"/>
+              <w:right w:w="80" w:type="dxa"/>
             </w:tcMar>
             <w:vAlign w:val="center"/>
           </w:tcPr>
           <w:p>
             <w:pPr>
-              <w:spacing w:after="20" w:line="276" w:lineRule="auto"/>
+              <w:spacing w:after="0" w:line="276" w:lineRule="auto"/>
               <w:jc w:val="right"/>
               <w:bidi w:val="1"/>
             </w:pPr>
@@ -5603,7 +5900,8 @@
               <w:rPr>
                 <w:rFonts w:ascii="Amiri" w:hAnsi="Amiri" w:cs="Amiri" w:eastAsia="Amiri"/>
                 <w:b w:val="0"/>
-                <w:sz w:val="19"/>
+                <w:color w:val="173247"/>
+                <w:sz w:val="17"/>
               </w:rPr>
               <w:t>عقد تمويل 5 مركبات دونغ فينغ</w:t>
             </w:r>
@@ -5611,19 +5909,19 @@
         </w:tc>
         <w:tc>
           <w:tcPr>
-            <w:tcW w:type="dxa" w:w="3028"/>
+            <w:tcW w:type="dxa" w:w="3050"/>
             <w:shd w:fill="F1F5F7"/>
             <w:tcMar>
-              <w:top w:w="100" w:type="dxa"/>
-              <w:bottom w:w="100" w:type="dxa"/>
-              <w:left w:w="140" w:type="dxa"/>
-              <w:right w:w="140" w:type="dxa"/>
+              <w:top w:w="30" w:type="dxa"/>
+              <w:bottom w:w="30" w:type="dxa"/>
+              <w:left w:w="80" w:type="dxa"/>
+              <w:right w:w="80" w:type="dxa"/>
             </w:tcMar>
             <w:vAlign w:val="center"/>
           </w:tcPr>
           <w:p>
             <w:pPr>
-              <w:spacing w:after="20" w:line="276" w:lineRule="auto"/>
+              <w:spacing w:after="0" w:line="276" w:lineRule="auto"/>
               <w:jc w:val="right"/>
               <w:bidi w:val="1"/>
             </w:pPr>
@@ -5631,7 +5929,8 @@
               <w:rPr>
                 <w:rFonts w:ascii="Amiri" w:hAnsi="Amiri" w:cs="Amiri" w:eastAsia="Amiri"/>
                 <w:b w:val="0"/>
-                <w:sz w:val="19"/>
+                <w:color w:val="173247"/>
+                <w:sz w:val="17"/>
               </w:rPr>
               <w:t>5</w:t>
             </w:r>
@@ -5639,19 +5938,19 @@
         </w:tc>
         <w:tc>
           <w:tcPr>
-            <w:tcW w:type="dxa" w:w="3028"/>
+            <w:tcW w:type="dxa" w:w="3050"/>
             <w:shd w:fill="F1F5F7"/>
             <w:tcMar>
-              <w:top w:w="100" w:type="dxa"/>
-              <w:bottom w:w="100" w:type="dxa"/>
-              <w:left w:w="140" w:type="dxa"/>
-              <w:right w:w="140" w:type="dxa"/>
+              <w:top w:w="30" w:type="dxa"/>
+              <w:bottom w:w="30" w:type="dxa"/>
+              <w:left w:w="80" w:type="dxa"/>
+              <w:right w:w="80" w:type="dxa"/>
             </w:tcMar>
             <w:vAlign w:val="center"/>
           </w:tcPr>
           <w:p>
             <w:pPr>
-              <w:spacing w:after="20" w:line="276" w:lineRule="auto"/>
+              <w:spacing w:after="0" w:line="276" w:lineRule="auto"/>
               <w:jc w:val="center"/>
               <w:bidi w:val="1"/>
             </w:pPr>
@@ -5659,7 +5958,8 @@
               <w:rPr>
                 <w:rFonts w:ascii="Amiri" w:hAnsi="Amiri" w:cs="Amiri" w:eastAsia="Amiri"/>
                 <w:b w:val="0"/>
-                <w:sz w:val="19"/>
+                <w:color w:val="173247"/>
+                <w:sz w:val="17"/>
               </w:rPr>
               <w:t>391,140.00</w:t>
             </w:r>
@@ -5667,19 +5967,19 @@
         </w:tc>
         <w:tc>
           <w:tcPr>
-            <w:tcW w:type="dxa" w:w="3028"/>
+            <w:tcW w:type="dxa" w:w="3050"/>
             <w:shd w:fill="F1F5F7"/>
             <w:tcMar>
-              <w:top w:w="100" w:type="dxa"/>
-              <w:bottom w:w="100" w:type="dxa"/>
-              <w:left w:w="140" w:type="dxa"/>
-              <w:right w:w="140" w:type="dxa"/>
+              <w:top w:w="30" w:type="dxa"/>
+              <w:bottom w:w="30" w:type="dxa"/>
+              <w:left w:w="80" w:type="dxa"/>
+              <w:right w:w="80" w:type="dxa"/>
             </w:tcMar>
             <w:vAlign w:val="center"/>
           </w:tcPr>
           <w:p>
             <w:pPr>
-              <w:spacing w:after="20" w:line="276" w:lineRule="auto"/>
+              <w:spacing w:after="0" w:line="276" w:lineRule="auto"/>
               <w:jc w:val="center"/>
               <w:bidi w:val="1"/>
             </w:pPr>
@@ -5687,7 +5987,8 @@
               <w:rPr>
                 <w:rFonts w:ascii="Amiri" w:hAnsi="Amiri" w:cs="Amiri" w:eastAsia="Amiri"/>
                 <w:b w:val="0"/>
-                <w:sz w:val="19"/>
+                <w:color w:val="173247"/>
+                <w:sz w:val="17"/>
               </w:rPr>
               <w:t>0.00 (مسدد بالكامل)</w:t>
             </w:r>
@@ -5695,20 +5996,23 @@
         </w:tc>
       </w:tr>
       <w:tr>
+        <w:trPr>
+          <w:cantSplit/>
+        </w:trPr>
         <w:tc>
           <w:tcPr>
-            <w:tcW w:type="dxa" w:w="3028"/>
+            <w:tcW w:type="dxa" w:w="3050"/>
             <w:tcMar>
-              <w:top w:w="100" w:type="dxa"/>
-              <w:bottom w:w="100" w:type="dxa"/>
-              <w:left w:w="140" w:type="dxa"/>
-              <w:right w:w="140" w:type="dxa"/>
+              <w:top w:w="30" w:type="dxa"/>
+              <w:bottom w:w="30" w:type="dxa"/>
+              <w:left w:w="80" w:type="dxa"/>
+              <w:right w:w="80" w:type="dxa"/>
             </w:tcMar>
             <w:vAlign w:val="center"/>
           </w:tcPr>
           <w:p>
             <w:pPr>
-              <w:spacing w:after="20" w:line="276" w:lineRule="auto"/>
+              <w:spacing w:after="0" w:line="276" w:lineRule="auto"/>
               <w:jc w:val="right"/>
               <w:bidi w:val="1"/>
             </w:pPr>
@@ -5716,7 +6020,8 @@
               <w:rPr>
                 <w:rFonts w:ascii="Amiri" w:hAnsi="Amiri" w:cs="Amiri" w:eastAsia="Amiri"/>
                 <w:b w:val="0"/>
-                <w:sz w:val="19"/>
+                <w:color w:val="173247"/>
+                <w:sz w:val="17"/>
               </w:rPr>
               <w:t>تأمينات ودفعات العملاء (حساب 11211 وغيره)</w:t>
             </w:r>
@@ -5724,18 +6029,18 @@
         </w:tc>
         <w:tc>
           <w:tcPr>
-            <w:tcW w:type="dxa" w:w="3028"/>
+            <w:tcW w:type="dxa" w:w="3050"/>
             <w:tcMar>
-              <w:top w:w="100" w:type="dxa"/>
-              <w:bottom w:w="100" w:type="dxa"/>
-              <w:left w:w="140" w:type="dxa"/>
-              <w:right w:w="140" w:type="dxa"/>
+              <w:top w:w="30" w:type="dxa"/>
+              <w:bottom w:w="30" w:type="dxa"/>
+              <w:left w:w="80" w:type="dxa"/>
+              <w:right w:w="80" w:type="dxa"/>
             </w:tcMar>
             <w:vAlign w:val="center"/>
           </w:tcPr>
           <w:p>
             <w:pPr>
-              <w:spacing w:after="20" w:line="276" w:lineRule="auto"/>
+              <w:spacing w:after="0" w:line="276" w:lineRule="auto"/>
               <w:jc w:val="right"/>
               <w:bidi w:val="1"/>
             </w:pPr>
@@ -5743,7 +6048,8 @@
               <w:rPr>
                 <w:rFonts w:ascii="Amiri" w:hAnsi="Amiri" w:cs="Amiri" w:eastAsia="Amiri"/>
                 <w:b w:val="0"/>
-                <w:sz w:val="19"/>
+                <w:color w:val="173247"/>
+                <w:sz w:val="17"/>
               </w:rPr>
               <w:t>أمانات ودفعات تحت التسوية لعقود المنتهي بالتملك</w:t>
             </w:r>
@@ -5751,18 +6057,18 @@
         </w:tc>
         <w:tc>
           <w:tcPr>
-            <w:tcW w:type="dxa" w:w="3028"/>
+            <w:tcW w:type="dxa" w:w="3050"/>
             <w:tcMar>
-              <w:top w:w="100" w:type="dxa"/>
-              <w:bottom w:w="100" w:type="dxa"/>
-              <w:left w:w="140" w:type="dxa"/>
-              <w:right w:w="140" w:type="dxa"/>
+              <w:top w:w="30" w:type="dxa"/>
+              <w:bottom w:w="30" w:type="dxa"/>
+              <w:left w:w="80" w:type="dxa"/>
+              <w:right w:w="80" w:type="dxa"/>
             </w:tcMar>
             <w:vAlign w:val="center"/>
           </w:tcPr>
           <w:p>
             <w:pPr>
-              <w:spacing w:after="20" w:line="276" w:lineRule="auto"/>
+              <w:spacing w:after="0" w:line="276" w:lineRule="auto"/>
               <w:jc w:val="right"/>
               <w:bidi w:val="1"/>
             </w:pPr>
@@ -5770,7 +6076,8 @@
               <w:rPr>
                 <w:rFonts w:ascii="Amiri" w:hAnsi="Amiri" w:cs="Amiri" w:eastAsia="Amiri"/>
                 <w:b w:val="0"/>
-                <w:sz w:val="19"/>
+                <w:color w:val="173247"/>
+                <w:sz w:val="17"/>
               </w:rPr>
               <w:t>—</w:t>
             </w:r>
@@ -5778,18 +6085,18 @@
         </w:tc>
         <w:tc>
           <w:tcPr>
-            <w:tcW w:type="dxa" w:w="3028"/>
+            <w:tcW w:type="dxa" w:w="3050"/>
             <w:tcMar>
-              <w:top w:w="100" w:type="dxa"/>
-              <w:bottom w:w="100" w:type="dxa"/>
-              <w:left w:w="140" w:type="dxa"/>
-              <w:right w:w="140" w:type="dxa"/>
+              <w:top w:w="30" w:type="dxa"/>
+              <w:bottom w:w="30" w:type="dxa"/>
+              <w:left w:w="80" w:type="dxa"/>
+              <w:right w:w="80" w:type="dxa"/>
             </w:tcMar>
             <w:vAlign w:val="center"/>
           </w:tcPr>
           <w:p>
             <w:pPr>
-              <w:spacing w:after="20" w:line="276" w:lineRule="auto"/>
+              <w:spacing w:after="0" w:line="276" w:lineRule="auto"/>
               <w:jc w:val="center"/>
               <w:bidi w:val="1"/>
             </w:pPr>
@@ -5797,7 +6104,8 @@
               <w:rPr>
                 <w:rFonts w:ascii="Amiri" w:hAnsi="Amiri" w:cs="Amiri" w:eastAsia="Amiri"/>
                 <w:b w:val="0"/>
-                <w:sz w:val="19"/>
+                <w:color w:val="173247"/>
+                <w:sz w:val="17"/>
               </w:rPr>
               <w:t>—</w:t>
             </w:r>
@@ -5805,18 +6113,18 @@
         </w:tc>
         <w:tc>
           <w:tcPr>
-            <w:tcW w:type="dxa" w:w="3028"/>
+            <w:tcW w:type="dxa" w:w="3050"/>
             <w:tcMar>
-              <w:top w:w="100" w:type="dxa"/>
-              <w:bottom w:w="100" w:type="dxa"/>
-              <w:left w:w="140" w:type="dxa"/>
-              <w:right w:w="140" w:type="dxa"/>
+              <w:top w:w="30" w:type="dxa"/>
+              <w:bottom w:w="30" w:type="dxa"/>
+              <w:left w:w="80" w:type="dxa"/>
+              <w:right w:w="80" w:type="dxa"/>
             </w:tcMar>
             <w:vAlign w:val="center"/>
           </w:tcPr>
           <w:p>
             <w:pPr>
-              <w:spacing w:after="20" w:line="276" w:lineRule="auto"/>
+              <w:spacing w:after="0" w:line="276" w:lineRule="auto"/>
               <w:jc w:val="center"/>
               <w:bidi w:val="1"/>
             </w:pPr>
@@ -5824,7 +6132,8 @@
               <w:rPr>
                 <w:rFonts w:ascii="Amiri" w:hAnsi="Amiri" w:cs="Amiri" w:eastAsia="Amiri"/>
                 <w:b w:val="0"/>
-                <w:sz w:val="19"/>
+                <w:color w:val="173247"/>
+                <w:sz w:val="17"/>
               </w:rPr>
               <w:t>1,366,376.49</w:t>
             </w:r>
@@ -5832,21 +6141,24 @@
         </w:tc>
       </w:tr>
       <w:tr>
+        <w:trPr>
+          <w:cantSplit/>
+        </w:trPr>
         <w:tc>
           <w:tcPr>
-            <w:tcW w:type="dxa" w:w="3028"/>
+            <w:tcW w:type="dxa" w:w="3050"/>
             <w:shd w:fill="E1ECF2"/>
             <w:tcMar>
-              <w:top w:w="100" w:type="dxa"/>
-              <w:bottom w:w="100" w:type="dxa"/>
-              <w:left w:w="140" w:type="dxa"/>
-              <w:right w:w="140" w:type="dxa"/>
+              <w:top w:w="30" w:type="dxa"/>
+              <w:bottom w:w="30" w:type="dxa"/>
+              <w:left w:w="80" w:type="dxa"/>
+              <w:right w:w="80" w:type="dxa"/>
             </w:tcMar>
             <w:vAlign w:val="center"/>
           </w:tcPr>
           <w:p>
             <w:pPr>
-              <w:spacing w:after="20" w:line="276" w:lineRule="auto"/>
+              <w:spacing w:after="0" w:line="276" w:lineRule="auto"/>
               <w:jc w:val="right"/>
               <w:bidi w:val="1"/>
             </w:pPr>
@@ -5854,7 +6166,8 @@
               <w:rPr>
                 <w:rFonts w:ascii="Amiri" w:hAnsi="Amiri" w:cs="Amiri" w:eastAsia="Amiri"/>
                 <w:b/>
-                <w:sz w:val="19"/>
+                <w:color w:val="173247"/>
+                <w:sz w:val="17"/>
               </w:rPr>
               <w:t>إجمالي التزامات الشركة القائمة</w:t>
             </w:r>
@@ -5862,19 +6175,19 @@
         </w:tc>
         <w:tc>
           <w:tcPr>
-            <w:tcW w:type="dxa" w:w="3028"/>
+            <w:tcW w:type="dxa" w:w="3050"/>
             <w:shd w:fill="E1ECF2"/>
             <w:tcMar>
-              <w:top w:w="100" w:type="dxa"/>
-              <w:bottom w:w="100" w:type="dxa"/>
-              <w:left w:w="140" w:type="dxa"/>
-              <w:right w:w="140" w:type="dxa"/>
+              <w:top w:w="30" w:type="dxa"/>
+              <w:bottom w:w="30" w:type="dxa"/>
+              <w:left w:w="80" w:type="dxa"/>
+              <w:right w:w="80" w:type="dxa"/>
             </w:tcMar>
             <w:vAlign w:val="center"/>
           </w:tcPr>
           <w:p>
             <w:pPr>
-              <w:spacing w:after="20" w:line="276" w:lineRule="auto"/>
+              <w:spacing w:after="0" w:line="276" w:lineRule="auto"/>
               <w:jc w:val="right"/>
               <w:bidi w:val="1"/>
             </w:pPr>
@@ -5882,7 +6195,8 @@
               <w:rPr>
                 <w:rFonts w:ascii="Amiri" w:hAnsi="Amiri" w:cs="Amiri" w:eastAsia="Amiri"/>
                 <w:b/>
-                <w:sz w:val="19"/>
+                <w:color w:val="173247"/>
+                <w:sz w:val="17"/>
               </w:rPr>
               <w:t>مطابق تماماً لمجموع التزامات الميزانية العمومية المعتمدة</w:t>
             </w:r>
@@ -5890,19 +6204,19 @@
         </w:tc>
         <w:tc>
           <w:tcPr>
-            <w:tcW w:type="dxa" w:w="3028"/>
+            <w:tcW w:type="dxa" w:w="3050"/>
             <w:shd w:fill="E1ECF2"/>
             <w:tcMar>
-              <w:top w:w="100" w:type="dxa"/>
-              <w:bottom w:w="100" w:type="dxa"/>
-              <w:left w:w="140" w:type="dxa"/>
-              <w:right w:w="140" w:type="dxa"/>
+              <w:top w:w="30" w:type="dxa"/>
+              <w:bottom w:w="30" w:type="dxa"/>
+              <w:left w:w="80" w:type="dxa"/>
+              <w:right w:w="80" w:type="dxa"/>
             </w:tcMar>
             <w:vAlign w:val="center"/>
           </w:tcPr>
           <w:p>
             <w:pPr>
-              <w:spacing w:after="20" w:line="276" w:lineRule="auto"/>
+              <w:spacing w:after="0" w:line="276" w:lineRule="auto"/>
               <w:jc w:val="right"/>
               <w:bidi w:val="1"/>
             </w:pPr>
@@ -5910,7 +6224,8 @@
               <w:rPr>
                 <w:rFonts w:ascii="Amiri" w:hAnsi="Amiri" w:cs="Amiri" w:eastAsia="Amiri"/>
                 <w:b/>
-                <w:sz w:val="19"/>
+                <w:color w:val="173247"/>
+                <w:sz w:val="17"/>
               </w:rPr>
               <w:t>193</w:t>
             </w:r>
@@ -5918,19 +6233,19 @@
         </w:tc>
         <w:tc>
           <w:tcPr>
-            <w:tcW w:type="dxa" w:w="3028"/>
+            <w:tcW w:type="dxa" w:w="3050"/>
             <w:shd w:fill="E1ECF2"/>
             <w:tcMar>
-              <w:top w:w="100" w:type="dxa"/>
-              <w:bottom w:w="100" w:type="dxa"/>
-              <w:left w:w="140" w:type="dxa"/>
-              <w:right w:w="140" w:type="dxa"/>
+              <w:top w:w="30" w:type="dxa"/>
+              <w:bottom w:w="30" w:type="dxa"/>
+              <w:left w:w="80" w:type="dxa"/>
+              <w:right w:w="80" w:type="dxa"/>
             </w:tcMar>
             <w:vAlign w:val="center"/>
           </w:tcPr>
           <w:p>
             <w:pPr>
-              <w:spacing w:after="20" w:line="276" w:lineRule="auto"/>
+              <w:spacing w:after="0" w:line="276" w:lineRule="auto"/>
               <w:jc w:val="center"/>
               <w:bidi w:val="1"/>
             </w:pPr>
@@ -5938,7 +6253,8 @@
               <w:rPr>
                 <w:rFonts w:ascii="Amiri" w:hAnsi="Amiri" w:cs="Amiri" w:eastAsia="Amiri"/>
                 <w:b/>
-                <w:sz w:val="19"/>
+                <w:color w:val="173247"/>
+                <w:sz w:val="17"/>
               </w:rPr>
               <w:t>3,286,706.00</w:t>
             </w:r>
@@ -5946,19 +6262,19 @@
         </w:tc>
         <w:tc>
           <w:tcPr>
-            <w:tcW w:type="dxa" w:w="3028"/>
+            <w:tcW w:type="dxa" w:w="3050"/>
             <w:shd w:fill="E1ECF2"/>
             <w:tcMar>
-              <w:top w:w="100" w:type="dxa"/>
-              <w:bottom w:w="100" w:type="dxa"/>
-              <w:left w:w="140" w:type="dxa"/>
-              <w:right w:w="140" w:type="dxa"/>
+              <w:top w:w="30" w:type="dxa"/>
+              <w:bottom w:w="30" w:type="dxa"/>
+              <w:left w:w="80" w:type="dxa"/>
+              <w:right w:w="80" w:type="dxa"/>
             </w:tcMar>
             <w:vAlign w:val="center"/>
           </w:tcPr>
           <w:p>
             <w:pPr>
-              <w:spacing w:after="20" w:line="276" w:lineRule="auto"/>
+              <w:spacing w:after="0" w:line="276" w:lineRule="auto"/>
               <w:jc w:val="center"/>
               <w:bidi w:val="1"/>
             </w:pPr>
@@ -5966,7 +6282,8 @@
               <w:rPr>
                 <w:rFonts w:ascii="Amiri" w:hAnsi="Amiri" w:cs="Amiri" w:eastAsia="Amiri"/>
                 <w:b/>
-                <w:sz w:val="19"/>
+                <w:color w:val="173247"/>
+                <w:sz w:val="17"/>
               </w:rPr>
               <w:t>7,630,490.59</w:t>
             </w:r>
@@ -5976,7 +6293,7 @@
     </w:tbl>
     <w:p>
       <w:pPr>
-        <w:spacing w:after="160" w:line="276" w:lineRule="auto"/>
+        <w:spacing w:after="80" w:line="276" w:lineRule="auto"/>
         <w:jc w:val="right"/>
         <w:bidi w:val="1"/>
       </w:pPr>
@@ -5984,13 +6301,14 @@
         <w:rPr>
           <w:rFonts w:ascii="Amiri" w:hAnsi="Amiri" w:cs="Amiri" w:eastAsia="Amiri"/>
           <w:b w:val="0"/>
-          <w:sz w:val="22"/>
+          <w:color w:val="173247"/>
+          <w:sz w:val="21"/>
         </w:rPr>
       </w:r>
     </w:p>
     <w:p>
       <w:pPr>
-        <w:spacing w:after="120" w:line="276" w:lineRule="auto" w:before="240"/>
+        <w:spacing w:after="80" w:line="276" w:lineRule="auto" w:before="160"/>
         <w:jc w:val="right"/>
         <w:keepNext/>
         <w:bidi w:val="1"/>
@@ -6000,7 +6318,7 @@
           <w:rFonts w:ascii="Amiri" w:hAnsi="Amiri" w:cs="Amiri" w:eastAsia="Amiri"/>
           <w:b/>
           <w:color w:val="294B62"/>
-          <w:sz w:val="30"/>
+          <w:sz w:val="27"/>
         </w:rPr>
         <w:t>4. ملخص الأصول وأسطول الـ 221 مركبة وأعمار الذمم المدينة</w:t>
       </w:r>
@@ -6011,28 +6329,40 @@
         <w:jc w:val="center"/>
         <w:tblLook w:firstColumn="1" w:firstRow="1" w:lastColumn="0" w:lastRow="0" w:noHBand="0" w:noVBand="1" w:val="04A0"/>
         <w:bidiVisual/>
+        <w:tblBorders>
+          <w:top w:val="single" w:sz="4" w:space="0" w:color="D7E1E8"/>
+          <w:bottom w:val="single" w:sz="6" w:space="0" w:color="294B62"/>
+          <w:left w:val="none"/>
+          <w:right w:val="none"/>
+          <w:insideH w:val="single" w:sz="4" w:space="0" w:color="D7E1E8"/>
+          <w:insideV w:val="none"/>
+        </w:tblBorders>
       </w:tblPr>
       <w:tblGrid>
-        <w:gridCol w:w="5046"/>
-        <w:gridCol w:w="5046"/>
-        <w:gridCol w:w="5046"/>
+        <w:gridCol w:w="5083"/>
+        <w:gridCol w:w="5083"/>
+        <w:gridCol w:w="5083"/>
       </w:tblGrid>
       <w:tr>
+        <w:trPr>
+          <w:cantSplit/>
+          <w:tblHeader/>
+        </w:trPr>
         <w:tc>
           <w:tcPr>
-            <w:tcW w:type="dxa" w:w="5046"/>
+            <w:tcW w:type="dxa" w:w="5083"/>
             <w:shd w:fill="294B62"/>
             <w:tcMar>
-              <w:top w:w="100" w:type="dxa"/>
-              <w:bottom w:w="100" w:type="dxa"/>
-              <w:left w:w="140" w:type="dxa"/>
-              <w:right w:w="140" w:type="dxa"/>
+              <w:top w:w="30" w:type="dxa"/>
+              <w:bottom w:w="30" w:type="dxa"/>
+              <w:left w:w="80" w:type="dxa"/>
+              <w:right w:w="80" w:type="dxa"/>
             </w:tcMar>
             <w:vAlign w:val="center"/>
           </w:tcPr>
           <w:p>
             <w:pPr>
-              <w:spacing w:after="20" w:line="276" w:lineRule="auto"/>
+              <w:spacing w:after="0" w:line="276" w:lineRule="auto"/>
               <w:jc w:val="right"/>
               <w:bidi w:val="1"/>
             </w:pPr>
@@ -6041,7 +6371,7 @@
                 <w:rFonts w:ascii="Amiri" w:hAnsi="Amiri" w:cs="Amiri" w:eastAsia="Amiri"/>
                 <w:b/>
                 <w:color w:val="FFFFFF"/>
-                <w:sz w:val="21"/>
+                <w:sz w:val="19"/>
               </w:rPr>
               <w:t>بند الأصول / التحصيل</w:t>
             </w:r>
@@ -6049,19 +6379,19 @@
         </w:tc>
         <w:tc>
           <w:tcPr>
-            <w:tcW w:type="dxa" w:w="5046"/>
+            <w:tcW w:type="dxa" w:w="5083"/>
             <w:shd w:fill="294B62"/>
             <w:tcMar>
-              <w:top w:w="100" w:type="dxa"/>
-              <w:bottom w:w="100" w:type="dxa"/>
-              <w:left w:w="140" w:type="dxa"/>
-              <w:right w:w="140" w:type="dxa"/>
+              <w:top w:w="30" w:type="dxa"/>
+              <w:bottom w:w="30" w:type="dxa"/>
+              <w:left w:w="80" w:type="dxa"/>
+              <w:right w:w="80" w:type="dxa"/>
             </w:tcMar>
             <w:vAlign w:val="center"/>
           </w:tcPr>
           <w:p>
             <w:pPr>
-              <w:spacing w:after="20" w:line="276" w:lineRule="auto"/>
+              <w:spacing w:after="0" w:line="276" w:lineRule="auto"/>
               <w:jc w:val="center"/>
               <w:bidi w:val="1"/>
             </w:pPr>
@@ -6070,7 +6400,7 @@
                 <w:rFonts w:ascii="Amiri" w:hAnsi="Amiri" w:cs="Amiri" w:eastAsia="Amiri"/>
                 <w:b/>
                 <w:color w:val="FFFFFF"/>
-                <w:sz w:val="21"/>
+                <w:sz w:val="19"/>
               </w:rPr>
               <w:t>القيمة الإجمالية (ر.ق)</w:t>
             </w:r>
@@ -6078,19 +6408,19 @@
         </w:tc>
         <w:tc>
           <w:tcPr>
-            <w:tcW w:type="dxa" w:w="5046"/>
+            <w:tcW w:type="dxa" w:w="5083"/>
             <w:shd w:fill="294B62"/>
             <w:tcMar>
-              <w:top w:w="100" w:type="dxa"/>
-              <w:bottom w:w="100" w:type="dxa"/>
-              <w:left w:w="140" w:type="dxa"/>
-              <w:right w:w="140" w:type="dxa"/>
+              <w:top w:w="30" w:type="dxa"/>
+              <w:bottom w:w="30" w:type="dxa"/>
+              <w:left w:w="80" w:type="dxa"/>
+              <w:right w:w="80" w:type="dxa"/>
             </w:tcMar>
             <w:vAlign w:val="center"/>
           </w:tcPr>
           <w:p>
             <w:pPr>
-              <w:spacing w:after="20" w:line="276" w:lineRule="auto"/>
+              <w:spacing w:after="0" w:line="276" w:lineRule="auto"/>
               <w:jc w:val="right"/>
               <w:bidi w:val="1"/>
             </w:pPr>
@@ -6099,7 +6429,7 @@
                 <w:rFonts w:ascii="Amiri" w:hAnsi="Amiri" w:cs="Amiri" w:eastAsia="Amiri"/>
                 <w:b/>
                 <w:color w:val="FFFFFF"/>
-                <w:sz w:val="21"/>
+                <w:sz w:val="19"/>
               </w:rPr>
               <w:t>الوضع الراهن للتصفية والإفلاس</w:t>
             </w:r>
@@ -6107,21 +6437,24 @@
         </w:tc>
       </w:tr>
       <w:tr>
+        <w:trPr>
+          <w:cantSplit/>
+        </w:trPr>
         <w:tc>
           <w:tcPr>
-            <w:tcW w:type="dxa" w:w="5046"/>
+            <w:tcW w:type="dxa" w:w="5083"/>
             <w:shd w:fill="F1F5F7"/>
             <w:tcMar>
-              <w:top w:w="100" w:type="dxa"/>
-              <w:bottom w:w="100" w:type="dxa"/>
-              <w:left w:w="140" w:type="dxa"/>
-              <w:right w:w="140" w:type="dxa"/>
+              <w:top w:w="30" w:type="dxa"/>
+              <w:bottom w:w="30" w:type="dxa"/>
+              <w:left w:w="80" w:type="dxa"/>
+              <w:right w:w="80" w:type="dxa"/>
             </w:tcMar>
             <w:vAlign w:val="center"/>
           </w:tcPr>
           <w:p>
             <w:pPr>
-              <w:spacing w:after="20" w:line="276" w:lineRule="auto"/>
+              <w:spacing w:after="0" w:line="276" w:lineRule="auto"/>
               <w:jc w:val="right"/>
               <w:bidi w:val="1"/>
             </w:pPr>
@@ -6129,7 +6462,8 @@
               <w:rPr>
                 <w:rFonts w:ascii="Amiri" w:hAnsi="Amiri" w:cs="Amiri" w:eastAsia="Amiri"/>
                 <w:b/>
-                <w:sz w:val="19"/>
+                <w:color w:val="173247"/>
+                <w:sz w:val="17"/>
               </w:rPr>
               <w:t>التكلفة التاريخية لأسطول المركبات (221 مركبة)</w:t>
             </w:r>
@@ -6137,19 +6471,19 @@
         </w:tc>
         <w:tc>
           <w:tcPr>
-            <w:tcW w:type="dxa" w:w="5046"/>
+            <w:tcW w:type="dxa" w:w="5083"/>
             <w:shd w:fill="F1F5F7"/>
             <w:tcMar>
-              <w:top w:w="100" w:type="dxa"/>
-              <w:bottom w:w="100" w:type="dxa"/>
-              <w:left w:w="140" w:type="dxa"/>
-              <w:right w:w="140" w:type="dxa"/>
+              <w:top w:w="30" w:type="dxa"/>
+              <w:bottom w:w="30" w:type="dxa"/>
+              <w:left w:w="80" w:type="dxa"/>
+              <w:right w:w="80" w:type="dxa"/>
             </w:tcMar>
             <w:vAlign w:val="center"/>
           </w:tcPr>
           <w:p>
             <w:pPr>
-              <w:spacing w:after="20" w:line="276" w:lineRule="auto"/>
+              <w:spacing w:after="0" w:line="276" w:lineRule="auto"/>
               <w:jc w:val="center"/>
               <w:bidi w:val="1"/>
             </w:pPr>
@@ -6157,7 +6491,8 @@
               <w:rPr>
                 <w:rFonts w:ascii="Amiri" w:hAnsi="Amiri" w:cs="Amiri" w:eastAsia="Amiri"/>
                 <w:b w:val="0"/>
-                <w:sz w:val="19"/>
+                <w:color w:val="173247"/>
+                <w:sz w:val="17"/>
               </w:rPr>
               <w:t>12,649,223.53</w:t>
             </w:r>
@@ -6165,19 +6500,19 @@
         </w:tc>
         <w:tc>
           <w:tcPr>
-            <w:tcW w:type="dxa" w:w="5046"/>
+            <w:tcW w:type="dxa" w:w="5083"/>
             <w:shd w:fill="F1F5F7"/>
             <w:tcMar>
-              <w:top w:w="100" w:type="dxa"/>
-              <w:bottom w:w="100" w:type="dxa"/>
-              <w:left w:w="140" w:type="dxa"/>
-              <w:right w:w="140" w:type="dxa"/>
+              <w:top w:w="30" w:type="dxa"/>
+              <w:bottom w:w="30" w:type="dxa"/>
+              <w:left w:w="80" w:type="dxa"/>
+              <w:right w:w="80" w:type="dxa"/>
             </w:tcMar>
             <w:vAlign w:val="center"/>
           </w:tcPr>
           <w:p>
             <w:pPr>
-              <w:spacing w:after="20" w:line="276" w:lineRule="auto"/>
+              <w:spacing w:after="0" w:line="276" w:lineRule="auto"/>
               <w:jc w:val="right"/>
               <w:bidi w:val="1"/>
             </w:pPr>
@@ -6185,7 +6520,8 @@
               <w:rPr>
                 <w:rFonts w:ascii="Amiri" w:hAnsi="Amiri" w:cs="Amiri" w:eastAsia="Amiri"/>
                 <w:b w:val="0"/>
-                <w:sz w:val="19"/>
+                <w:color w:val="173247"/>
+                <w:sz w:val="17"/>
               </w:rPr>
               <w:t>مستكملة بفواتير المانع والموردين وتواريخ أول قسط</w:t>
             </w:r>
@@ -6193,20 +6529,23 @@
         </w:tc>
       </w:tr>
       <w:tr>
+        <w:trPr>
+          <w:cantSplit/>
+        </w:trPr>
         <w:tc>
           <w:tcPr>
-            <w:tcW w:type="dxa" w:w="5046"/>
+            <w:tcW w:type="dxa" w:w="5083"/>
             <w:tcMar>
-              <w:top w:w="100" w:type="dxa"/>
-              <w:bottom w:w="100" w:type="dxa"/>
-              <w:left w:w="140" w:type="dxa"/>
-              <w:right w:w="140" w:type="dxa"/>
+              <w:top w:w="30" w:type="dxa"/>
+              <w:bottom w:w="30" w:type="dxa"/>
+              <w:left w:w="80" w:type="dxa"/>
+              <w:right w:w="80" w:type="dxa"/>
             </w:tcMar>
             <w:vAlign w:val="center"/>
           </w:tcPr>
           <w:p>
             <w:pPr>
-              <w:spacing w:after="20" w:line="276" w:lineRule="auto"/>
+              <w:spacing w:after="0" w:line="276" w:lineRule="auto"/>
               <w:jc w:val="right"/>
               <w:bidi w:val="1"/>
             </w:pPr>
@@ -6214,7 +6553,8 @@
               <w:rPr>
                 <w:rFonts w:ascii="Amiri" w:hAnsi="Amiri" w:cs="Amiri" w:eastAsia="Amiri"/>
                 <w:b/>
-                <w:sz w:val="19"/>
+                <w:color w:val="173247"/>
+                <w:sz w:val="17"/>
               </w:rPr>
               <w:t>مجمع الإهلاك المحسوب حتى 30/09/2026</w:t>
             </w:r>
@@ -6222,18 +6562,18 @@
         </w:tc>
         <w:tc>
           <w:tcPr>
-            <w:tcW w:type="dxa" w:w="5046"/>
+            <w:tcW w:type="dxa" w:w="5083"/>
             <w:tcMar>
-              <w:top w:w="100" w:type="dxa"/>
-              <w:bottom w:w="100" w:type="dxa"/>
-              <w:left w:w="140" w:type="dxa"/>
-              <w:right w:w="140" w:type="dxa"/>
+              <w:top w:w="30" w:type="dxa"/>
+              <w:bottom w:w="30" w:type="dxa"/>
+              <w:left w:w="80" w:type="dxa"/>
+              <w:right w:w="80" w:type="dxa"/>
             </w:tcMar>
             <w:vAlign w:val="center"/>
           </w:tcPr>
           <w:p>
             <w:pPr>
-              <w:spacing w:after="20" w:line="276" w:lineRule="auto"/>
+              <w:spacing w:after="0" w:line="276" w:lineRule="auto"/>
               <w:jc w:val="center"/>
               <w:bidi w:val="1"/>
             </w:pPr>
@@ -6241,7 +6581,8 @@
               <w:rPr>
                 <w:rFonts w:ascii="Amiri" w:hAnsi="Amiri" w:cs="Amiri" w:eastAsia="Amiri"/>
                 <w:b w:val="0"/>
-                <w:sz w:val="19"/>
+                <w:color w:val="173247"/>
+                <w:sz w:val="17"/>
               </w:rPr>
               <w:t>2,971,597.38</w:t>
             </w:r>
@@ -6249,18 +6590,18 @@
         </w:tc>
         <w:tc>
           <w:tcPr>
-            <w:tcW w:type="dxa" w:w="5046"/>
+            <w:tcW w:type="dxa" w:w="5083"/>
             <w:tcMar>
-              <w:top w:w="100" w:type="dxa"/>
-              <w:bottom w:w="100" w:type="dxa"/>
-              <w:left w:w="140" w:type="dxa"/>
-              <w:right w:w="140" w:type="dxa"/>
+              <w:top w:w="30" w:type="dxa"/>
+              <w:bottom w:w="30" w:type="dxa"/>
+              <w:left w:w="80" w:type="dxa"/>
+              <w:right w:w="80" w:type="dxa"/>
             </w:tcMar>
             <w:vAlign w:val="center"/>
           </w:tcPr>
           <w:p>
             <w:pPr>
-              <w:spacing w:after="20" w:line="276" w:lineRule="auto"/>
+              <w:spacing w:after="0" w:line="276" w:lineRule="auto"/>
               <w:jc w:val="right"/>
               <w:bidi w:val="1"/>
             </w:pPr>
@@ -6268,7 +6609,8 @@
               <w:rPr>
                 <w:rFonts w:ascii="Amiri" w:hAnsi="Amiri" w:cs="Amiri" w:eastAsia="Amiri"/>
                 <w:b w:val="0"/>
-                <w:sz w:val="19"/>
+                <w:color w:val="173247"/>
+                <w:sz w:val="17"/>
               </w:rPr>
               <w:t>محسوب بطريقة القسط الثابت من تاريخ بدء التشغيل</w:t>
             </w:r>
@@ -6276,21 +6618,24 @@
         </w:tc>
       </w:tr>
       <w:tr>
+        <w:trPr>
+          <w:cantSplit/>
+        </w:trPr>
         <w:tc>
           <w:tcPr>
-            <w:tcW w:type="dxa" w:w="5046"/>
+            <w:tcW w:type="dxa" w:w="5083"/>
             <w:shd w:fill="F1F5F7"/>
             <w:tcMar>
-              <w:top w:w="100" w:type="dxa"/>
-              <w:bottom w:w="100" w:type="dxa"/>
-              <w:left w:w="140" w:type="dxa"/>
-              <w:right w:w="140" w:type="dxa"/>
+              <w:top w:w="30" w:type="dxa"/>
+              <w:bottom w:w="30" w:type="dxa"/>
+              <w:left w:w="80" w:type="dxa"/>
+              <w:right w:w="80" w:type="dxa"/>
             </w:tcMar>
             <w:vAlign w:val="center"/>
           </w:tcPr>
           <w:p>
             <w:pPr>
-              <w:spacing w:after="20" w:line="276" w:lineRule="auto"/>
+              <w:spacing w:after="0" w:line="276" w:lineRule="auto"/>
               <w:jc w:val="right"/>
               <w:bidi w:val="1"/>
             </w:pPr>
@@ -6298,7 +6643,8 @@
               <w:rPr>
                 <w:rFonts w:ascii="Amiri" w:hAnsi="Amiri" w:cs="Amiri" w:eastAsia="Amiri"/>
                 <w:b/>
-                <w:sz w:val="19"/>
+                <w:color w:val="173247"/>
+                <w:sz w:val="17"/>
               </w:rPr>
               <w:t>صافي القيمة الدفترية الحالية للأسطول</w:t>
             </w:r>
@@ -6306,19 +6652,19 @@
         </w:tc>
         <w:tc>
           <w:tcPr>
-            <w:tcW w:type="dxa" w:w="5046"/>
+            <w:tcW w:type="dxa" w:w="5083"/>
             <w:shd w:fill="F1F5F7"/>
             <w:tcMar>
-              <w:top w:w="100" w:type="dxa"/>
-              <w:bottom w:w="100" w:type="dxa"/>
-              <w:left w:w="140" w:type="dxa"/>
-              <w:right w:w="140" w:type="dxa"/>
+              <w:top w:w="30" w:type="dxa"/>
+              <w:bottom w:w="30" w:type="dxa"/>
+              <w:left w:w="80" w:type="dxa"/>
+              <w:right w:w="80" w:type="dxa"/>
             </w:tcMar>
             <w:vAlign w:val="center"/>
           </w:tcPr>
           <w:p>
             <w:pPr>
-              <w:spacing w:after="20" w:line="276" w:lineRule="auto"/>
+              <w:spacing w:after="0" w:line="276" w:lineRule="auto"/>
               <w:jc w:val="center"/>
               <w:bidi w:val="1"/>
             </w:pPr>
@@ -6326,7 +6672,8 @@
               <w:rPr>
                 <w:rFonts w:ascii="Amiri" w:hAnsi="Amiri" w:cs="Amiri" w:eastAsia="Amiri"/>
                 <w:b w:val="0"/>
-                <w:sz w:val="19"/>
+                <w:color w:val="173247"/>
+                <w:sz w:val="17"/>
               </w:rPr>
               <w:t>9,677,626.15</w:t>
             </w:r>
@@ -6334,19 +6681,19 @@
         </w:tc>
         <w:tc>
           <w:tcPr>
-            <w:tcW w:type="dxa" w:w="5046"/>
+            <w:tcW w:type="dxa" w:w="5083"/>
             <w:shd w:fill="F1F5F7"/>
             <w:tcMar>
-              <w:top w:w="100" w:type="dxa"/>
-              <w:bottom w:w="100" w:type="dxa"/>
-              <w:left w:w="140" w:type="dxa"/>
-              <w:right w:w="140" w:type="dxa"/>
+              <w:top w:w="30" w:type="dxa"/>
+              <w:bottom w:w="30" w:type="dxa"/>
+              <w:left w:w="80" w:type="dxa"/>
+              <w:right w:w="80" w:type="dxa"/>
             </w:tcMar>
             <w:vAlign w:val="center"/>
           </w:tcPr>
           <w:p>
             <w:pPr>
-              <w:spacing w:after="20" w:line="276" w:lineRule="auto"/>
+              <w:spacing w:after="0" w:line="276" w:lineRule="auto"/>
               <w:jc w:val="right"/>
               <w:bidi w:val="1"/>
             </w:pPr>
@@ -6354,7 +6701,8 @@
               <w:rPr>
                 <w:rFonts w:ascii="Amiri" w:hAnsi="Amiri" w:cs="Amiri" w:eastAsia="Amiri"/>
                 <w:b w:val="0"/>
-                <w:sz w:val="19"/>
+                <w:color w:val="173247"/>
+                <w:sz w:val="17"/>
               </w:rPr>
               <w:t>الأساس المتاح للمثمن وأمين التفليسة للتسييل (94 جاهزة للبيع)</w:t>
             </w:r>
@@ -6362,20 +6710,23 @@
         </w:tc>
       </w:tr>
       <w:tr>
+        <w:trPr>
+          <w:cantSplit/>
+        </w:trPr>
         <w:tc>
           <w:tcPr>
-            <w:tcW w:type="dxa" w:w="5046"/>
+            <w:tcW w:type="dxa" w:w="5083"/>
             <w:tcMar>
-              <w:top w:w="100" w:type="dxa"/>
-              <w:bottom w:w="100" w:type="dxa"/>
-              <w:left w:w="140" w:type="dxa"/>
-              <w:right w:w="140" w:type="dxa"/>
+              <w:top w:w="30" w:type="dxa"/>
+              <w:bottom w:w="30" w:type="dxa"/>
+              <w:left w:w="80" w:type="dxa"/>
+              <w:right w:w="80" w:type="dxa"/>
             </w:tcMar>
             <w:vAlign w:val="center"/>
           </w:tcPr>
           <w:p>
             <w:pPr>
-              <w:spacing w:after="20" w:line="276" w:lineRule="auto"/>
+              <w:spacing w:after="0" w:line="276" w:lineRule="auto"/>
               <w:jc w:val="right"/>
               <w:bidi w:val="1"/>
             </w:pPr>
@@ -6383,7 +6734,8 @@
               <w:rPr>
                 <w:rFonts w:ascii="Amiri" w:hAnsi="Amiri" w:cs="Amiri" w:eastAsia="Amiri"/>
                 <w:b/>
-                <w:sz w:val="19"/>
+                <w:color w:val="173247"/>
+                <w:sz w:val="17"/>
               </w:rPr>
               <w:t>إجمالي الذمم المدينة القائمة على العملاء</w:t>
             </w:r>
@@ -6391,18 +6743,18 @@
         </w:tc>
         <w:tc>
           <w:tcPr>
-            <w:tcW w:type="dxa" w:w="5046"/>
+            <w:tcW w:type="dxa" w:w="5083"/>
             <w:tcMar>
-              <w:top w:w="100" w:type="dxa"/>
-              <w:bottom w:w="100" w:type="dxa"/>
-              <w:left w:w="140" w:type="dxa"/>
-              <w:right w:w="140" w:type="dxa"/>
+              <w:top w:w="30" w:type="dxa"/>
+              <w:bottom w:w="30" w:type="dxa"/>
+              <w:left w:w="80" w:type="dxa"/>
+              <w:right w:w="80" w:type="dxa"/>
             </w:tcMar>
             <w:vAlign w:val="center"/>
           </w:tcPr>
           <w:p>
             <w:pPr>
-              <w:spacing w:after="20" w:line="276" w:lineRule="auto"/>
+              <w:spacing w:after="0" w:line="276" w:lineRule="auto"/>
               <w:jc w:val="center"/>
               <w:bidi w:val="1"/>
             </w:pPr>
@@ -6410,7 +6762,8 @@
               <w:rPr>
                 <w:rFonts w:ascii="Amiri" w:hAnsi="Amiri" w:cs="Amiri" w:eastAsia="Amiri"/>
                 <w:b w:val="0"/>
-                <w:sz w:val="19"/>
+                <w:color w:val="173247"/>
+                <w:sz w:val="17"/>
               </w:rPr>
               <w:t>3,216,205.70</w:t>
             </w:r>
@@ -6418,18 +6771,18 @@
         </w:tc>
         <w:tc>
           <w:tcPr>
-            <w:tcW w:type="dxa" w:w="5046"/>
+            <w:tcW w:type="dxa" w:w="5083"/>
             <w:tcMar>
-              <w:top w:w="100" w:type="dxa"/>
-              <w:bottom w:w="100" w:type="dxa"/>
-              <w:left w:w="140" w:type="dxa"/>
-              <w:right w:w="140" w:type="dxa"/>
+              <w:top w:w="30" w:type="dxa"/>
+              <w:bottom w:w="30" w:type="dxa"/>
+              <w:left w:w="80" w:type="dxa"/>
+              <w:right w:w="80" w:type="dxa"/>
             </w:tcMar>
             <w:vAlign w:val="center"/>
           </w:tcPr>
           <w:p>
             <w:pPr>
-              <w:spacing w:after="20" w:line="276" w:lineRule="auto"/>
+              <w:spacing w:after="0" w:line="276" w:lineRule="auto"/>
               <w:jc w:val="right"/>
               <w:bidi w:val="1"/>
             </w:pPr>
@@ -6437,7 +6790,8 @@
               <w:rPr>
                 <w:rFonts w:ascii="Amiri" w:hAnsi="Amiri" w:cs="Amiri" w:eastAsia="Amiri"/>
                 <w:b w:val="0"/>
-                <w:sz w:val="19"/>
+                <w:color w:val="173247"/>
+                <w:sz w:val="17"/>
               </w:rPr>
               <w:t>موزعة بالأعمار، ويقدر صافي التحصيل المتوقع بـ 928,265.13 ر.ق</w:t>
             </w:r>
@@ -6445,21 +6799,24 @@
         </w:tc>
       </w:tr>
       <w:tr>
+        <w:trPr>
+          <w:cantSplit/>
+        </w:trPr>
         <w:tc>
           <w:tcPr>
-            <w:tcW w:type="dxa" w:w="5046"/>
+            <w:tcW w:type="dxa" w:w="5083"/>
             <w:shd w:fill="F1F5F7"/>
             <w:tcMar>
-              <w:top w:w="100" w:type="dxa"/>
-              <w:bottom w:w="100" w:type="dxa"/>
-              <w:left w:w="140" w:type="dxa"/>
-              <w:right w:w="140" w:type="dxa"/>
+              <w:top w:w="30" w:type="dxa"/>
+              <w:bottom w:w="30" w:type="dxa"/>
+              <w:left w:w="80" w:type="dxa"/>
+              <w:right w:w="80" w:type="dxa"/>
             </w:tcMar>
             <w:vAlign w:val="center"/>
           </w:tcPr>
           <w:p>
             <w:pPr>
-              <w:spacing w:after="20" w:line="276" w:lineRule="auto"/>
+              <w:spacing w:after="0" w:line="276" w:lineRule="auto"/>
               <w:jc w:val="right"/>
               <w:bidi w:val="1"/>
             </w:pPr>
@@ -6467,7 +6824,8 @@
               <w:rPr>
                 <w:rFonts w:ascii="Amiri" w:hAnsi="Amiri" w:cs="Amiri" w:eastAsia="Amiri"/>
                 <w:b/>
-                <w:sz w:val="19"/>
+                <w:color w:val="173247"/>
+                <w:sz w:val="17"/>
               </w:rPr>
               <w:t>النقد الدفتري بالصندوق والبنك</w:t>
             </w:r>
@@ -6475,19 +6833,19 @@
         </w:tc>
         <w:tc>
           <w:tcPr>
-            <w:tcW w:type="dxa" w:w="5046"/>
+            <w:tcW w:type="dxa" w:w="5083"/>
             <w:shd w:fill="F1F5F7"/>
             <w:tcMar>
-              <w:top w:w="100" w:type="dxa"/>
-              <w:bottom w:w="100" w:type="dxa"/>
-              <w:left w:w="140" w:type="dxa"/>
-              <w:right w:w="140" w:type="dxa"/>
+              <w:top w:w="30" w:type="dxa"/>
+              <w:bottom w:w="30" w:type="dxa"/>
+              <w:left w:w="80" w:type="dxa"/>
+              <w:right w:w="80" w:type="dxa"/>
             </w:tcMar>
             <w:vAlign w:val="center"/>
           </w:tcPr>
           <w:p>
             <w:pPr>
-              <w:spacing w:after="20" w:line="276" w:lineRule="auto"/>
+              <w:spacing w:after="0" w:line="276" w:lineRule="auto"/>
               <w:jc w:val="center"/>
               <w:bidi w:val="1"/>
             </w:pPr>
@@ -6495,7 +6853,8 @@
               <w:rPr>
                 <w:rFonts w:ascii="Amiri" w:hAnsi="Amiri" w:cs="Amiri" w:eastAsia="Amiri"/>
                 <w:b w:val="0"/>
-                <w:sz w:val="19"/>
+                <w:color w:val="173247"/>
+                <w:sz w:val="17"/>
               </w:rPr>
               <w:t>1,635,553.61</w:t>
             </w:r>
@@ -6503,19 +6862,19 @@
         </w:tc>
         <w:tc>
           <w:tcPr>
-            <w:tcW w:type="dxa" w:w="5046"/>
+            <w:tcW w:type="dxa" w:w="5083"/>
             <w:shd w:fill="F1F5F7"/>
             <w:tcMar>
-              <w:top w:w="100" w:type="dxa"/>
-              <w:bottom w:w="100" w:type="dxa"/>
-              <w:left w:w="140" w:type="dxa"/>
-              <w:right w:w="140" w:type="dxa"/>
+              <w:top w:w="30" w:type="dxa"/>
+              <w:bottom w:w="30" w:type="dxa"/>
+              <w:left w:w="80" w:type="dxa"/>
+              <w:right w:w="80" w:type="dxa"/>
             </w:tcMar>
             <w:vAlign w:val="center"/>
           </w:tcPr>
           <w:p>
             <w:pPr>
-              <w:spacing w:after="20" w:line="276" w:lineRule="auto"/>
+              <w:spacing w:after="0" w:line="276" w:lineRule="auto"/>
               <w:jc w:val="right"/>
               <w:bidi w:val="1"/>
             </w:pPr>
@@ -6523,7 +6882,8 @@
               <w:rPr>
                 <w:rFonts w:ascii="Amiri" w:hAnsi="Amiri" w:cs="Amiri" w:eastAsia="Amiri"/>
                 <w:b w:val="0"/>
-                <w:sz w:val="19"/>
+                <w:color w:val="173247"/>
+                <w:sz w:val="17"/>
               </w:rPr>
               <w:t>استُخدم فعلياً في سداد الأقساط والمصاريف وفق الإيضاح رقم (5)</w:t>
             </w:r>
@@ -6533,7 +6893,7 @@
     </w:tbl>
     <w:sectPr>
       <w:pgSz w:w="16838" w:h="11906" w:orient="landscape"/>
-      <w:pgMar w:top="850" w:right="850" w:bottom="850" w:left="850" w:header="720" w:footer="720" w:gutter="0"/>
+      <w:pgMar w:top="567" w:right="794" w:bottom="567" w:left="794" w:header="720" w:footer="720" w:gutter="0"/>
       <w:cols w:space="720"/>
       <w:docGrid w:linePitch="360"/>
     </w:sectPr>
